--- a/ApêndiceA-GestãodoProjeto/FalaCidade_RelatorioGestaoRiscos_v1.docx
+++ b/ApêndiceA-GestãodoProjeto/FalaCidade_RelatorioGestaoRiscos_v1.docx
@@ -12,7 +12,7 @@
       </w:pPr>
       <w:r>
         <w:rPr>
-          <w:rFonts w:ascii="Times New Roman" w:hAnsi="Times New Roman" w:cs="Times New Roman" w:eastAsia="Times New Roman"/>
+          <w:rFonts w:ascii="Arial" w:hAnsi="Arial" w:cs="Arial" w:eastAsia="Times New Roman"/>
           <w:b/>
           <w:color w:val="1f3b73"/>
           <w:sz w:val="32"/>
@@ -21,7 +21,7 @@
       </w:r>
       <w:r>
         <w:rPr>
-          <w:rFonts w:ascii="Times New Roman" w:hAnsi="Times New Roman" w:cs="Times New Roman" w:eastAsia="Times New Roman"/>
+          <w:rFonts w:ascii="Arial" w:hAnsi="Arial" w:cs="Arial" w:eastAsia="Times New Roman"/>
           <w:sz w:val="24"/>
         </w:rPr>
       </w:r>
@@ -36,7 +36,7 @@
       </w:pPr>
       <w:r>
         <w:rPr>
-          <w:rFonts w:ascii="Times New Roman" w:hAnsi="Times New Roman" w:cs="Times New Roman" w:eastAsia="Times New Roman"/>
+          <w:rFonts w:ascii="Arial" w:hAnsi="Arial" w:cs="Arial" w:eastAsia="Times New Roman"/>
           <w:b/>
           <w:sz w:val="24"/>
         </w:rPr>
@@ -46,7 +46,7 @@
       </w:r>
       <w:r>
         <w:rPr>
-          <w:rFonts w:ascii="Times New Roman" w:hAnsi="Times New Roman" w:cs="Times New Roman" w:eastAsia="Times New Roman"/>
+          <w:rFonts w:ascii="Arial" w:hAnsi="Arial" w:cs="Arial" w:eastAsia="Times New Roman"/>
           <w:sz w:val="24"/>
         </w:rPr>
       </w:r>
@@ -61,7 +61,7 @@
       </w:pPr>
       <w:r>
         <w:rPr>
-          <w:rFonts w:ascii="Times New Roman" w:hAnsi="Times New Roman" w:cs="Times New Roman" w:eastAsia="Times New Roman"/>
+          <w:rFonts w:ascii="Arial" w:hAnsi="Arial" w:cs="Arial" w:eastAsia="Times New Roman"/>
           <w:color w:val="595959"/>
           <w:sz w:val="24"/>
         </w:rPr>
@@ -71,7 +71,7 @@
       </w:r>
       <w:r>
         <w:rPr>
-          <w:rFonts w:ascii="Times New Roman" w:hAnsi="Times New Roman" w:cs="Times New Roman" w:eastAsia="Times New Roman"/>
+          <w:rFonts w:ascii="Arial" w:hAnsi="Arial" w:cs="Arial" w:eastAsia="Times New Roman"/>
           <w:sz w:val="24"/>
         </w:rPr>
       </w:r>
@@ -85,7 +85,7 @@
       </w:pPr>
       <w:r>
         <w:rPr>
-          <w:rFonts w:ascii="Times New Roman" w:hAnsi="Times New Roman" w:cs="Times New Roman" w:eastAsia="Times New Roman"/>
+          <w:rFonts w:ascii="Arial" w:hAnsi="Arial" w:cs="Arial" w:eastAsia="Times New Roman"/>
           <w:b/>
           <w:color w:val="1f3b73"/>
           <w:sz w:val="24"/>
@@ -94,7 +94,7 @@
       </w:r>
       <w:r>
         <w:rPr>
-          <w:rFonts w:ascii="Times New Roman" w:hAnsi="Times New Roman" w:cs="Times New Roman" w:eastAsia="Times New Roman"/>
+          <w:rFonts w:ascii="Arial" w:hAnsi="Arial" w:cs="Arial" w:eastAsia="Times New Roman"/>
           <w:sz w:val="24"/>
         </w:rPr>
       </w:r>
@@ -109,28 +109,28 @@
       </w:pPr>
       <w:r>
         <w:rPr>
-          <w:rFonts w:ascii="Times New Roman" w:hAnsi="Times New Roman" w:cs="Times New Roman" w:eastAsia="Times New Roman"/>
+          <w:rFonts w:ascii="Arial" w:hAnsi="Arial" w:cs="Arial" w:eastAsia="Times New Roman"/>
           <w:sz w:val="24"/>
         </w:rPr>
         <w:t xml:space="preserve">O Fala, Cidade! é uma plataforma web progressiva (PWA) que permite ao cidadão de Santa Rita do Sapucaí registrar ocorrências de ze</w:t>
       </w:r>
       <w:r>
         <w:rPr>
-          <w:rFonts w:ascii="Times New Roman" w:hAnsi="Times New Roman" w:cs="Times New Roman" w:eastAsia="Times New Roman"/>
+          <w:rFonts w:ascii="Arial" w:hAnsi="Arial" w:cs="Arial" w:eastAsia="Times New Roman"/>
           <w:sz w:val="24"/>
         </w:rPr>
         <w:t xml:space="preserve">ladoria urbana — vias danificadas, iluminação pública deficiente, descarte irregular de resíduos e má conservação de espaços públicos — de forma identificada ou anônima, com foto e geolocalização, e acompanhar o andamento por meio de um número de protocolo</w:t>
       </w:r>
       <w:r>
         <w:rPr>
-          <w:rFonts w:ascii="Times New Roman" w:hAnsi="Times New Roman" w:cs="Times New Roman" w:eastAsia="Times New Roman"/>
+          <w:rFonts w:ascii="Arial" w:hAnsi="Arial" w:cs="Arial" w:eastAsia="Times New Roman"/>
           <w:sz w:val="24"/>
         </w:rPr>
         <w:t xml:space="preserve">. À administração municipal, o sistema oferece painel de gestão, priorização automática de demandas e relatórios gerenciais. A solução é construída em Java 21 / Spring Boot 3, Angular 19.2 e PostgreSQL 18, sob o framework Scrum e ciclo de vida incremental.</w:t>
       </w:r>
       <w:r>
         <w:rPr>
-          <w:rFonts w:ascii="Times New Roman" w:hAnsi="Times New Roman" w:cs="Times New Roman" w:eastAsia="Times New Roman"/>
+          <w:rFonts w:ascii="Arial" w:hAnsi="Arial" w:cs="Arial" w:eastAsia="Times New Roman"/>
           <w:sz w:val="24"/>
         </w:rPr>
       </w:r>
@@ -145,7 +145,7 @@
       </w:pPr>
       <w:r>
         <w:rPr>
-          <w:rFonts w:ascii="Times New Roman" w:hAnsi="Times New Roman" w:cs="Times New Roman" w:eastAsia="Times New Roman"/>
+          <w:rFonts w:ascii="Arial" w:hAnsi="Arial" w:cs="Arial" w:eastAsia="Times New Roman"/>
           <w:sz w:val="24"/>
         </w:rPr>
         <w:t>O projeto encontra-se na Fase 4 do Projeto Final de Curso. A Fase 3 foi entregue em 05/09/2026 com todos os requisitos funcionais implementados — à exceção do RF18, em implementação parcial — e 232 casos de teste automatizados executados sem falhas. Restam como marcos a preparação da apresentação (20 a 25/09/2026), a publicação do sistema (26 a 30/09/2026) e a apresentação na FAITEC 2026 (01 a 03/10/2026). Este relatório avalia os riscos que incidem sobre esse horizonte final.</w:t>
@@ -160,14 +160,14 @@
       </w:pPr>
       <w:r>
         <w:rPr>
-          <w:rFonts w:ascii="Times New Roman" w:hAnsi="Times New Roman" w:cs="Times New Roman" w:eastAsia="Times New Roman"/>
+          <w:rFonts w:ascii="Arial" w:hAnsi="Arial" w:cs="Arial" w:eastAsia="Times New Roman"/>
           <w:sz w:val="24"/>
         </w:rPr>
         <w:br w:type="page" w:clear="all"/>
       </w:r>
       <w:r>
         <w:rPr>
-          <w:rFonts w:ascii="Times New Roman" w:hAnsi="Times New Roman" w:cs="Times New Roman" w:eastAsia="Times New Roman"/>
+          <w:rFonts w:ascii="Arial" w:hAnsi="Arial" w:cs="Arial" w:eastAsia="Times New Roman"/>
           <w:sz w:val="24"/>
         </w:rPr>
       </w:r>
@@ -182,7 +182,7 @@
       </w:pPr>
       <w:r>
         <w:rPr>
-          <w:rFonts w:ascii="Times New Roman" w:hAnsi="Times New Roman" w:cs="Times New Roman" w:eastAsia="Times New Roman"/>
+          <w:rFonts w:ascii="Arial" w:hAnsi="Arial" w:cs="Arial" w:eastAsia="Times New Roman"/>
           <w:b/>
           <w:color w:val="1f3b73"/>
           <w:sz w:val="28"/>
@@ -191,7 +191,7 @@
       </w:r>
       <w:r>
         <w:rPr>
-          <w:rFonts w:ascii="Times New Roman" w:hAnsi="Times New Roman" w:cs="Times New Roman" w:eastAsia="Times New Roman"/>
+          <w:rFonts w:ascii="Arial" w:hAnsi="Arial" w:cs="Arial" w:eastAsia="Times New Roman"/>
           <w:sz w:val="24"/>
         </w:rPr>
       </w:r>
@@ -205,7 +205,7 @@
       </w:pPr>
       <w:r>
         <w:rPr>
-          <w:rFonts w:ascii="Times New Roman" w:hAnsi="Times New Roman" w:cs="Times New Roman" w:eastAsia="Times New Roman"/>
+          <w:rFonts w:ascii="Arial" w:hAnsi="Arial" w:cs="Arial" w:eastAsia="Times New Roman"/>
           <w:b/>
           <w:color w:val="1f3b73"/>
           <w:sz w:val="24"/>
@@ -214,7 +214,7 @@
       </w:r>
       <w:r>
         <w:rPr>
-          <w:rFonts w:ascii="Times New Roman" w:hAnsi="Times New Roman" w:cs="Times New Roman" w:eastAsia="Times New Roman"/>
+          <w:rFonts w:ascii="Arial" w:hAnsi="Arial" w:cs="Arial" w:eastAsia="Times New Roman"/>
           <w:sz w:val="24"/>
         </w:rPr>
       </w:r>
@@ -229,14 +229,14 @@
       </w:pPr>
       <w:r>
         <w:rPr>
-          <w:rFonts w:ascii="Times New Roman" w:hAnsi="Times New Roman" w:cs="Times New Roman" w:eastAsia="Times New Roman"/>
+          <w:rFonts w:ascii="Arial" w:hAnsi="Arial" w:cs="Arial" w:eastAsia="Times New Roman"/>
           <w:sz w:val="24"/>
         </w:rPr>
         <w:t xml:space="preserve">A matriz SWOT foi empregada como ferramenta de identificação: as Fraquezas e as Ameaças apontam diretamente as fontes de risco negativo, enquanto Forças e Oportunidades indicam os recursos disponíveis para responder a elas.</w:t>
       </w:r>
       <w:r>
         <w:rPr>
-          <w:rFonts w:ascii="Times New Roman" w:hAnsi="Times New Roman" w:cs="Times New Roman" w:eastAsia="Times New Roman"/>
+          <w:rFonts w:ascii="Arial" w:hAnsi="Arial" w:cs="Arial" w:eastAsia="Times New Roman"/>
           <w:sz w:val="24"/>
         </w:rPr>
       </w:r>
@@ -271,7 +271,7 @@
             </w:pPr>
             <w:r>
               <w:rPr>
-                <w:rFonts w:ascii="Times New Roman" w:hAnsi="Times New Roman" w:cs="Times New Roman" w:eastAsia="Times New Roman"/>
+                <w:rFonts w:ascii="Arial" w:hAnsi="Arial" w:cs="Arial" w:eastAsia="Times New Roman"/>
                 <w:b/>
                 <w:sz w:val="20"/>
               </w:rPr>
@@ -279,7 +279,7 @@
             </w:r>
             <w:r>
               <w:rPr>
-                <w:rFonts w:ascii="Times New Roman" w:hAnsi="Times New Roman" w:cs="Times New Roman" w:eastAsia="Times New Roman"/>
+                <w:rFonts w:ascii="Arial" w:hAnsi="Arial" w:cs="Arial" w:eastAsia="Times New Roman"/>
                 <w:sz w:val="20"/>
               </w:rPr>
             </w:r>
@@ -294,7 +294,7 @@
             </w:pPr>
             <w:r>
               <w:rPr>
-                <w:rFonts w:ascii="Times New Roman" w:hAnsi="Times New Roman" w:cs="Times New Roman" w:eastAsia="Times New Roman"/>
+                <w:rFonts w:ascii="Arial" w:hAnsi="Arial" w:cs="Arial" w:eastAsia="Times New Roman"/>
                 <w:sz w:val="20"/>
               </w:rPr>
               <w:t>Sistema já codificado e funcional: todos os requisitos funcionais implementados (RF18 parcial) e 232 testes automatizados sem falhas</w:t>
@@ -310,14 +310,14 @@
             </w:pPr>
             <w:r>
               <w:rPr>
-                <w:rFonts w:ascii="Times New Roman" w:hAnsi="Times New Roman" w:cs="Times New Roman" w:eastAsia="Times New Roman"/>
+                <w:rFonts w:ascii="Arial" w:hAnsi="Arial" w:cs="Arial" w:eastAsia="Times New Roman"/>
                 <w:sz w:val="20"/>
               </w:rPr>
               <w:t xml:space="preserve">Documentação técnica madura, versionada no Git/GitHub e aprovada na banca de qualificação (18/06/2026)</w:t>
             </w:r>
             <w:r>
               <w:rPr>
-                <w:rFonts w:ascii="Times New Roman" w:hAnsi="Times New Roman" w:cs="Times New Roman" w:eastAsia="Times New Roman"/>
+                <w:rFonts w:ascii="Arial" w:hAnsi="Arial" w:cs="Arial" w:eastAsia="Times New Roman"/>
                 <w:sz w:val="20"/>
               </w:rPr>
             </w:r>
@@ -332,14 +332,14 @@
             </w:pPr>
             <w:r>
               <w:rPr>
-                <w:rFonts w:ascii="Times New Roman" w:hAnsi="Times New Roman" w:cs="Times New Roman" w:eastAsia="Times New Roman"/>
+                <w:rFonts w:ascii="Arial" w:hAnsi="Arial" w:cs="Arial" w:eastAsia="Times New Roman"/>
                 <w:sz w:val="20"/>
               </w:rPr>
               <w:t xml:space="preserve">Equipe com papéis de configuração definidos e rotina consolidada de sprints, reviews e retrospectivas (Scrum)</w:t>
             </w:r>
             <w:r>
               <w:rPr>
-                <w:rFonts w:ascii="Times New Roman" w:hAnsi="Times New Roman" w:cs="Times New Roman" w:eastAsia="Times New Roman"/>
+                <w:rFonts w:ascii="Arial" w:hAnsi="Arial" w:cs="Arial" w:eastAsia="Times New Roman"/>
                 <w:sz w:val="20"/>
               </w:rPr>
             </w:r>
@@ -354,14 +354,14 @@
             </w:pPr>
             <w:r>
               <w:rPr>
-                <w:rFonts w:ascii="Times New Roman" w:hAnsi="Times New Roman" w:cs="Times New Roman" w:eastAsia="Times New Roman"/>
+                <w:rFonts w:ascii="Arial" w:hAnsi="Arial" w:cs="Arial" w:eastAsia="Times New Roman"/>
                 <w:sz w:val="20"/>
               </w:rPr>
               <w:t xml:space="preserve">Arquitetura moderna e de custo praticamente nulo (Java 21, Spring Boot 3, Angular 19.2, PostgreSQL 18, PWA)</w:t>
             </w:r>
             <w:r>
               <w:rPr>
-                <w:rFonts w:ascii="Times New Roman" w:hAnsi="Times New Roman" w:cs="Times New Roman" w:eastAsia="Times New Roman"/>
+                <w:rFonts w:ascii="Arial" w:hAnsi="Arial" w:cs="Arial" w:eastAsia="Times New Roman"/>
                 <w:sz w:val="20"/>
               </w:rPr>
             </w:r>
@@ -376,14 +376,14 @@
             </w:pPr>
             <w:r>
               <w:rPr>
-                <w:rFonts w:ascii="Times New Roman" w:hAnsi="Times New Roman" w:cs="Times New Roman" w:eastAsia="Times New Roman"/>
+                <w:rFonts w:ascii="Arial" w:hAnsi="Arial" w:cs="Arial" w:eastAsia="Times New Roman"/>
                 <w:sz w:val="20"/>
               </w:rPr>
               <w:t xml:space="preserve">Conformidade com a LGPD prevista desde a especificação (registro anônimo e aceite de termos)</w:t>
             </w:r>
             <w:r>
               <w:rPr>
-                <w:rFonts w:ascii="Times New Roman" w:hAnsi="Times New Roman" w:cs="Times New Roman" w:eastAsia="Times New Roman"/>
+                <w:rFonts w:ascii="Arial" w:hAnsi="Arial" w:cs="Arial" w:eastAsia="Times New Roman"/>
                 <w:sz w:val="20"/>
               </w:rPr>
             </w:r>
@@ -405,7 +405,7 @@
             </w:pPr>
             <w:r>
               <w:rPr>
-                <w:rFonts w:ascii="Times New Roman" w:hAnsi="Times New Roman" w:cs="Times New Roman" w:eastAsia="Times New Roman"/>
+                <w:rFonts w:ascii="Arial" w:hAnsi="Arial" w:cs="Arial" w:eastAsia="Times New Roman"/>
                 <w:b/>
                 <w:sz w:val="20"/>
               </w:rPr>
@@ -413,7 +413,7 @@
             </w:r>
             <w:r>
               <w:rPr>
-                <w:rFonts w:ascii="Times New Roman" w:hAnsi="Times New Roman" w:cs="Times New Roman" w:eastAsia="Times New Roman"/>
+                <w:rFonts w:ascii="Arial" w:hAnsi="Arial" w:cs="Arial" w:eastAsia="Times New Roman"/>
                 <w:sz w:val="20"/>
               </w:rPr>
             </w:r>
@@ -428,14 +428,14 @@
             </w:pPr>
             <w:r>
               <w:rPr>
-                <w:rFonts w:ascii="Times New Roman" w:hAnsi="Times New Roman" w:cs="Times New Roman" w:eastAsia="Times New Roman"/>
+                <w:rFonts w:ascii="Arial" w:hAnsi="Arial" w:cs="Arial" w:eastAsia="Times New Roman"/>
                 <w:sz w:val="20"/>
               </w:rPr>
               <w:t xml:space="preserve">Equipe reduzida (3 integrantes) com conhecimento concentrado: a camada de persistência em JDBC puro, sem ORM, é dominada por um único integrante</w:t>
             </w:r>
             <w:r>
               <w:rPr>
-                <w:rFonts w:ascii="Times New Roman" w:hAnsi="Times New Roman" w:cs="Times New Roman" w:eastAsia="Times New Roman"/>
+                <w:rFonts w:ascii="Arial" w:hAnsi="Arial" w:cs="Arial" w:eastAsia="Times New Roman"/>
                 <w:sz w:val="20"/>
               </w:rPr>
             </w:r>
@@ -450,14 +450,14 @@
             </w:pPr>
             <w:r>
               <w:rPr>
-                <w:rFonts w:ascii="Times New Roman" w:hAnsi="Times New Roman" w:cs="Times New Roman" w:eastAsia="Times New Roman"/>
+                <w:rFonts w:ascii="Arial" w:hAnsi="Arial" w:cs="Arial" w:eastAsia="Times New Roman"/>
                 <w:sz w:val="20"/>
               </w:rPr>
               <w:t xml:space="preserve">Dependência de serviços gratuitos de terceiros com limites rígidos (Nominatim a 1 requisição por segundo, Cloudinary, SMTP, túneis ngrok)</w:t>
             </w:r>
             <w:r>
               <w:rPr>
-                <w:rFonts w:ascii="Times New Roman" w:hAnsi="Times New Roman" w:cs="Times New Roman" w:eastAsia="Times New Roman"/>
+                <w:rFonts w:ascii="Arial" w:hAnsi="Arial" w:cs="Arial" w:eastAsia="Times New Roman"/>
                 <w:sz w:val="20"/>
               </w:rPr>
             </w:r>
@@ -472,14 +472,14 @@
             </w:pPr>
             <w:r>
               <w:rPr>
-                <w:rFonts w:ascii="Times New Roman" w:hAnsi="Times New Roman" w:cs="Times New Roman" w:eastAsia="Times New Roman"/>
+                <w:rFonts w:ascii="Arial" w:hAnsi="Arial" w:cs="Arial" w:eastAsia="Times New Roman"/>
                 <w:sz w:val="20"/>
               </w:rPr>
               <w:t xml:space="preserve">Ausência de ambiente de produção definitivo e de pipeline de implantação automatizada</w:t>
             </w:r>
             <w:r>
               <w:rPr>
-                <w:rFonts w:ascii="Times New Roman" w:hAnsi="Times New Roman" w:cs="Times New Roman" w:eastAsia="Times New Roman"/>
+                <w:rFonts w:ascii="Arial" w:hAnsi="Arial" w:cs="Arial" w:eastAsia="Times New Roman"/>
                 <w:sz w:val="20"/>
               </w:rPr>
             </w:r>
@@ -494,14 +494,14 @@
             </w:pPr>
             <w:r>
               <w:rPr>
-                <w:rFonts w:ascii="Times New Roman" w:hAnsi="Times New Roman" w:cs="Times New Roman" w:eastAsia="Times New Roman"/>
+                <w:rFonts w:ascii="Arial" w:hAnsi="Arial" w:cs="Arial" w:eastAsia="Times New Roman"/>
                 <w:sz w:val="20"/>
               </w:rPr>
               <w:t xml:space="preserve">Credenciais e segredo JWT mantidos fora do versionamento e distribuídos manualmente, sem cofre de segredos</w:t>
             </w:r>
             <w:r>
               <w:rPr>
-                <w:rFonts w:ascii="Times New Roman" w:hAnsi="Times New Roman" w:cs="Times New Roman" w:eastAsia="Times New Roman"/>
+                <w:rFonts w:ascii="Arial" w:hAnsi="Arial" w:cs="Arial" w:eastAsia="Times New Roman"/>
                 <w:sz w:val="20"/>
               </w:rPr>
             </w:r>
@@ -520,13 +520,13 @@
             </w:pPr>
             <w:r>
               <w:rPr>
-                <w:rFonts w:ascii="Times New Roman" w:hAnsi="Times New Roman" w:cs="Times New Roman" w:eastAsia="Times New Roman"/>
+                <w:rFonts w:ascii="Arial" w:hAnsi="Arial" w:cs="Arial" w:eastAsia="Times New Roman"/>
                 <w:sz w:val="20"/>
               </w:rPr>
             </w:r>
             <w:r>
               <w:rPr>
-                <w:rFonts w:ascii="Times New Roman" w:hAnsi="Times New Roman" w:cs="Times New Roman" w:eastAsia="Times New Roman"/>
+                <w:rFonts w:ascii="Arial" w:hAnsi="Arial" w:cs="Arial" w:eastAsia="Times New Roman"/>
                 <w:sz w:val="20"/>
               </w:rPr>
             </w:r>
@@ -551,7 +551,7 @@
             </w:pPr>
             <w:r>
               <w:rPr>
-                <w:rFonts w:ascii="Times New Roman" w:hAnsi="Times New Roman" w:cs="Times New Roman" w:eastAsia="Times New Roman"/>
+                <w:rFonts w:ascii="Arial" w:hAnsi="Arial" w:cs="Arial" w:eastAsia="Times New Roman"/>
                 <w:b/>
                 <w:sz w:val="20"/>
               </w:rPr>
@@ -559,7 +559,7 @@
             </w:r>
             <w:r>
               <w:rPr>
-                <w:rFonts w:ascii="Times New Roman" w:hAnsi="Times New Roman" w:cs="Times New Roman" w:eastAsia="Times New Roman"/>
+                <w:rFonts w:ascii="Arial" w:hAnsi="Arial" w:cs="Arial" w:eastAsia="Times New Roman"/>
                 <w:sz w:val="20"/>
               </w:rPr>
             </w:r>
@@ -574,14 +574,14 @@
             </w:pPr>
             <w:r>
               <w:rPr>
-                <w:rFonts w:ascii="Times New Roman" w:hAnsi="Times New Roman" w:cs="Times New Roman" w:eastAsia="Times New Roman"/>
+                <w:rFonts w:ascii="Arial" w:hAnsi="Arial" w:cs="Arial" w:eastAsia="Times New Roman"/>
                 <w:sz w:val="20"/>
               </w:rPr>
               <w:t xml:space="preserve">Vitrine da FAITEC 2026 para despertar o interesse da Prefeitura de Santa Rita do Sapucaí</w:t>
             </w:r>
             <w:r>
               <w:rPr>
-                <w:rFonts w:ascii="Times New Roman" w:hAnsi="Times New Roman" w:cs="Times New Roman" w:eastAsia="Times New Roman"/>
+                <w:rFonts w:ascii="Arial" w:hAnsi="Arial" w:cs="Arial" w:eastAsia="Times New Roman"/>
                 <w:sz w:val="20"/>
               </w:rPr>
             </w:r>
@@ -596,14 +596,14 @@
             </w:pPr>
             <w:r>
               <w:rPr>
-                <w:rFonts w:ascii="Times New Roman" w:hAnsi="Times New Roman" w:cs="Times New Roman" w:eastAsia="Times New Roman"/>
+                <w:rFonts w:ascii="Arial" w:hAnsi="Arial" w:cs="Arial" w:eastAsia="Times New Roman"/>
                 <w:sz w:val="20"/>
               </w:rPr>
               <w:t xml:space="preserve">Aderência ao ODS 11 (cidades e comunidades sustentáveis), favorecendo apoio institucional</w:t>
             </w:r>
             <w:r>
               <w:rPr>
-                <w:rFonts w:ascii="Times New Roman" w:hAnsi="Times New Roman" w:cs="Times New Roman" w:eastAsia="Times New Roman"/>
+                <w:rFonts w:ascii="Arial" w:hAnsi="Arial" w:cs="Arial" w:eastAsia="Times New Roman"/>
                 <w:sz w:val="20"/>
               </w:rPr>
             </w:r>
@@ -618,14 +618,14 @@
             </w:pPr>
             <w:r>
               <w:rPr>
-                <w:rFonts w:ascii="Times New Roman" w:hAnsi="Times New Roman" w:cs="Times New Roman" w:eastAsia="Times New Roman"/>
+                <w:rFonts w:ascii="Arial" w:hAnsi="Arial" w:cs="Arial" w:eastAsia="Times New Roman"/>
                 <w:sz w:val="20"/>
               </w:rPr>
               <w:t xml:space="preserve">Continuidade da iniciativa como projeto de extensão à comunidade (Apêndice L)</w:t>
             </w:r>
             <w:r>
               <w:rPr>
-                <w:rFonts w:ascii="Times New Roman" w:hAnsi="Times New Roman" w:cs="Times New Roman" w:eastAsia="Times New Roman"/>
+                <w:rFonts w:ascii="Arial" w:hAnsi="Arial" w:cs="Arial" w:eastAsia="Times New Roman"/>
                 <w:sz w:val="20"/>
               </w:rPr>
             </w:r>
@@ -640,14 +640,14 @@
             </w:pPr>
             <w:r>
               <w:rPr>
-                <w:rFonts w:ascii="Times New Roman" w:hAnsi="Times New Roman" w:cs="Times New Roman" w:eastAsia="Times New Roman"/>
+                <w:rFonts w:ascii="Arial" w:hAnsi="Arial" w:cs="Arial" w:eastAsia="Times New Roman"/>
                 <w:sz w:val="20"/>
               </w:rPr>
               <w:t xml:space="preserve">Base PWA permite alcance em dispositivos móveis sem custo de publicação em lojas de aplicativos</w:t>
             </w:r>
             <w:r>
               <w:rPr>
-                <w:rFonts w:ascii="Times New Roman" w:hAnsi="Times New Roman" w:cs="Times New Roman" w:eastAsia="Times New Roman"/>
+                <w:rFonts w:ascii="Arial" w:hAnsi="Arial" w:cs="Arial" w:eastAsia="Times New Roman"/>
                 <w:sz w:val="20"/>
               </w:rPr>
             </w:r>
@@ -662,14 +662,14 @@
             </w:pPr>
             <w:r>
               <w:rPr>
-                <w:rFonts w:ascii="Times New Roman" w:hAnsi="Times New Roman" w:cs="Times New Roman" w:eastAsia="Times New Roman"/>
+                <w:rFonts w:ascii="Arial" w:hAnsi="Arial" w:cs="Arial" w:eastAsia="Times New Roman"/>
                 <w:sz w:val="20"/>
               </w:rPr>
               <w:t xml:space="preserve">Demanda crescente da população por canais digitais de atendimento público</w:t>
             </w:r>
             <w:r>
               <w:rPr>
-                <w:rFonts w:ascii="Times New Roman" w:hAnsi="Times New Roman" w:cs="Times New Roman" w:eastAsia="Times New Roman"/>
+                <w:rFonts w:ascii="Arial" w:hAnsi="Arial" w:cs="Arial" w:eastAsia="Times New Roman"/>
                 <w:sz w:val="20"/>
               </w:rPr>
             </w:r>
@@ -691,7 +691,7 @@
             </w:pPr>
             <w:r>
               <w:rPr>
-                <w:rFonts w:ascii="Times New Roman" w:hAnsi="Times New Roman" w:cs="Times New Roman" w:eastAsia="Times New Roman"/>
+                <w:rFonts w:ascii="Arial" w:hAnsi="Arial" w:cs="Arial" w:eastAsia="Times New Roman"/>
                 <w:b/>
                 <w:sz w:val="20"/>
               </w:rPr>
@@ -699,7 +699,7 @@
             </w:r>
             <w:r>
               <w:rPr>
-                <w:rFonts w:ascii="Times New Roman" w:hAnsi="Times New Roman" w:cs="Times New Roman" w:eastAsia="Times New Roman"/>
+                <w:rFonts w:ascii="Arial" w:hAnsi="Arial" w:cs="Arial" w:eastAsia="Times New Roman"/>
                 <w:sz w:val="20"/>
               </w:rPr>
             </w:r>
@@ -714,14 +714,14 @@
             </w:pPr>
             <w:r>
               <w:rPr>
-                <w:rFonts w:ascii="Times New Roman" w:hAnsi="Times New Roman" w:cs="Times New Roman" w:eastAsia="Times New Roman"/>
+                <w:rFonts w:ascii="Arial" w:hAnsi="Arial" w:cs="Arial" w:eastAsia="Times New Roman"/>
                 <w:sz w:val="20"/>
               </w:rPr>
               <w:t xml:space="preserve">Mudança de política, cobrança ou indisponibilidade dos serviços gratuitos externos</w:t>
             </w:r>
             <w:r>
               <w:rPr>
-                <w:rFonts w:ascii="Times New Roman" w:hAnsi="Times New Roman" w:cs="Times New Roman" w:eastAsia="Times New Roman"/>
+                <w:rFonts w:ascii="Arial" w:hAnsi="Arial" w:cs="Arial" w:eastAsia="Times New Roman"/>
                 <w:sz w:val="20"/>
               </w:rPr>
             </w:r>
@@ -736,14 +736,14 @@
             </w:pPr>
             <w:r>
               <w:rPr>
-                <w:rFonts w:ascii="Times New Roman" w:hAnsi="Times New Roman" w:cs="Times New Roman" w:eastAsia="Times New Roman"/>
+                <w:rFonts w:ascii="Arial" w:hAnsi="Arial" w:cs="Arial" w:eastAsia="Times New Roman"/>
                 <w:sz w:val="20"/>
               </w:rPr>
               <w:t xml:space="preserve">Exigências da LGPD sobre dados pessoais e de geolocalização dos cidadãos</w:t>
             </w:r>
             <w:r>
               <w:rPr>
-                <w:rFonts w:ascii="Times New Roman" w:hAnsi="Times New Roman" w:cs="Times New Roman" w:eastAsia="Times New Roman"/>
+                <w:rFonts w:ascii="Arial" w:hAnsi="Arial" w:cs="Arial" w:eastAsia="Times New Roman"/>
                 <w:sz w:val="20"/>
               </w:rPr>
             </w:r>
@@ -758,14 +758,14 @@
             </w:pPr>
             <w:r>
               <w:rPr>
-                <w:rFonts w:ascii="Times New Roman" w:hAnsi="Times New Roman" w:cs="Times New Roman" w:eastAsia="Times New Roman"/>
+                <w:rFonts w:ascii="Arial" w:hAnsi="Arial" w:cs="Arial" w:eastAsia="Times New Roman"/>
                 <w:sz w:val="20"/>
               </w:rPr>
               <w:t xml:space="preserve">Plataformas concorrentes já consolidadas (Colab, e-Ouve)</w:t>
             </w:r>
             <w:r>
               <w:rPr>
-                <w:rFonts w:ascii="Times New Roman" w:hAnsi="Times New Roman" w:cs="Times New Roman" w:eastAsia="Times New Roman"/>
+                <w:rFonts w:ascii="Arial" w:hAnsi="Arial" w:cs="Arial" w:eastAsia="Times New Roman"/>
                 <w:sz w:val="20"/>
               </w:rPr>
             </w:r>
@@ -780,14 +780,14 @@
             </w:pPr>
             <w:r>
               <w:rPr>
-                <w:rFonts w:ascii="Times New Roman" w:hAnsi="Times New Roman" w:cs="Times New Roman" w:eastAsia="Times New Roman"/>
+                <w:rFonts w:ascii="Arial" w:hAnsi="Arial" w:cs="Arial" w:eastAsia="Times New Roman"/>
                 <w:sz w:val="20"/>
               </w:rPr>
               <w:t xml:space="preserve">Falhas de rede ou de energia no ambiente da FAITEC no dia da demonstração</w:t>
             </w:r>
             <w:r>
               <w:rPr>
-                <w:rFonts w:ascii="Times New Roman" w:hAnsi="Times New Roman" w:cs="Times New Roman" w:eastAsia="Times New Roman"/>
+                <w:rFonts w:ascii="Arial" w:hAnsi="Arial" w:cs="Arial" w:eastAsia="Times New Roman"/>
                 <w:sz w:val="20"/>
               </w:rPr>
             </w:r>
@@ -802,14 +802,14 @@
             </w:pPr>
             <w:r>
               <w:rPr>
-                <w:rFonts w:ascii="Times New Roman" w:hAnsi="Times New Roman" w:cs="Times New Roman" w:eastAsia="Times New Roman"/>
+                <w:rFonts w:ascii="Arial" w:hAnsi="Arial" w:cs="Arial" w:eastAsia="Times New Roman"/>
                 <w:sz w:val="20"/>
               </w:rPr>
               <w:t xml:space="preserve">Sobreposição do calendário do PFC com as demais disciplinas e avaliações do 8º período</w:t>
             </w:r>
             <w:r>
               <w:rPr>
-                <w:rFonts w:ascii="Times New Roman" w:hAnsi="Times New Roman" w:cs="Times New Roman" w:eastAsia="Times New Roman"/>
+                <w:rFonts w:ascii="Arial" w:hAnsi="Arial" w:cs="Arial" w:eastAsia="Times New Roman"/>
                 <w:sz w:val="20"/>
               </w:rPr>
             </w:r>
@@ -826,13 +826,13 @@
       </w:pPr>
       <w:r>
         <w:rPr>
-          <w:rFonts w:ascii="Times New Roman" w:hAnsi="Times New Roman" w:cs="Times New Roman" w:eastAsia="Times New Roman"/>
+          <w:rFonts w:ascii="Arial" w:hAnsi="Arial" w:cs="Arial" w:eastAsia="Times New Roman"/>
           <w:sz w:val="24"/>
         </w:rPr>
       </w:r>
       <w:r>
         <w:rPr>
-          <w:rFonts w:ascii="Times New Roman" w:hAnsi="Times New Roman" w:cs="Times New Roman" w:eastAsia="Times New Roman"/>
+          <w:rFonts w:ascii="Arial" w:hAnsi="Arial" w:cs="Arial" w:eastAsia="Times New Roman"/>
           <w:sz w:val="24"/>
         </w:rPr>
       </w:r>
@@ -846,7 +846,7 @@
       </w:pPr>
       <w:r>
         <w:rPr>
-          <w:rFonts w:ascii="Times New Roman" w:hAnsi="Times New Roman" w:cs="Times New Roman" w:eastAsia="Times New Roman"/>
+          <w:rFonts w:ascii="Arial" w:hAnsi="Arial" w:cs="Arial" w:eastAsia="Times New Roman"/>
           <w:b/>
           <w:color w:val="1f3b73"/>
           <w:sz w:val="24"/>
@@ -855,7 +855,7 @@
       </w:r>
       <w:r>
         <w:rPr>
-          <w:rFonts w:ascii="Times New Roman" w:hAnsi="Times New Roman" w:cs="Times New Roman" w:eastAsia="Times New Roman"/>
+          <w:rFonts w:ascii="Arial" w:hAnsi="Arial" w:cs="Arial" w:eastAsia="Times New Roman"/>
           <w:sz w:val="24"/>
         </w:rPr>
       </w:r>
@@ -870,14 +870,14 @@
       </w:pPr>
       <w:r>
         <w:rPr>
-          <w:rFonts w:ascii="Times New Roman" w:hAnsi="Times New Roman" w:cs="Times New Roman" w:eastAsia="Times New Roman"/>
+          <w:rFonts w:ascii="Arial" w:hAnsi="Arial" w:cs="Arial" w:eastAsia="Times New Roman"/>
           <w:sz w:val="24"/>
         </w:rPr>
         <w:t xml:space="preserve">Do cruzamento dos quadrantes derivaram-se nove riscos. A coluna “Origem na SWOT” torna explícita a rastreabilidade entre a ferramenta de identificação e cada risco levantado.</w:t>
       </w:r>
       <w:r>
         <w:rPr>
-          <w:rFonts w:ascii="Times New Roman" w:hAnsi="Times New Roman" w:cs="Times New Roman" w:eastAsia="Times New Roman"/>
+          <w:rFonts w:ascii="Arial" w:hAnsi="Arial" w:cs="Arial" w:eastAsia="Times New Roman"/>
           <w:sz w:val="24"/>
         </w:rPr>
       </w:r>
@@ -914,7 +914,7 @@
             </w:pPr>
             <w:r>
               <w:rPr>
-                <w:rFonts w:ascii="Times New Roman" w:hAnsi="Times New Roman" w:cs="Times New Roman" w:eastAsia="Times New Roman"/>
+                <w:rFonts w:ascii="Arial" w:hAnsi="Arial" w:cs="Arial" w:eastAsia="Times New Roman"/>
                 <w:b/>
                 <w:sz w:val="20"/>
               </w:rPr>
@@ -922,7 +922,7 @@
             </w:r>
             <w:r>
               <w:rPr>
-                <w:rFonts w:ascii="Times New Roman" w:hAnsi="Times New Roman" w:cs="Times New Roman" w:eastAsia="Times New Roman"/>
+                <w:rFonts w:ascii="Arial" w:hAnsi="Arial" w:cs="Arial" w:eastAsia="Times New Roman"/>
                 <w:sz w:val="20"/>
               </w:rPr>
             </w:r>
@@ -944,7 +944,7 @@
             </w:pPr>
             <w:r>
               <w:rPr>
-                <w:rFonts w:ascii="Times New Roman" w:hAnsi="Times New Roman" w:cs="Times New Roman" w:eastAsia="Times New Roman"/>
+                <w:rFonts w:ascii="Arial" w:hAnsi="Arial" w:cs="Arial" w:eastAsia="Times New Roman"/>
                 <w:b/>
                 <w:sz w:val="20"/>
               </w:rPr>
@@ -952,7 +952,7 @@
             </w:r>
             <w:r>
               <w:rPr>
-                <w:rFonts w:ascii="Times New Roman" w:hAnsi="Times New Roman" w:cs="Times New Roman" w:eastAsia="Times New Roman"/>
+                <w:rFonts w:ascii="Arial" w:hAnsi="Arial" w:cs="Arial" w:eastAsia="Times New Roman"/>
                 <w:sz w:val="20"/>
               </w:rPr>
             </w:r>
@@ -974,7 +974,7 @@
             </w:pPr>
             <w:r>
               <w:rPr>
-                <w:rFonts w:ascii="Times New Roman" w:hAnsi="Times New Roman" w:cs="Times New Roman" w:eastAsia="Times New Roman"/>
+                <w:rFonts w:ascii="Arial" w:hAnsi="Arial" w:cs="Arial" w:eastAsia="Times New Roman"/>
                 <w:b/>
                 <w:sz w:val="20"/>
               </w:rPr>
@@ -982,7 +982,7 @@
             </w:r>
             <w:r>
               <w:rPr>
-                <w:rFonts w:ascii="Times New Roman" w:hAnsi="Times New Roman" w:cs="Times New Roman" w:eastAsia="Times New Roman"/>
+                <w:rFonts w:ascii="Arial" w:hAnsi="Arial" w:cs="Arial" w:eastAsia="Times New Roman"/>
                 <w:sz w:val="20"/>
               </w:rPr>
             </w:r>
@@ -1004,7 +1004,7 @@
             </w:pPr>
             <w:r>
               <w:rPr>
-                <w:rFonts w:ascii="Times New Roman" w:hAnsi="Times New Roman" w:cs="Times New Roman" w:eastAsia="Times New Roman"/>
+                <w:rFonts w:ascii="Arial" w:hAnsi="Arial" w:cs="Arial" w:eastAsia="Times New Roman"/>
                 <w:b/>
                 <w:sz w:val="20"/>
               </w:rPr>
@@ -1012,7 +1012,7 @@
             </w:r>
             <w:r>
               <w:rPr>
-                <w:rFonts w:ascii="Times New Roman" w:hAnsi="Times New Roman" w:cs="Times New Roman" w:eastAsia="Times New Roman"/>
+                <w:rFonts w:ascii="Arial" w:hAnsi="Arial" w:cs="Arial" w:eastAsia="Times New Roman"/>
                 <w:sz w:val="20"/>
               </w:rPr>
             </w:r>
@@ -1035,7 +1035,7 @@
             </w:pPr>
             <w:r>
               <w:rPr>
-                <w:rFonts w:ascii="Times New Roman" w:hAnsi="Times New Roman" w:cs="Times New Roman" w:eastAsia="Times New Roman"/>
+                <w:rFonts w:ascii="Arial" w:hAnsi="Arial" w:cs="Arial" w:eastAsia="Times New Roman"/>
                 <w:b w:val="0"/>
                 <w:sz w:val="20"/>
               </w:rPr>
@@ -1043,7 +1043,7 @@
             </w:r>
             <w:r>
               <w:rPr>
-                <w:rFonts w:ascii="Times New Roman" w:hAnsi="Times New Roman" w:cs="Times New Roman" w:eastAsia="Times New Roman"/>
+                <w:rFonts w:ascii="Arial" w:hAnsi="Arial" w:cs="Arial" w:eastAsia="Times New Roman"/>
                 <w:sz w:val="20"/>
               </w:rPr>
             </w:r>
@@ -1063,7 +1063,7 @@
             </w:pPr>
             <w:r>
               <w:rPr>
-                <w:rFonts w:ascii="Times New Roman" w:hAnsi="Times New Roman" w:cs="Times New Roman" w:eastAsia="Times New Roman"/>
+                <w:rFonts w:ascii="Arial" w:hAnsi="Arial" w:cs="Arial" w:eastAsia="Times New Roman"/>
                 <w:b w:val="0"/>
                 <w:sz w:val="20"/>
               </w:rPr>
@@ -1071,7 +1071,7 @@
             </w:r>
             <w:r>
               <w:rPr>
-                <w:rFonts w:ascii="Times New Roman" w:hAnsi="Times New Roman" w:cs="Times New Roman" w:eastAsia="Times New Roman"/>
+                <w:rFonts w:ascii="Arial" w:hAnsi="Arial" w:cs="Arial" w:eastAsia="Times New Roman"/>
                 <w:sz w:val="20"/>
               </w:rPr>
             </w:r>
@@ -1091,7 +1091,7 @@
             </w:pPr>
             <w:r>
               <w:rPr>
-                <w:rFonts w:ascii="Times New Roman" w:hAnsi="Times New Roman" w:cs="Times New Roman" w:eastAsia="Times New Roman"/>
+                <w:rFonts w:ascii="Arial" w:hAnsi="Arial" w:cs="Arial" w:eastAsia="Times New Roman"/>
                 <w:b w:val="0"/>
                 <w:sz w:val="20"/>
               </w:rPr>
@@ -1099,7 +1099,7 @@
             </w:r>
             <w:r>
               <w:rPr>
-                <w:rFonts w:ascii="Times New Roman" w:hAnsi="Times New Roman" w:cs="Times New Roman" w:eastAsia="Times New Roman"/>
+                <w:rFonts w:ascii="Arial" w:hAnsi="Arial" w:cs="Arial" w:eastAsia="Times New Roman"/>
                 <w:sz w:val="20"/>
               </w:rPr>
             </w:r>
@@ -1119,7 +1119,7 @@
             </w:pPr>
             <w:r>
               <w:rPr>
-                <w:rFonts w:ascii="Times New Roman" w:hAnsi="Times New Roman" w:cs="Times New Roman" w:eastAsia="Times New Roman"/>
+                <w:rFonts w:ascii="Arial" w:hAnsi="Arial" w:cs="Arial" w:eastAsia="Times New Roman"/>
                 <w:b w:val="0"/>
                 <w:sz w:val="20"/>
               </w:rPr>
@@ -1127,7 +1127,7 @@
             </w:r>
             <w:r>
               <w:rPr>
-                <w:rFonts w:ascii="Times New Roman" w:hAnsi="Times New Roman" w:cs="Times New Roman" w:eastAsia="Times New Roman"/>
+                <w:rFonts w:ascii="Arial" w:hAnsi="Arial" w:cs="Arial" w:eastAsia="Times New Roman"/>
                 <w:sz w:val="20"/>
               </w:rPr>
             </w:r>
@@ -1150,7 +1150,7 @@
             </w:pPr>
             <w:r>
               <w:rPr>
-                <w:rFonts w:ascii="Times New Roman" w:hAnsi="Times New Roman" w:cs="Times New Roman" w:eastAsia="Times New Roman"/>
+                <w:rFonts w:ascii="Arial" w:hAnsi="Arial" w:cs="Arial" w:eastAsia="Times New Roman"/>
                 <w:b w:val="0"/>
                 <w:sz w:val="20"/>
               </w:rPr>
@@ -1158,7 +1158,7 @@
             </w:r>
             <w:r>
               <w:rPr>
-                <w:rFonts w:ascii="Times New Roman" w:hAnsi="Times New Roman" w:cs="Times New Roman" w:eastAsia="Times New Roman"/>
+                <w:rFonts w:ascii="Arial" w:hAnsi="Arial" w:cs="Arial" w:eastAsia="Times New Roman"/>
                 <w:sz w:val="20"/>
               </w:rPr>
             </w:r>
@@ -1178,7 +1178,7 @@
             </w:pPr>
             <w:r>
               <w:rPr>
-                <w:rFonts w:ascii="Times New Roman" w:hAnsi="Times New Roman" w:cs="Times New Roman" w:eastAsia="Times New Roman"/>
+                <w:rFonts w:ascii="Arial" w:hAnsi="Arial" w:cs="Arial" w:eastAsia="Times New Roman"/>
                 <w:b w:val="0"/>
                 <w:sz w:val="20"/>
               </w:rPr>
@@ -1186,7 +1186,7 @@
             </w:r>
             <w:r>
               <w:rPr>
-                <w:rFonts w:ascii="Times New Roman" w:hAnsi="Times New Roman" w:cs="Times New Roman" w:eastAsia="Times New Roman"/>
+                <w:rFonts w:ascii="Arial" w:hAnsi="Arial" w:cs="Arial" w:eastAsia="Times New Roman"/>
                 <w:sz w:val="20"/>
               </w:rPr>
             </w:r>
@@ -1206,7 +1206,7 @@
             </w:pPr>
             <w:r>
               <w:rPr>
-                <w:rFonts w:ascii="Times New Roman" w:hAnsi="Times New Roman" w:cs="Times New Roman" w:eastAsia="Times New Roman"/>
+                <w:rFonts w:ascii="Arial" w:hAnsi="Arial" w:cs="Arial" w:eastAsia="Times New Roman"/>
                 <w:b w:val="0"/>
                 <w:sz w:val="20"/>
               </w:rPr>
@@ -1214,7 +1214,7 @@
             </w:r>
             <w:r>
               <w:rPr>
-                <w:rFonts w:ascii="Times New Roman" w:hAnsi="Times New Roman" w:cs="Times New Roman" w:eastAsia="Times New Roman"/>
+                <w:rFonts w:ascii="Arial" w:hAnsi="Arial" w:cs="Arial" w:eastAsia="Times New Roman"/>
                 <w:sz w:val="20"/>
               </w:rPr>
             </w:r>
@@ -1234,7 +1234,7 @@
             </w:pPr>
             <w:r>
               <w:rPr>
-                <w:rFonts w:ascii="Times New Roman" w:hAnsi="Times New Roman" w:cs="Times New Roman" w:eastAsia="Times New Roman"/>
+                <w:rFonts w:ascii="Arial" w:hAnsi="Arial" w:cs="Arial" w:eastAsia="Times New Roman"/>
                 <w:b w:val="0"/>
                 <w:sz w:val="20"/>
               </w:rPr>
@@ -1242,7 +1242,7 @@
             </w:r>
             <w:r>
               <w:rPr>
-                <w:rFonts w:ascii="Times New Roman" w:hAnsi="Times New Roman" w:cs="Times New Roman" w:eastAsia="Times New Roman"/>
+                <w:rFonts w:ascii="Arial" w:hAnsi="Arial" w:cs="Arial" w:eastAsia="Times New Roman"/>
                 <w:sz w:val="20"/>
               </w:rPr>
             </w:r>
@@ -1265,7 +1265,7 @@
             </w:pPr>
             <w:r>
               <w:rPr>
-                <w:rFonts w:ascii="Times New Roman" w:hAnsi="Times New Roman" w:cs="Times New Roman" w:eastAsia="Times New Roman"/>
+                <w:rFonts w:ascii="Arial" w:hAnsi="Arial" w:cs="Arial" w:eastAsia="Times New Roman"/>
                 <w:b w:val="0"/>
                 <w:sz w:val="20"/>
               </w:rPr>
@@ -1273,7 +1273,7 @@
             </w:r>
             <w:r>
               <w:rPr>
-                <w:rFonts w:ascii="Times New Roman" w:hAnsi="Times New Roman" w:cs="Times New Roman" w:eastAsia="Times New Roman"/>
+                <w:rFonts w:ascii="Arial" w:hAnsi="Arial" w:cs="Arial" w:eastAsia="Times New Roman"/>
                 <w:sz w:val="20"/>
               </w:rPr>
             </w:r>
@@ -1293,7 +1293,7 @@
             </w:pPr>
             <w:r>
               <w:rPr>
-                <w:rFonts w:ascii="Times New Roman" w:hAnsi="Times New Roman" w:cs="Times New Roman" w:eastAsia="Times New Roman"/>
+                <w:rFonts w:ascii="Arial" w:hAnsi="Arial" w:cs="Arial" w:eastAsia="Times New Roman"/>
                 <w:b w:val="0"/>
                 <w:sz w:val="20"/>
               </w:rPr>
@@ -1301,7 +1301,7 @@
             </w:r>
             <w:r>
               <w:rPr>
-                <w:rFonts w:ascii="Times New Roman" w:hAnsi="Times New Roman" w:cs="Times New Roman" w:eastAsia="Times New Roman"/>
+                <w:rFonts w:ascii="Arial" w:hAnsi="Arial" w:cs="Arial" w:eastAsia="Times New Roman"/>
                 <w:sz w:val="20"/>
               </w:rPr>
             </w:r>
@@ -1321,7 +1321,7 @@
             </w:pPr>
             <w:r>
               <w:rPr>
-                <w:rFonts w:ascii="Times New Roman" w:hAnsi="Times New Roman" w:cs="Times New Roman" w:eastAsia="Times New Roman"/>
+                <w:rFonts w:ascii="Arial" w:hAnsi="Arial" w:cs="Arial" w:eastAsia="Times New Roman"/>
                 <w:b w:val="0"/>
                 <w:sz w:val="20"/>
               </w:rPr>
@@ -1329,7 +1329,7 @@
             </w:r>
             <w:r>
               <w:rPr>
-                <w:rFonts w:ascii="Times New Roman" w:hAnsi="Times New Roman" w:cs="Times New Roman" w:eastAsia="Times New Roman"/>
+                <w:rFonts w:ascii="Arial" w:hAnsi="Arial" w:cs="Arial" w:eastAsia="Times New Roman"/>
                 <w:sz w:val="20"/>
               </w:rPr>
             </w:r>
@@ -1349,7 +1349,7 @@
             </w:pPr>
             <w:r>
               <w:rPr>
-                <w:rFonts w:ascii="Times New Roman" w:hAnsi="Times New Roman" w:cs="Times New Roman" w:eastAsia="Times New Roman"/>
+                <w:rFonts w:ascii="Arial" w:hAnsi="Arial" w:cs="Arial" w:eastAsia="Times New Roman"/>
                 <w:b w:val="0"/>
                 <w:sz w:val="20"/>
               </w:rPr>
@@ -1357,7 +1357,7 @@
             </w:r>
             <w:r>
               <w:rPr>
-                <w:rFonts w:ascii="Times New Roman" w:hAnsi="Times New Roman" w:cs="Times New Roman" w:eastAsia="Times New Roman"/>
+                <w:rFonts w:ascii="Arial" w:hAnsi="Arial" w:cs="Arial" w:eastAsia="Times New Roman"/>
                 <w:sz w:val="20"/>
               </w:rPr>
             </w:r>
@@ -1380,7 +1380,7 @@
             </w:pPr>
             <w:r>
               <w:rPr>
-                <w:rFonts w:ascii="Times New Roman" w:hAnsi="Times New Roman" w:cs="Times New Roman" w:eastAsia="Times New Roman"/>
+                <w:rFonts w:ascii="Arial" w:hAnsi="Arial" w:cs="Arial" w:eastAsia="Times New Roman"/>
                 <w:b w:val="0"/>
                 <w:sz w:val="20"/>
               </w:rPr>
@@ -1388,7 +1388,7 @@
             </w:r>
             <w:r>
               <w:rPr>
-                <w:rFonts w:ascii="Times New Roman" w:hAnsi="Times New Roman" w:cs="Times New Roman" w:eastAsia="Times New Roman"/>
+                <w:rFonts w:ascii="Arial" w:hAnsi="Arial" w:cs="Arial" w:eastAsia="Times New Roman"/>
                 <w:sz w:val="20"/>
               </w:rPr>
             </w:r>
@@ -1408,7 +1408,7 @@
             </w:pPr>
             <w:r>
               <w:rPr>
-                <w:rFonts w:ascii="Times New Roman" w:hAnsi="Times New Roman" w:cs="Times New Roman" w:eastAsia="Times New Roman"/>
+                <w:rFonts w:ascii="Arial" w:hAnsi="Arial" w:cs="Arial" w:eastAsia="Times New Roman"/>
                 <w:b w:val="0"/>
                 <w:sz w:val="20"/>
               </w:rPr>
@@ -1416,7 +1416,7 @@
             </w:r>
             <w:r>
               <w:rPr>
-                <w:rFonts w:ascii="Times New Roman" w:hAnsi="Times New Roman" w:cs="Times New Roman" w:eastAsia="Times New Roman"/>
+                <w:rFonts w:ascii="Arial" w:hAnsi="Arial" w:cs="Arial" w:eastAsia="Times New Roman"/>
                 <w:sz w:val="20"/>
               </w:rPr>
             </w:r>
@@ -1436,7 +1436,7 @@
             </w:pPr>
             <w:r>
               <w:rPr>
-                <w:rFonts w:ascii="Times New Roman" w:hAnsi="Times New Roman" w:cs="Times New Roman" w:eastAsia="Times New Roman"/>
+                <w:rFonts w:ascii="Arial" w:hAnsi="Arial" w:cs="Arial" w:eastAsia="Times New Roman"/>
                 <w:b w:val="0"/>
                 <w:sz w:val="20"/>
               </w:rPr>
@@ -1444,7 +1444,7 @@
             </w:r>
             <w:r>
               <w:rPr>
-                <w:rFonts w:ascii="Times New Roman" w:hAnsi="Times New Roman" w:cs="Times New Roman" w:eastAsia="Times New Roman"/>
+                <w:rFonts w:ascii="Arial" w:hAnsi="Arial" w:cs="Arial" w:eastAsia="Times New Roman"/>
                 <w:sz w:val="20"/>
               </w:rPr>
             </w:r>
@@ -1464,7 +1464,7 @@
             </w:pPr>
             <w:r>
               <w:rPr>
-                <w:rFonts w:ascii="Times New Roman" w:hAnsi="Times New Roman" w:cs="Times New Roman" w:eastAsia="Times New Roman"/>
+                <w:rFonts w:ascii="Arial" w:hAnsi="Arial" w:cs="Arial" w:eastAsia="Times New Roman"/>
                 <w:b w:val="0"/>
                 <w:sz w:val="20"/>
               </w:rPr>
@@ -1472,7 +1472,7 @@
             </w:r>
             <w:r>
               <w:rPr>
-                <w:rFonts w:ascii="Times New Roman" w:hAnsi="Times New Roman" w:cs="Times New Roman" w:eastAsia="Times New Roman"/>
+                <w:rFonts w:ascii="Arial" w:hAnsi="Arial" w:cs="Arial" w:eastAsia="Times New Roman"/>
                 <w:sz w:val="20"/>
               </w:rPr>
             </w:r>
@@ -1495,7 +1495,7 @@
             </w:pPr>
             <w:r>
               <w:rPr>
-                <w:rFonts w:ascii="Times New Roman" w:hAnsi="Times New Roman" w:cs="Times New Roman" w:eastAsia="Times New Roman"/>
+                <w:rFonts w:ascii="Arial" w:hAnsi="Arial" w:cs="Arial" w:eastAsia="Times New Roman"/>
                 <w:b w:val="0"/>
                 <w:sz w:val="20"/>
               </w:rPr>
@@ -1503,7 +1503,7 @@
             </w:r>
             <w:r>
               <w:rPr>
-                <w:rFonts w:ascii="Times New Roman" w:hAnsi="Times New Roman" w:cs="Times New Roman" w:eastAsia="Times New Roman"/>
+                <w:rFonts w:ascii="Arial" w:hAnsi="Arial" w:cs="Arial" w:eastAsia="Times New Roman"/>
                 <w:sz w:val="20"/>
               </w:rPr>
             </w:r>
@@ -1523,7 +1523,7 @@
             </w:pPr>
             <w:r>
               <w:rPr>
-                <w:rFonts w:ascii="Times New Roman" w:hAnsi="Times New Roman" w:cs="Times New Roman" w:eastAsia="Times New Roman"/>
+                <w:rFonts w:ascii="Arial" w:hAnsi="Arial" w:cs="Arial" w:eastAsia="Times New Roman"/>
                 <w:b w:val="0"/>
                 <w:sz w:val="20"/>
               </w:rPr>
@@ -1531,7 +1531,7 @@
             </w:r>
             <w:r>
               <w:rPr>
-                <w:rFonts w:ascii="Times New Roman" w:hAnsi="Times New Roman" w:cs="Times New Roman" w:eastAsia="Times New Roman"/>
+                <w:rFonts w:ascii="Arial" w:hAnsi="Arial" w:cs="Arial" w:eastAsia="Times New Roman"/>
                 <w:sz w:val="20"/>
               </w:rPr>
             </w:r>
@@ -1551,7 +1551,7 @@
             </w:pPr>
             <w:r>
               <w:rPr>
-                <w:rFonts w:ascii="Times New Roman" w:hAnsi="Times New Roman" w:cs="Times New Roman" w:eastAsia="Times New Roman"/>
+                <w:rFonts w:ascii="Arial" w:hAnsi="Arial" w:cs="Arial" w:eastAsia="Times New Roman"/>
                 <w:b w:val="0"/>
                 <w:sz w:val="20"/>
               </w:rPr>
@@ -1559,7 +1559,7 @@
             </w:r>
             <w:r>
               <w:rPr>
-                <w:rFonts w:ascii="Times New Roman" w:hAnsi="Times New Roman" w:cs="Times New Roman" w:eastAsia="Times New Roman"/>
+                <w:rFonts w:ascii="Arial" w:hAnsi="Arial" w:cs="Arial" w:eastAsia="Times New Roman"/>
                 <w:sz w:val="20"/>
               </w:rPr>
             </w:r>
@@ -1579,7 +1579,7 @@
             </w:pPr>
             <w:r>
               <w:rPr>
-                <w:rFonts w:ascii="Times New Roman" w:hAnsi="Times New Roman" w:cs="Times New Roman" w:eastAsia="Times New Roman"/>
+                <w:rFonts w:ascii="Arial" w:hAnsi="Arial" w:cs="Arial" w:eastAsia="Times New Roman"/>
                 <w:b w:val="0"/>
                 <w:sz w:val="20"/>
               </w:rPr>
@@ -1587,7 +1587,7 @@
             </w:r>
             <w:r>
               <w:rPr>
-                <w:rFonts w:ascii="Times New Roman" w:hAnsi="Times New Roman" w:cs="Times New Roman" w:eastAsia="Times New Roman"/>
+                <w:rFonts w:ascii="Arial" w:hAnsi="Arial" w:cs="Arial" w:eastAsia="Times New Roman"/>
                 <w:sz w:val="20"/>
               </w:rPr>
             </w:r>
@@ -1610,7 +1610,7 @@
             </w:pPr>
             <w:r>
               <w:rPr>
-                <w:rFonts w:ascii="Times New Roman" w:hAnsi="Times New Roman" w:cs="Times New Roman" w:eastAsia="Times New Roman"/>
+                <w:rFonts w:ascii="Arial" w:hAnsi="Arial" w:cs="Arial" w:eastAsia="Times New Roman"/>
                 <w:b w:val="0"/>
                 <w:sz w:val="20"/>
               </w:rPr>
@@ -1618,7 +1618,7 @@
             </w:r>
             <w:r>
               <w:rPr>
-                <w:rFonts w:ascii="Times New Roman" w:hAnsi="Times New Roman" w:cs="Times New Roman" w:eastAsia="Times New Roman"/>
+                <w:rFonts w:ascii="Arial" w:hAnsi="Arial" w:cs="Arial" w:eastAsia="Times New Roman"/>
                 <w:sz w:val="20"/>
               </w:rPr>
             </w:r>
@@ -1638,7 +1638,7 @@
             </w:pPr>
             <w:r>
               <w:rPr>
-                <w:rFonts w:ascii="Times New Roman" w:hAnsi="Times New Roman" w:cs="Times New Roman" w:eastAsia="Times New Roman"/>
+                <w:rFonts w:ascii="Arial" w:hAnsi="Arial" w:cs="Arial" w:eastAsia="Times New Roman"/>
                 <w:b w:val="0"/>
                 <w:sz w:val="20"/>
               </w:rPr>
@@ -1646,7 +1646,7 @@
             </w:r>
             <w:r>
               <w:rPr>
-                <w:rFonts w:ascii="Times New Roman" w:hAnsi="Times New Roman" w:cs="Times New Roman" w:eastAsia="Times New Roman"/>
+                <w:rFonts w:ascii="Arial" w:hAnsi="Arial" w:cs="Arial" w:eastAsia="Times New Roman"/>
                 <w:sz w:val="20"/>
               </w:rPr>
             </w:r>
@@ -1666,7 +1666,7 @@
             </w:pPr>
             <w:r>
               <w:rPr>
-                <w:rFonts w:ascii="Times New Roman" w:hAnsi="Times New Roman" w:cs="Times New Roman" w:eastAsia="Times New Roman"/>
+                <w:rFonts w:ascii="Arial" w:hAnsi="Arial" w:cs="Arial" w:eastAsia="Times New Roman"/>
                 <w:b w:val="0"/>
                 <w:sz w:val="20"/>
               </w:rPr>
@@ -1674,7 +1674,7 @@
             </w:r>
             <w:r>
               <w:rPr>
-                <w:rFonts w:ascii="Times New Roman" w:hAnsi="Times New Roman" w:cs="Times New Roman" w:eastAsia="Times New Roman"/>
+                <w:rFonts w:ascii="Arial" w:hAnsi="Arial" w:cs="Arial" w:eastAsia="Times New Roman"/>
                 <w:sz w:val="20"/>
               </w:rPr>
             </w:r>
@@ -1694,7 +1694,7 @@
             </w:pPr>
             <w:r>
               <w:rPr>
-                <w:rFonts w:ascii="Times New Roman" w:hAnsi="Times New Roman" w:cs="Times New Roman" w:eastAsia="Times New Roman"/>
+                <w:rFonts w:ascii="Arial" w:hAnsi="Arial" w:cs="Arial" w:eastAsia="Times New Roman"/>
                 <w:b w:val="0"/>
                 <w:sz w:val="20"/>
               </w:rPr>
@@ -1702,7 +1702,7 @@
             </w:r>
             <w:r>
               <w:rPr>
-                <w:rFonts w:ascii="Times New Roman" w:hAnsi="Times New Roman" w:cs="Times New Roman" w:eastAsia="Times New Roman"/>
+                <w:rFonts w:ascii="Arial" w:hAnsi="Arial" w:cs="Arial" w:eastAsia="Times New Roman"/>
                 <w:sz w:val="20"/>
               </w:rPr>
             </w:r>
@@ -1725,7 +1725,7 @@
             </w:pPr>
             <w:r>
               <w:rPr>
-                <w:rFonts w:ascii="Times New Roman" w:hAnsi="Times New Roman" w:cs="Times New Roman" w:eastAsia="Times New Roman"/>
+                <w:rFonts w:ascii="Arial" w:hAnsi="Arial" w:cs="Arial" w:eastAsia="Times New Roman"/>
                 <w:b w:val="0"/>
                 <w:sz w:val="20"/>
               </w:rPr>
@@ -1733,7 +1733,7 @@
             </w:r>
             <w:r>
               <w:rPr>
-                <w:rFonts w:ascii="Times New Roman" w:hAnsi="Times New Roman" w:cs="Times New Roman" w:eastAsia="Times New Roman"/>
+                <w:rFonts w:ascii="Arial" w:hAnsi="Arial" w:cs="Arial" w:eastAsia="Times New Roman"/>
                 <w:sz w:val="20"/>
               </w:rPr>
             </w:r>
@@ -1753,7 +1753,7 @@
             </w:pPr>
             <w:r>
               <w:rPr>
-                <w:rFonts w:ascii="Times New Roman" w:hAnsi="Times New Roman" w:cs="Times New Roman" w:eastAsia="Times New Roman"/>
+                <w:rFonts w:ascii="Arial" w:hAnsi="Arial" w:cs="Arial" w:eastAsia="Times New Roman"/>
                 <w:b w:val="0"/>
                 <w:sz w:val="20"/>
               </w:rPr>
@@ -1761,7 +1761,7 @@
             </w:r>
             <w:r>
               <w:rPr>
-                <w:rFonts w:ascii="Times New Roman" w:hAnsi="Times New Roman" w:cs="Times New Roman" w:eastAsia="Times New Roman"/>
+                <w:rFonts w:ascii="Arial" w:hAnsi="Arial" w:cs="Arial" w:eastAsia="Times New Roman"/>
                 <w:sz w:val="20"/>
               </w:rPr>
             </w:r>
@@ -1781,7 +1781,7 @@
             </w:pPr>
             <w:r>
               <w:rPr>
-                <w:rFonts w:ascii="Times New Roman" w:hAnsi="Times New Roman" w:cs="Times New Roman" w:eastAsia="Times New Roman"/>
+                <w:rFonts w:ascii="Arial" w:hAnsi="Arial" w:cs="Arial" w:eastAsia="Times New Roman"/>
                 <w:b w:val="0"/>
                 <w:sz w:val="20"/>
               </w:rPr>
@@ -1789,7 +1789,7 @@
             </w:r>
             <w:r>
               <w:rPr>
-                <w:rFonts w:ascii="Times New Roman" w:hAnsi="Times New Roman" w:cs="Times New Roman" w:eastAsia="Times New Roman"/>
+                <w:rFonts w:ascii="Arial" w:hAnsi="Arial" w:cs="Arial" w:eastAsia="Times New Roman"/>
                 <w:sz w:val="20"/>
               </w:rPr>
             </w:r>
@@ -1809,7 +1809,7 @@
             </w:pPr>
             <w:r>
               <w:rPr>
-                <w:rFonts w:ascii="Times New Roman" w:hAnsi="Times New Roman" w:cs="Times New Roman" w:eastAsia="Times New Roman"/>
+                <w:rFonts w:ascii="Arial" w:hAnsi="Arial" w:cs="Arial" w:eastAsia="Times New Roman"/>
                 <w:b w:val="0"/>
                 <w:sz w:val="20"/>
               </w:rPr>
@@ -1817,7 +1817,7 @@
             </w:r>
             <w:r>
               <w:rPr>
-                <w:rFonts w:ascii="Times New Roman" w:hAnsi="Times New Roman" w:cs="Times New Roman" w:eastAsia="Times New Roman"/>
+                <w:rFonts w:ascii="Arial" w:hAnsi="Arial" w:cs="Arial" w:eastAsia="Times New Roman"/>
                 <w:sz w:val="20"/>
               </w:rPr>
             </w:r>
@@ -1840,7 +1840,7 @@
             </w:pPr>
             <w:r>
               <w:rPr>
-                <w:rFonts w:ascii="Times New Roman" w:hAnsi="Times New Roman" w:cs="Times New Roman" w:eastAsia="Times New Roman"/>
+                <w:rFonts w:ascii="Arial" w:hAnsi="Arial" w:cs="Arial" w:eastAsia="Times New Roman"/>
                 <w:b w:val="0"/>
                 <w:sz w:val="20"/>
               </w:rPr>
@@ -1848,7 +1848,7 @@
             </w:r>
             <w:r>
               <w:rPr>
-                <w:rFonts w:ascii="Times New Roman" w:hAnsi="Times New Roman" w:cs="Times New Roman" w:eastAsia="Times New Roman"/>
+                <w:rFonts w:ascii="Arial" w:hAnsi="Arial" w:cs="Arial" w:eastAsia="Times New Roman"/>
                 <w:sz w:val="20"/>
               </w:rPr>
             </w:r>
@@ -1868,7 +1868,7 @@
             </w:pPr>
             <w:r>
               <w:rPr>
-                <w:rFonts w:ascii="Times New Roman" w:hAnsi="Times New Roman" w:cs="Times New Roman" w:eastAsia="Times New Roman"/>
+                <w:rFonts w:ascii="Arial" w:hAnsi="Arial" w:cs="Arial" w:eastAsia="Times New Roman"/>
                 <w:b w:val="0"/>
                 <w:sz w:val="20"/>
               </w:rPr>
@@ -1876,7 +1876,7 @@
             </w:r>
             <w:r>
               <w:rPr>
-                <w:rFonts w:ascii="Times New Roman" w:hAnsi="Times New Roman" w:cs="Times New Roman" w:eastAsia="Times New Roman"/>
+                <w:rFonts w:ascii="Arial" w:hAnsi="Arial" w:cs="Arial" w:eastAsia="Times New Roman"/>
                 <w:sz w:val="20"/>
               </w:rPr>
             </w:r>
@@ -1896,7 +1896,7 @@
             </w:pPr>
             <w:r>
               <w:rPr>
-                <w:rFonts w:ascii="Times New Roman" w:hAnsi="Times New Roman" w:cs="Times New Roman" w:eastAsia="Times New Roman"/>
+                <w:rFonts w:ascii="Arial" w:hAnsi="Arial" w:cs="Arial" w:eastAsia="Times New Roman"/>
                 <w:b w:val="0"/>
                 <w:sz w:val="20"/>
               </w:rPr>
@@ -1904,7 +1904,7 @@
             </w:r>
             <w:r>
               <w:rPr>
-                <w:rFonts w:ascii="Times New Roman" w:hAnsi="Times New Roman" w:cs="Times New Roman" w:eastAsia="Times New Roman"/>
+                <w:rFonts w:ascii="Arial" w:hAnsi="Arial" w:cs="Arial" w:eastAsia="Times New Roman"/>
                 <w:sz w:val="20"/>
               </w:rPr>
             </w:r>
@@ -1924,7 +1924,7 @@
             </w:pPr>
             <w:r>
               <w:rPr>
-                <w:rFonts w:ascii="Times New Roman" w:hAnsi="Times New Roman" w:cs="Times New Roman" w:eastAsia="Times New Roman"/>
+                <w:rFonts w:ascii="Arial" w:hAnsi="Arial" w:cs="Arial" w:eastAsia="Times New Roman"/>
                 <w:b w:val="0"/>
                 <w:sz w:val="20"/>
               </w:rPr>
@@ -1932,7 +1932,7 @@
             </w:r>
             <w:r>
               <w:rPr>
-                <w:rFonts w:ascii="Times New Roman" w:hAnsi="Times New Roman" w:cs="Times New Roman" w:eastAsia="Times New Roman"/>
+                <w:rFonts w:ascii="Arial" w:hAnsi="Arial" w:cs="Arial" w:eastAsia="Times New Roman"/>
                 <w:sz w:val="20"/>
               </w:rPr>
             </w:r>
@@ -1955,7 +1955,7 @@
             </w:pPr>
             <w:r>
               <w:rPr>
-                <w:rFonts w:ascii="Times New Roman" w:hAnsi="Times New Roman" w:cs="Times New Roman" w:eastAsia="Times New Roman"/>
+                <w:rFonts w:ascii="Arial" w:hAnsi="Arial" w:cs="Arial" w:eastAsia="Times New Roman"/>
                 <w:b w:val="0"/>
                 <w:sz w:val="20"/>
               </w:rPr>
@@ -1963,7 +1963,7 @@
             </w:r>
             <w:r>
               <w:rPr>
-                <w:rFonts w:ascii="Times New Roman" w:hAnsi="Times New Roman" w:cs="Times New Roman" w:eastAsia="Times New Roman"/>
+                <w:rFonts w:ascii="Arial" w:hAnsi="Arial" w:cs="Arial" w:eastAsia="Times New Roman"/>
                 <w:sz w:val="20"/>
               </w:rPr>
             </w:r>
@@ -1983,7 +1983,7 @@
             </w:pPr>
             <w:r>
               <w:rPr>
-                <w:rFonts w:ascii="Times New Roman" w:hAnsi="Times New Roman" w:cs="Times New Roman" w:eastAsia="Times New Roman"/>
+                <w:rFonts w:ascii="Arial" w:hAnsi="Arial" w:cs="Arial" w:eastAsia="Times New Roman"/>
                 <w:b w:val="0"/>
                 <w:sz w:val="20"/>
               </w:rPr>
@@ -1991,7 +1991,7 @@
             </w:r>
             <w:r>
               <w:rPr>
-                <w:rFonts w:ascii="Times New Roman" w:hAnsi="Times New Roman" w:cs="Times New Roman" w:eastAsia="Times New Roman"/>
+                <w:rFonts w:ascii="Arial" w:hAnsi="Arial" w:cs="Arial" w:eastAsia="Times New Roman"/>
                 <w:sz w:val="20"/>
               </w:rPr>
             </w:r>
@@ -2011,7 +2011,7 @@
             </w:pPr>
             <w:r>
               <w:rPr>
-                <w:rFonts w:ascii="Times New Roman" w:hAnsi="Times New Roman" w:cs="Times New Roman" w:eastAsia="Times New Roman"/>
+                <w:rFonts w:ascii="Arial" w:hAnsi="Arial" w:cs="Arial" w:eastAsia="Times New Roman"/>
                 <w:b w:val="0"/>
                 <w:sz w:val="20"/>
               </w:rPr>
@@ -2019,7 +2019,7 @@
             </w:r>
             <w:r>
               <w:rPr>
-                <w:rFonts w:ascii="Times New Roman" w:hAnsi="Times New Roman" w:cs="Times New Roman" w:eastAsia="Times New Roman"/>
+                <w:rFonts w:ascii="Arial" w:hAnsi="Arial" w:cs="Arial" w:eastAsia="Times New Roman"/>
                 <w:sz w:val="20"/>
               </w:rPr>
             </w:r>
@@ -2039,7 +2039,7 @@
             </w:pPr>
             <w:r>
               <w:rPr>
-                <w:rFonts w:ascii="Times New Roman" w:hAnsi="Times New Roman" w:cs="Times New Roman" w:eastAsia="Times New Roman"/>
+                <w:rFonts w:ascii="Arial" w:hAnsi="Arial" w:cs="Arial" w:eastAsia="Times New Roman"/>
                 <w:b w:val="0"/>
                 <w:sz w:val="20"/>
               </w:rPr>
@@ -2047,7 +2047,7 @@
             </w:r>
             <w:r>
               <w:rPr>
-                <w:rFonts w:ascii="Times New Roman" w:hAnsi="Times New Roman" w:cs="Times New Roman" w:eastAsia="Times New Roman"/>
+                <w:rFonts w:ascii="Arial" w:hAnsi="Arial" w:cs="Arial" w:eastAsia="Times New Roman"/>
                 <w:sz w:val="20"/>
               </w:rPr>
             </w:r>
@@ -2064,13 +2064,13 @@
       </w:pPr>
       <w:r>
         <w:rPr>
-          <w:rFonts w:ascii="Times New Roman" w:hAnsi="Times New Roman" w:cs="Times New Roman" w:eastAsia="Times New Roman"/>
+          <w:rFonts w:ascii="Arial" w:hAnsi="Arial" w:cs="Arial" w:eastAsia="Times New Roman"/>
           <w:sz w:val="24"/>
         </w:rPr>
       </w:r>
       <w:r>
         <w:rPr>
-          <w:rFonts w:ascii="Times New Roman" w:hAnsi="Times New Roman" w:cs="Times New Roman" w:eastAsia="Times New Roman"/>
+          <w:rFonts w:ascii="Arial" w:hAnsi="Arial" w:cs="Arial" w:eastAsia="Times New Roman"/>
           <w:sz w:val="24"/>
         </w:rPr>
       </w:r>
@@ -2084,14 +2084,14 @@
       </w:pPr>
       <w:r>
         <w:rPr>
-          <w:rFonts w:ascii="Times New Roman" w:hAnsi="Times New Roman" w:cs="Times New Roman" w:eastAsia="Times New Roman"/>
+          <w:rFonts w:ascii="Arial" w:hAnsi="Arial" w:cs="Arial" w:eastAsia="Times New Roman"/>
           <w:sz w:val="24"/>
         </w:rPr>
         <w:br w:type="page" w:clear="all"/>
       </w:r>
       <w:r>
         <w:rPr>
-          <w:rFonts w:ascii="Times New Roman" w:hAnsi="Times New Roman" w:cs="Times New Roman" w:eastAsia="Times New Roman"/>
+          <w:rFonts w:ascii="Arial" w:hAnsi="Arial" w:cs="Arial" w:eastAsia="Times New Roman"/>
           <w:sz w:val="24"/>
         </w:rPr>
       </w:r>
@@ -2106,7 +2106,7 @@
       </w:pPr>
       <w:r>
         <w:rPr>
-          <w:rFonts w:ascii="Times New Roman" w:hAnsi="Times New Roman" w:cs="Times New Roman" w:eastAsia="Times New Roman"/>
+          <w:rFonts w:ascii="Arial" w:hAnsi="Arial" w:cs="Arial" w:eastAsia="Times New Roman"/>
           <w:b/>
           <w:color w:val="1f3b73"/>
           <w:sz w:val="28"/>
@@ -2115,7 +2115,7 @@
       </w:r>
       <w:r>
         <w:rPr>
-          <w:rFonts w:ascii="Times New Roman" w:hAnsi="Times New Roman" w:cs="Times New Roman" w:eastAsia="Times New Roman"/>
+          <w:rFonts w:ascii="Arial" w:hAnsi="Arial" w:cs="Arial" w:eastAsia="Times New Roman"/>
           <w:sz w:val="24"/>
         </w:rPr>
       </w:r>
@@ -2129,7 +2129,7 @@
       </w:pPr>
       <w:r>
         <w:rPr>
-          <w:rFonts w:ascii="Times New Roman" w:hAnsi="Times New Roman" w:cs="Times New Roman" w:eastAsia="Times New Roman"/>
+          <w:rFonts w:ascii="Arial" w:hAnsi="Arial" w:cs="Arial" w:eastAsia="Times New Roman"/>
           <w:b/>
           <w:color w:val="1f3b73"/>
           <w:sz w:val="24"/>
@@ -2138,7 +2138,7 @@
       </w:r>
       <w:r>
         <w:rPr>
-          <w:rFonts w:ascii="Times New Roman" w:hAnsi="Times New Roman" w:cs="Times New Roman" w:eastAsia="Times New Roman"/>
+          <w:rFonts w:ascii="Arial" w:hAnsi="Arial" w:cs="Arial" w:eastAsia="Times New Roman"/>
           <w:sz w:val="24"/>
         </w:rPr>
       </w:r>
@@ -2153,14 +2153,14 @@
       </w:pPr>
       <w:r>
         <w:rPr>
-          <w:rFonts w:ascii="Times New Roman" w:hAnsi="Times New Roman" w:cs="Times New Roman" w:eastAsia="Times New Roman"/>
+          <w:rFonts w:ascii="Arial" w:hAnsi="Arial" w:cs="Arial" w:eastAsia="Times New Roman"/>
           <w:sz w:val="24"/>
         </w:rPr>
         <w:t xml:space="preserve">A probabilidade e o impacto foram graduados em três níveis. A classificação final resulta do cruzamento das duas dimensões, conforme a legenda apresentada na matriz da Seção 2.3.</w:t>
       </w:r>
       <w:r>
         <w:rPr>
-          <w:rFonts w:ascii="Times New Roman" w:hAnsi="Times New Roman" w:cs="Times New Roman" w:eastAsia="Times New Roman"/>
+          <w:rFonts w:ascii="Arial" w:hAnsi="Arial" w:cs="Arial" w:eastAsia="Times New Roman"/>
           <w:sz w:val="24"/>
         </w:rPr>
       </w:r>
@@ -2196,7 +2196,7 @@
             </w:pPr>
             <w:r>
               <w:rPr>
-                <w:rFonts w:ascii="Times New Roman" w:hAnsi="Times New Roman" w:cs="Times New Roman" w:eastAsia="Times New Roman"/>
+                <w:rFonts w:ascii="Arial" w:hAnsi="Arial" w:cs="Arial" w:eastAsia="Times New Roman"/>
                 <w:b/>
                 <w:sz w:val="20"/>
               </w:rPr>
@@ -2204,7 +2204,7 @@
             </w:r>
             <w:r>
               <w:rPr>
-                <w:rFonts w:ascii="Times New Roman" w:hAnsi="Times New Roman" w:cs="Times New Roman" w:eastAsia="Times New Roman"/>
+                <w:rFonts w:ascii="Arial" w:hAnsi="Arial" w:cs="Arial" w:eastAsia="Times New Roman"/>
                 <w:sz w:val="20"/>
               </w:rPr>
             </w:r>
@@ -2226,7 +2226,7 @@
             </w:pPr>
             <w:r>
               <w:rPr>
-                <w:rFonts w:ascii="Times New Roman" w:hAnsi="Times New Roman" w:cs="Times New Roman" w:eastAsia="Times New Roman"/>
+                <w:rFonts w:ascii="Arial" w:hAnsi="Arial" w:cs="Arial" w:eastAsia="Times New Roman"/>
                 <w:b/>
                 <w:sz w:val="20"/>
               </w:rPr>
@@ -2234,7 +2234,7 @@
             </w:r>
             <w:r>
               <w:rPr>
-                <w:rFonts w:ascii="Times New Roman" w:hAnsi="Times New Roman" w:cs="Times New Roman" w:eastAsia="Times New Roman"/>
+                <w:rFonts w:ascii="Arial" w:hAnsi="Arial" w:cs="Arial" w:eastAsia="Times New Roman"/>
                 <w:sz w:val="20"/>
               </w:rPr>
             </w:r>
@@ -2256,7 +2256,7 @@
             </w:pPr>
             <w:r>
               <w:rPr>
-                <w:rFonts w:ascii="Times New Roman" w:hAnsi="Times New Roman" w:cs="Times New Roman" w:eastAsia="Times New Roman"/>
+                <w:rFonts w:ascii="Arial" w:hAnsi="Arial" w:cs="Arial" w:eastAsia="Times New Roman"/>
                 <w:b/>
                 <w:sz w:val="20"/>
               </w:rPr>
@@ -2264,7 +2264,7 @@
             </w:r>
             <w:r>
               <w:rPr>
-                <w:rFonts w:ascii="Times New Roman" w:hAnsi="Times New Roman" w:cs="Times New Roman" w:eastAsia="Times New Roman"/>
+                <w:rFonts w:ascii="Arial" w:hAnsi="Arial" w:cs="Arial" w:eastAsia="Times New Roman"/>
                 <w:sz w:val="20"/>
               </w:rPr>
             </w:r>
@@ -2287,7 +2287,7 @@
             </w:pPr>
             <w:r>
               <w:rPr>
-                <w:rFonts w:ascii="Times New Roman" w:hAnsi="Times New Roman" w:cs="Times New Roman" w:eastAsia="Times New Roman"/>
+                <w:rFonts w:ascii="Arial" w:hAnsi="Arial" w:cs="Arial" w:eastAsia="Times New Roman"/>
                 <w:b w:val="0"/>
                 <w:sz w:val="20"/>
               </w:rPr>
@@ -2295,7 +2295,7 @@
             </w:r>
             <w:r>
               <w:rPr>
-                <w:rFonts w:ascii="Times New Roman" w:hAnsi="Times New Roman" w:cs="Times New Roman" w:eastAsia="Times New Roman"/>
+                <w:rFonts w:ascii="Arial" w:hAnsi="Arial" w:cs="Arial" w:eastAsia="Times New Roman"/>
                 <w:sz w:val="20"/>
               </w:rPr>
             </w:r>
@@ -2315,7 +2315,7 @@
             </w:pPr>
             <w:r>
               <w:rPr>
-                <w:rFonts w:ascii="Times New Roman" w:hAnsi="Times New Roman" w:cs="Times New Roman" w:eastAsia="Times New Roman"/>
+                <w:rFonts w:ascii="Arial" w:hAnsi="Arial" w:cs="Arial" w:eastAsia="Times New Roman"/>
                 <w:b w:val="0"/>
                 <w:sz w:val="20"/>
               </w:rPr>
@@ -2323,7 +2323,7 @@
             </w:r>
             <w:r>
               <w:rPr>
-                <w:rFonts w:ascii="Times New Roman" w:hAnsi="Times New Roman" w:cs="Times New Roman" w:eastAsia="Times New Roman"/>
+                <w:rFonts w:ascii="Arial" w:hAnsi="Arial" w:cs="Arial" w:eastAsia="Times New Roman"/>
                 <w:sz w:val="20"/>
               </w:rPr>
             </w:r>
@@ -2343,7 +2343,7 @@
             </w:pPr>
             <w:r>
               <w:rPr>
-                <w:rFonts w:ascii="Times New Roman" w:hAnsi="Times New Roman" w:cs="Times New Roman" w:eastAsia="Times New Roman"/>
+                <w:rFonts w:ascii="Arial" w:hAnsi="Arial" w:cs="Arial" w:eastAsia="Times New Roman"/>
                 <w:b w:val="0"/>
                 <w:sz w:val="20"/>
               </w:rPr>
@@ -2351,7 +2351,7 @@
             </w:r>
             <w:r>
               <w:rPr>
-                <w:rFonts w:ascii="Times New Roman" w:hAnsi="Times New Roman" w:cs="Times New Roman" w:eastAsia="Times New Roman"/>
+                <w:rFonts w:ascii="Arial" w:hAnsi="Arial" w:cs="Arial" w:eastAsia="Times New Roman"/>
                 <w:sz w:val="20"/>
               </w:rPr>
             </w:r>
@@ -2374,7 +2374,7 @@
             </w:pPr>
             <w:r>
               <w:rPr>
-                <w:rFonts w:ascii="Times New Roman" w:hAnsi="Times New Roman" w:cs="Times New Roman" w:eastAsia="Times New Roman"/>
+                <w:rFonts w:ascii="Arial" w:hAnsi="Arial" w:cs="Arial" w:eastAsia="Times New Roman"/>
                 <w:b w:val="0"/>
                 <w:sz w:val="20"/>
               </w:rPr>
@@ -2382,7 +2382,7 @@
             </w:r>
             <w:r>
               <w:rPr>
-                <w:rFonts w:ascii="Times New Roman" w:hAnsi="Times New Roman" w:cs="Times New Roman" w:eastAsia="Times New Roman"/>
+                <w:rFonts w:ascii="Arial" w:hAnsi="Arial" w:cs="Arial" w:eastAsia="Times New Roman"/>
                 <w:sz w:val="20"/>
               </w:rPr>
             </w:r>
@@ -2402,7 +2402,7 @@
             </w:pPr>
             <w:r>
               <w:rPr>
-                <w:rFonts w:ascii="Times New Roman" w:hAnsi="Times New Roman" w:cs="Times New Roman" w:eastAsia="Times New Roman"/>
+                <w:rFonts w:ascii="Arial" w:hAnsi="Arial" w:cs="Arial" w:eastAsia="Times New Roman"/>
                 <w:b w:val="0"/>
                 <w:sz w:val="20"/>
               </w:rPr>
@@ -2410,7 +2410,7 @@
             </w:r>
             <w:r>
               <w:rPr>
-                <w:rFonts w:ascii="Times New Roman" w:hAnsi="Times New Roman" w:cs="Times New Roman" w:eastAsia="Times New Roman"/>
+                <w:rFonts w:ascii="Arial" w:hAnsi="Arial" w:cs="Arial" w:eastAsia="Times New Roman"/>
                 <w:sz w:val="20"/>
               </w:rPr>
             </w:r>
@@ -2430,7 +2430,7 @@
             </w:pPr>
             <w:r>
               <w:rPr>
-                <w:rFonts w:ascii="Times New Roman" w:hAnsi="Times New Roman" w:cs="Times New Roman" w:eastAsia="Times New Roman"/>
+                <w:rFonts w:ascii="Arial" w:hAnsi="Arial" w:cs="Arial" w:eastAsia="Times New Roman"/>
                 <w:b w:val="0"/>
                 <w:sz w:val="20"/>
               </w:rPr>
@@ -2438,7 +2438,7 @@
             </w:r>
             <w:r>
               <w:rPr>
-                <w:rFonts w:ascii="Times New Roman" w:hAnsi="Times New Roman" w:cs="Times New Roman" w:eastAsia="Times New Roman"/>
+                <w:rFonts w:ascii="Arial" w:hAnsi="Arial" w:cs="Arial" w:eastAsia="Times New Roman"/>
                 <w:sz w:val="20"/>
               </w:rPr>
             </w:r>
@@ -2461,7 +2461,7 @@
             </w:pPr>
             <w:r>
               <w:rPr>
-                <w:rFonts w:ascii="Times New Roman" w:hAnsi="Times New Roman" w:cs="Times New Roman" w:eastAsia="Times New Roman"/>
+                <w:rFonts w:ascii="Arial" w:hAnsi="Arial" w:cs="Arial" w:eastAsia="Times New Roman"/>
                 <w:b w:val="0"/>
                 <w:sz w:val="20"/>
               </w:rPr>
@@ -2469,7 +2469,7 @@
             </w:r>
             <w:r>
               <w:rPr>
-                <w:rFonts w:ascii="Times New Roman" w:hAnsi="Times New Roman" w:cs="Times New Roman" w:eastAsia="Times New Roman"/>
+                <w:rFonts w:ascii="Arial" w:hAnsi="Arial" w:cs="Arial" w:eastAsia="Times New Roman"/>
                 <w:sz w:val="20"/>
               </w:rPr>
             </w:r>
@@ -2489,7 +2489,7 @@
             </w:pPr>
             <w:r>
               <w:rPr>
-                <w:rFonts w:ascii="Times New Roman" w:hAnsi="Times New Roman" w:cs="Times New Roman" w:eastAsia="Times New Roman"/>
+                <w:rFonts w:ascii="Arial" w:hAnsi="Arial" w:cs="Arial" w:eastAsia="Times New Roman"/>
                 <w:b w:val="0"/>
                 <w:sz w:val="20"/>
               </w:rPr>
@@ -2497,7 +2497,7 @@
             </w:r>
             <w:r>
               <w:rPr>
-                <w:rFonts w:ascii="Times New Roman" w:hAnsi="Times New Roman" w:cs="Times New Roman" w:eastAsia="Times New Roman"/>
+                <w:rFonts w:ascii="Arial" w:hAnsi="Arial" w:cs="Arial" w:eastAsia="Times New Roman"/>
                 <w:sz w:val="20"/>
               </w:rPr>
             </w:r>
@@ -2517,7 +2517,7 @@
             </w:pPr>
             <w:r>
               <w:rPr>
-                <w:rFonts w:ascii="Times New Roman" w:hAnsi="Times New Roman" w:cs="Times New Roman" w:eastAsia="Times New Roman"/>
+                <w:rFonts w:ascii="Arial" w:hAnsi="Arial" w:cs="Arial" w:eastAsia="Times New Roman"/>
                 <w:b w:val="0"/>
                 <w:sz w:val="20"/>
               </w:rPr>
@@ -2525,7 +2525,7 @@
             </w:r>
             <w:r>
               <w:rPr>
-                <w:rFonts w:ascii="Times New Roman" w:hAnsi="Times New Roman" w:cs="Times New Roman" w:eastAsia="Times New Roman"/>
+                <w:rFonts w:ascii="Arial" w:hAnsi="Arial" w:cs="Arial" w:eastAsia="Times New Roman"/>
                 <w:sz w:val="20"/>
               </w:rPr>
             </w:r>
@@ -2542,13 +2542,13 @@
       </w:pPr>
       <w:r>
         <w:rPr>
-          <w:rFonts w:ascii="Times New Roman" w:hAnsi="Times New Roman" w:cs="Times New Roman" w:eastAsia="Times New Roman"/>
+          <w:rFonts w:ascii="Arial" w:hAnsi="Arial" w:cs="Arial" w:eastAsia="Times New Roman"/>
           <w:sz w:val="24"/>
         </w:rPr>
       </w:r>
       <w:r>
         <w:rPr>
-          <w:rFonts w:ascii="Times New Roman" w:hAnsi="Times New Roman" w:cs="Times New Roman" w:eastAsia="Times New Roman"/>
+          <w:rFonts w:ascii="Arial" w:hAnsi="Arial" w:cs="Arial" w:eastAsia="Times New Roman"/>
           <w:sz w:val="24"/>
         </w:rPr>
       </w:r>
@@ -2562,7 +2562,7 @@
       </w:pPr>
       <w:r>
         <w:rPr>
-          <w:rFonts w:ascii="Times New Roman" w:hAnsi="Times New Roman" w:cs="Times New Roman" w:eastAsia="Times New Roman"/>
+          <w:rFonts w:ascii="Arial" w:hAnsi="Arial" w:cs="Arial" w:eastAsia="Times New Roman"/>
           <w:b/>
           <w:color w:val="1f3b73"/>
           <w:sz w:val="24"/>
@@ -2571,7 +2571,7 @@
       </w:r>
       <w:r>
         <w:rPr>
-          <w:rFonts w:ascii="Times New Roman" w:hAnsi="Times New Roman" w:cs="Times New Roman" w:eastAsia="Times New Roman"/>
+          <w:rFonts w:ascii="Arial" w:hAnsi="Arial" w:cs="Arial" w:eastAsia="Times New Roman"/>
           <w:sz w:val="24"/>
         </w:rPr>
       </w:r>
@@ -2609,7 +2609,7 @@
             </w:pPr>
             <w:r>
               <w:rPr>
-                <w:rFonts w:ascii="Times New Roman" w:hAnsi="Times New Roman" w:cs="Times New Roman" w:eastAsia="Times New Roman"/>
+                <w:rFonts w:ascii="Arial" w:hAnsi="Arial" w:cs="Arial" w:eastAsia="Times New Roman"/>
                 <w:b/>
                 <w:sz w:val="20"/>
               </w:rPr>
@@ -2617,7 +2617,7 @@
             </w:r>
             <w:r>
               <w:rPr>
-                <w:rFonts w:ascii="Times New Roman" w:hAnsi="Times New Roman" w:cs="Times New Roman" w:eastAsia="Times New Roman"/>
+                <w:rFonts w:ascii="Arial" w:hAnsi="Arial" w:cs="Arial" w:eastAsia="Times New Roman"/>
                 <w:sz w:val="20"/>
               </w:rPr>
             </w:r>
@@ -2639,7 +2639,7 @@
             </w:pPr>
             <w:r>
               <w:rPr>
-                <w:rFonts w:ascii="Times New Roman" w:hAnsi="Times New Roman" w:cs="Times New Roman" w:eastAsia="Times New Roman"/>
+                <w:rFonts w:ascii="Arial" w:hAnsi="Arial" w:cs="Arial" w:eastAsia="Times New Roman"/>
                 <w:b/>
                 <w:sz w:val="20"/>
               </w:rPr>
@@ -2647,7 +2647,7 @@
             </w:r>
             <w:r>
               <w:rPr>
-                <w:rFonts w:ascii="Times New Roman" w:hAnsi="Times New Roman" w:cs="Times New Roman" w:eastAsia="Times New Roman"/>
+                <w:rFonts w:ascii="Arial" w:hAnsi="Arial" w:cs="Arial" w:eastAsia="Times New Roman"/>
                 <w:sz w:val="20"/>
               </w:rPr>
             </w:r>
@@ -2669,7 +2669,7 @@
             </w:pPr>
             <w:r>
               <w:rPr>
-                <w:rFonts w:ascii="Times New Roman" w:hAnsi="Times New Roman" w:cs="Times New Roman" w:eastAsia="Times New Roman"/>
+                <w:rFonts w:ascii="Arial" w:hAnsi="Arial" w:cs="Arial" w:eastAsia="Times New Roman"/>
                 <w:b/>
                 <w:sz w:val="20"/>
               </w:rPr>
@@ -2677,7 +2677,7 @@
             </w:r>
             <w:r>
               <w:rPr>
-                <w:rFonts w:ascii="Times New Roman" w:hAnsi="Times New Roman" w:cs="Times New Roman" w:eastAsia="Times New Roman"/>
+                <w:rFonts w:ascii="Arial" w:hAnsi="Arial" w:cs="Arial" w:eastAsia="Times New Roman"/>
                 <w:sz w:val="20"/>
               </w:rPr>
             </w:r>
@@ -2699,7 +2699,7 @@
             </w:pPr>
             <w:r>
               <w:rPr>
-                <w:rFonts w:ascii="Times New Roman" w:hAnsi="Times New Roman" w:cs="Times New Roman" w:eastAsia="Times New Roman"/>
+                <w:rFonts w:ascii="Arial" w:hAnsi="Arial" w:cs="Arial" w:eastAsia="Times New Roman"/>
                 <w:b/>
                 <w:sz w:val="20"/>
               </w:rPr>
@@ -2707,7 +2707,7 @@
             </w:r>
             <w:r>
               <w:rPr>
-                <w:rFonts w:ascii="Times New Roman" w:hAnsi="Times New Roman" w:cs="Times New Roman" w:eastAsia="Times New Roman"/>
+                <w:rFonts w:ascii="Arial" w:hAnsi="Arial" w:cs="Arial" w:eastAsia="Times New Roman"/>
                 <w:sz w:val="20"/>
               </w:rPr>
             </w:r>
@@ -2729,7 +2729,7 @@
             </w:pPr>
             <w:r>
               <w:rPr>
-                <w:rFonts w:ascii="Times New Roman" w:hAnsi="Times New Roman" w:cs="Times New Roman" w:eastAsia="Times New Roman"/>
+                <w:rFonts w:ascii="Arial" w:hAnsi="Arial" w:cs="Arial" w:eastAsia="Times New Roman"/>
                 <w:b/>
                 <w:sz w:val="20"/>
               </w:rPr>
@@ -2737,7 +2737,7 @@
             </w:r>
             <w:r>
               <w:rPr>
-                <w:rFonts w:ascii="Times New Roman" w:hAnsi="Times New Roman" w:cs="Times New Roman" w:eastAsia="Times New Roman"/>
+                <w:rFonts w:ascii="Arial" w:hAnsi="Arial" w:cs="Arial" w:eastAsia="Times New Roman"/>
                 <w:sz w:val="20"/>
               </w:rPr>
             </w:r>
@@ -2760,7 +2760,7 @@
             </w:pPr>
             <w:r>
               <w:rPr>
-                <w:rFonts w:ascii="Times New Roman" w:hAnsi="Times New Roman" w:cs="Times New Roman" w:eastAsia="Times New Roman"/>
+                <w:rFonts w:ascii="Arial" w:hAnsi="Arial" w:cs="Arial" w:eastAsia="Times New Roman"/>
                 <w:b w:val="0"/>
                 <w:sz w:val="20"/>
               </w:rPr>
@@ -2768,7 +2768,7 @@
             </w:r>
             <w:r>
               <w:rPr>
-                <w:rFonts w:ascii="Times New Roman" w:hAnsi="Times New Roman" w:cs="Times New Roman" w:eastAsia="Times New Roman"/>
+                <w:rFonts w:ascii="Arial" w:hAnsi="Arial" w:cs="Arial" w:eastAsia="Times New Roman"/>
                 <w:sz w:val="20"/>
               </w:rPr>
             </w:r>
@@ -2788,7 +2788,7 @@
             </w:pPr>
             <w:r>
               <w:rPr>
-                <w:rFonts w:ascii="Times New Roman" w:hAnsi="Times New Roman" w:cs="Times New Roman" w:eastAsia="Times New Roman"/>
+                <w:rFonts w:ascii="Arial" w:hAnsi="Arial" w:cs="Arial" w:eastAsia="Times New Roman"/>
                 <w:b w:val="0"/>
                 <w:sz w:val="20"/>
               </w:rPr>
@@ -2796,7 +2796,7 @@
             </w:r>
             <w:r>
               <w:rPr>
-                <w:rFonts w:ascii="Times New Roman" w:hAnsi="Times New Roman" w:cs="Times New Roman" w:eastAsia="Times New Roman"/>
+                <w:rFonts w:ascii="Arial" w:hAnsi="Arial" w:cs="Arial" w:eastAsia="Times New Roman"/>
                 <w:sz w:val="20"/>
               </w:rPr>
             </w:r>
@@ -2816,7 +2816,7 @@
             </w:pPr>
             <w:r>
               <w:rPr>
-                <w:rFonts w:ascii="Times New Roman" w:hAnsi="Times New Roman" w:cs="Times New Roman" w:eastAsia="Times New Roman"/>
+                <w:rFonts w:ascii="Arial" w:hAnsi="Arial" w:cs="Arial" w:eastAsia="Times New Roman"/>
                 <w:b w:val="0"/>
                 <w:sz w:val="20"/>
               </w:rPr>
@@ -2824,7 +2824,7 @@
             </w:r>
             <w:r>
               <w:rPr>
-                <w:rFonts w:ascii="Times New Roman" w:hAnsi="Times New Roman" w:cs="Times New Roman" w:eastAsia="Times New Roman"/>
+                <w:rFonts w:ascii="Arial" w:hAnsi="Arial" w:cs="Arial" w:eastAsia="Times New Roman"/>
                 <w:sz w:val="20"/>
               </w:rPr>
             </w:r>
@@ -2844,7 +2844,7 @@
             </w:pPr>
             <w:r>
               <w:rPr>
-                <w:rFonts w:ascii="Times New Roman" w:hAnsi="Times New Roman" w:cs="Times New Roman" w:eastAsia="Times New Roman"/>
+                <w:rFonts w:ascii="Arial" w:hAnsi="Arial" w:cs="Arial" w:eastAsia="Times New Roman"/>
                 <w:b w:val="0"/>
                 <w:sz w:val="20"/>
               </w:rPr>
@@ -2852,7 +2852,7 @@
             </w:r>
             <w:r>
               <w:rPr>
-                <w:rFonts w:ascii="Times New Roman" w:hAnsi="Times New Roman" w:cs="Times New Roman" w:eastAsia="Times New Roman"/>
+                <w:rFonts w:ascii="Arial" w:hAnsi="Arial" w:cs="Arial" w:eastAsia="Times New Roman"/>
                 <w:sz w:val="20"/>
               </w:rPr>
             </w:r>
@@ -2872,7 +2872,7 @@
             </w:pPr>
             <w:r>
               <w:rPr>
-                <w:rFonts w:ascii="Times New Roman" w:hAnsi="Times New Roman" w:cs="Times New Roman" w:eastAsia="Times New Roman"/>
+                <w:rFonts w:ascii="Arial" w:hAnsi="Arial" w:cs="Arial" w:eastAsia="Times New Roman"/>
                 <w:b w:val="0"/>
                 <w:sz w:val="20"/>
               </w:rPr>
@@ -2880,7 +2880,7 @@
             </w:r>
             <w:r>
               <w:rPr>
-                <w:rFonts w:ascii="Times New Roman" w:hAnsi="Times New Roman" w:cs="Times New Roman" w:eastAsia="Times New Roman"/>
+                <w:rFonts w:ascii="Arial" w:hAnsi="Arial" w:cs="Arial" w:eastAsia="Times New Roman"/>
                 <w:sz w:val="20"/>
               </w:rPr>
             </w:r>
@@ -2903,7 +2903,7 @@
             </w:pPr>
             <w:r>
               <w:rPr>
-                <w:rFonts w:ascii="Times New Roman" w:hAnsi="Times New Roman" w:cs="Times New Roman" w:eastAsia="Times New Roman"/>
+                <w:rFonts w:ascii="Arial" w:hAnsi="Arial" w:cs="Arial" w:eastAsia="Times New Roman"/>
                 <w:b w:val="0"/>
                 <w:sz w:val="20"/>
               </w:rPr>
@@ -2911,7 +2911,7 @@
             </w:r>
             <w:r>
               <w:rPr>
-                <w:rFonts w:ascii="Times New Roman" w:hAnsi="Times New Roman" w:cs="Times New Roman" w:eastAsia="Times New Roman"/>
+                <w:rFonts w:ascii="Arial" w:hAnsi="Arial" w:cs="Arial" w:eastAsia="Times New Roman"/>
                 <w:sz w:val="20"/>
               </w:rPr>
             </w:r>
@@ -2931,7 +2931,7 @@
             </w:pPr>
             <w:r>
               <w:rPr>
-                <w:rFonts w:ascii="Times New Roman" w:hAnsi="Times New Roman" w:cs="Times New Roman" w:eastAsia="Times New Roman"/>
+                <w:rFonts w:ascii="Arial" w:hAnsi="Arial" w:cs="Arial" w:eastAsia="Times New Roman"/>
                 <w:b w:val="0"/>
                 <w:sz w:val="20"/>
               </w:rPr>
@@ -2939,7 +2939,7 @@
             </w:r>
             <w:r>
               <w:rPr>
-                <w:rFonts w:ascii="Times New Roman" w:hAnsi="Times New Roman" w:cs="Times New Roman" w:eastAsia="Times New Roman"/>
+                <w:rFonts w:ascii="Arial" w:hAnsi="Arial" w:cs="Arial" w:eastAsia="Times New Roman"/>
                 <w:sz w:val="20"/>
               </w:rPr>
             </w:r>
@@ -2959,7 +2959,7 @@
             </w:pPr>
             <w:r>
               <w:rPr>
-                <w:rFonts w:ascii="Times New Roman" w:hAnsi="Times New Roman" w:cs="Times New Roman" w:eastAsia="Times New Roman"/>
+                <w:rFonts w:ascii="Arial" w:hAnsi="Arial" w:cs="Arial" w:eastAsia="Times New Roman"/>
                 <w:b w:val="0"/>
                 <w:sz w:val="20"/>
               </w:rPr>
@@ -2967,7 +2967,7 @@
             </w:r>
             <w:r>
               <w:rPr>
-                <w:rFonts w:ascii="Times New Roman" w:hAnsi="Times New Roman" w:cs="Times New Roman" w:eastAsia="Times New Roman"/>
+                <w:rFonts w:ascii="Arial" w:hAnsi="Arial" w:cs="Arial" w:eastAsia="Times New Roman"/>
                 <w:sz w:val="20"/>
               </w:rPr>
             </w:r>
@@ -2987,7 +2987,7 @@
             </w:pPr>
             <w:r>
               <w:rPr>
-                <w:rFonts w:ascii="Times New Roman" w:hAnsi="Times New Roman" w:cs="Times New Roman" w:eastAsia="Times New Roman"/>
+                <w:rFonts w:ascii="Arial" w:hAnsi="Arial" w:cs="Arial" w:eastAsia="Times New Roman"/>
                 <w:b w:val="0"/>
                 <w:sz w:val="20"/>
               </w:rPr>
@@ -2995,7 +2995,7 @@
             </w:r>
             <w:r>
               <w:rPr>
-                <w:rFonts w:ascii="Times New Roman" w:hAnsi="Times New Roman" w:cs="Times New Roman" w:eastAsia="Times New Roman"/>
+                <w:rFonts w:ascii="Arial" w:hAnsi="Arial" w:cs="Arial" w:eastAsia="Times New Roman"/>
                 <w:sz w:val="20"/>
               </w:rPr>
             </w:r>
@@ -3015,7 +3015,7 @@
             </w:pPr>
             <w:r>
               <w:rPr>
-                <w:rFonts w:ascii="Times New Roman" w:hAnsi="Times New Roman" w:cs="Times New Roman" w:eastAsia="Times New Roman"/>
+                <w:rFonts w:ascii="Arial" w:hAnsi="Arial" w:cs="Arial" w:eastAsia="Times New Roman"/>
                 <w:b w:val="0"/>
                 <w:sz w:val="20"/>
               </w:rPr>
@@ -3023,7 +3023,7 @@
             </w:r>
             <w:r>
               <w:rPr>
-                <w:rFonts w:ascii="Times New Roman" w:hAnsi="Times New Roman" w:cs="Times New Roman" w:eastAsia="Times New Roman"/>
+                <w:rFonts w:ascii="Arial" w:hAnsi="Arial" w:cs="Arial" w:eastAsia="Times New Roman"/>
                 <w:sz w:val="20"/>
               </w:rPr>
             </w:r>
@@ -3046,7 +3046,7 @@
             </w:pPr>
             <w:r>
               <w:rPr>
-                <w:rFonts w:ascii="Times New Roman" w:hAnsi="Times New Roman" w:cs="Times New Roman" w:eastAsia="Times New Roman"/>
+                <w:rFonts w:ascii="Arial" w:hAnsi="Arial" w:cs="Arial" w:eastAsia="Times New Roman"/>
                 <w:b w:val="0"/>
                 <w:sz w:val="20"/>
               </w:rPr>
@@ -3054,7 +3054,7 @@
             </w:r>
             <w:r>
               <w:rPr>
-                <w:rFonts w:ascii="Times New Roman" w:hAnsi="Times New Roman" w:cs="Times New Roman" w:eastAsia="Times New Roman"/>
+                <w:rFonts w:ascii="Arial" w:hAnsi="Arial" w:cs="Arial" w:eastAsia="Times New Roman"/>
                 <w:sz w:val="20"/>
               </w:rPr>
             </w:r>
@@ -3074,7 +3074,7 @@
             </w:pPr>
             <w:r>
               <w:rPr>
-                <w:rFonts w:ascii="Times New Roman" w:hAnsi="Times New Roman" w:cs="Times New Roman" w:eastAsia="Times New Roman"/>
+                <w:rFonts w:ascii="Arial" w:hAnsi="Arial" w:cs="Arial" w:eastAsia="Times New Roman"/>
                 <w:b w:val="0"/>
                 <w:sz w:val="20"/>
               </w:rPr>
@@ -3082,7 +3082,7 @@
             </w:r>
             <w:r>
               <w:rPr>
-                <w:rFonts w:ascii="Times New Roman" w:hAnsi="Times New Roman" w:cs="Times New Roman" w:eastAsia="Times New Roman"/>
+                <w:rFonts w:ascii="Arial" w:hAnsi="Arial" w:cs="Arial" w:eastAsia="Times New Roman"/>
                 <w:sz w:val="20"/>
               </w:rPr>
             </w:r>
@@ -3102,7 +3102,7 @@
             </w:pPr>
             <w:r>
               <w:rPr>
-                <w:rFonts w:ascii="Times New Roman" w:hAnsi="Times New Roman" w:cs="Times New Roman" w:eastAsia="Times New Roman"/>
+                <w:rFonts w:ascii="Arial" w:hAnsi="Arial" w:cs="Arial" w:eastAsia="Times New Roman"/>
                 <w:b w:val="0"/>
                 <w:sz w:val="20"/>
               </w:rPr>
@@ -3110,7 +3110,7 @@
             </w:r>
             <w:r>
               <w:rPr>
-                <w:rFonts w:ascii="Times New Roman" w:hAnsi="Times New Roman" w:cs="Times New Roman" w:eastAsia="Times New Roman"/>
+                <w:rFonts w:ascii="Arial" w:hAnsi="Arial" w:cs="Arial" w:eastAsia="Times New Roman"/>
                 <w:sz w:val="20"/>
               </w:rPr>
             </w:r>
@@ -3130,7 +3130,7 @@
             </w:pPr>
             <w:r>
               <w:rPr>
-                <w:rFonts w:ascii="Times New Roman" w:hAnsi="Times New Roman" w:cs="Times New Roman" w:eastAsia="Times New Roman"/>
+                <w:rFonts w:ascii="Arial" w:hAnsi="Arial" w:cs="Arial" w:eastAsia="Times New Roman"/>
                 <w:b w:val="0"/>
                 <w:sz w:val="20"/>
               </w:rPr>
@@ -3138,7 +3138,7 @@
             </w:r>
             <w:r>
               <w:rPr>
-                <w:rFonts w:ascii="Times New Roman" w:hAnsi="Times New Roman" w:cs="Times New Roman" w:eastAsia="Times New Roman"/>
+                <w:rFonts w:ascii="Arial" w:hAnsi="Arial" w:cs="Arial" w:eastAsia="Times New Roman"/>
                 <w:sz w:val="20"/>
               </w:rPr>
             </w:r>
@@ -3158,7 +3158,7 @@
             </w:pPr>
             <w:r>
               <w:rPr>
-                <w:rFonts w:ascii="Times New Roman" w:hAnsi="Times New Roman" w:cs="Times New Roman" w:eastAsia="Times New Roman"/>
+                <w:rFonts w:ascii="Arial" w:hAnsi="Arial" w:cs="Arial" w:eastAsia="Times New Roman"/>
                 <w:b w:val="0"/>
                 <w:sz w:val="20"/>
               </w:rPr>
@@ -3166,7 +3166,7 @@
             </w:r>
             <w:r>
               <w:rPr>
-                <w:rFonts w:ascii="Times New Roman" w:hAnsi="Times New Roman" w:cs="Times New Roman" w:eastAsia="Times New Roman"/>
+                <w:rFonts w:ascii="Arial" w:hAnsi="Arial" w:cs="Arial" w:eastAsia="Times New Roman"/>
                 <w:sz w:val="20"/>
               </w:rPr>
             </w:r>
@@ -3189,7 +3189,7 @@
             </w:pPr>
             <w:r>
               <w:rPr>
-                <w:rFonts w:ascii="Times New Roman" w:hAnsi="Times New Roman" w:cs="Times New Roman" w:eastAsia="Times New Roman"/>
+                <w:rFonts w:ascii="Arial" w:hAnsi="Arial" w:cs="Arial" w:eastAsia="Times New Roman"/>
                 <w:b w:val="0"/>
                 <w:sz w:val="20"/>
               </w:rPr>
@@ -3197,7 +3197,7 @@
             </w:r>
             <w:r>
               <w:rPr>
-                <w:rFonts w:ascii="Times New Roman" w:hAnsi="Times New Roman" w:cs="Times New Roman" w:eastAsia="Times New Roman"/>
+                <w:rFonts w:ascii="Arial" w:hAnsi="Arial" w:cs="Arial" w:eastAsia="Times New Roman"/>
                 <w:sz w:val="20"/>
               </w:rPr>
             </w:r>
@@ -3217,7 +3217,7 @@
             </w:pPr>
             <w:r>
               <w:rPr>
-                <w:rFonts w:ascii="Times New Roman" w:hAnsi="Times New Roman" w:cs="Times New Roman" w:eastAsia="Times New Roman"/>
+                <w:rFonts w:ascii="Arial" w:hAnsi="Arial" w:cs="Arial" w:eastAsia="Times New Roman"/>
                 <w:b w:val="0"/>
                 <w:sz w:val="20"/>
               </w:rPr>
@@ -3225,7 +3225,7 @@
             </w:r>
             <w:r>
               <w:rPr>
-                <w:rFonts w:ascii="Times New Roman" w:hAnsi="Times New Roman" w:cs="Times New Roman" w:eastAsia="Times New Roman"/>
+                <w:rFonts w:ascii="Arial" w:hAnsi="Arial" w:cs="Arial" w:eastAsia="Times New Roman"/>
                 <w:sz w:val="20"/>
               </w:rPr>
             </w:r>
@@ -3245,7 +3245,7 @@
             </w:pPr>
             <w:r>
               <w:rPr>
-                <w:rFonts w:ascii="Times New Roman" w:hAnsi="Times New Roman" w:cs="Times New Roman" w:eastAsia="Times New Roman"/>
+                <w:rFonts w:ascii="Arial" w:hAnsi="Arial" w:cs="Arial" w:eastAsia="Times New Roman"/>
                 <w:b w:val="0"/>
                 <w:sz w:val="20"/>
               </w:rPr>
@@ -3253,7 +3253,7 @@
             </w:r>
             <w:r>
               <w:rPr>
-                <w:rFonts w:ascii="Times New Roman" w:hAnsi="Times New Roman" w:cs="Times New Roman" w:eastAsia="Times New Roman"/>
+                <w:rFonts w:ascii="Arial" w:hAnsi="Arial" w:cs="Arial" w:eastAsia="Times New Roman"/>
                 <w:sz w:val="20"/>
               </w:rPr>
             </w:r>
@@ -3273,7 +3273,7 @@
             </w:pPr>
             <w:r>
               <w:rPr>
-                <w:rFonts w:ascii="Times New Roman" w:hAnsi="Times New Roman" w:cs="Times New Roman" w:eastAsia="Times New Roman"/>
+                <w:rFonts w:ascii="Arial" w:hAnsi="Arial" w:cs="Arial" w:eastAsia="Times New Roman"/>
                 <w:b w:val="0"/>
                 <w:sz w:val="20"/>
               </w:rPr>
@@ -3281,7 +3281,7 @@
             </w:r>
             <w:r>
               <w:rPr>
-                <w:rFonts w:ascii="Times New Roman" w:hAnsi="Times New Roman" w:cs="Times New Roman" w:eastAsia="Times New Roman"/>
+                <w:rFonts w:ascii="Arial" w:hAnsi="Arial" w:cs="Arial" w:eastAsia="Times New Roman"/>
                 <w:sz w:val="20"/>
               </w:rPr>
             </w:r>
@@ -3301,7 +3301,7 @@
             </w:pPr>
             <w:r>
               <w:rPr>
-                <w:rFonts w:ascii="Times New Roman" w:hAnsi="Times New Roman" w:cs="Times New Roman" w:eastAsia="Times New Roman"/>
+                <w:rFonts w:ascii="Arial" w:hAnsi="Arial" w:cs="Arial" w:eastAsia="Times New Roman"/>
                 <w:b w:val="0"/>
                 <w:sz w:val="20"/>
               </w:rPr>
@@ -3309,7 +3309,7 @@
             </w:r>
             <w:r>
               <w:rPr>
-                <w:rFonts w:ascii="Times New Roman" w:hAnsi="Times New Roman" w:cs="Times New Roman" w:eastAsia="Times New Roman"/>
+                <w:rFonts w:ascii="Arial" w:hAnsi="Arial" w:cs="Arial" w:eastAsia="Times New Roman"/>
                 <w:sz w:val="20"/>
               </w:rPr>
             </w:r>
@@ -3332,7 +3332,7 @@
             </w:pPr>
             <w:r>
               <w:rPr>
-                <w:rFonts w:ascii="Times New Roman" w:hAnsi="Times New Roman" w:cs="Times New Roman" w:eastAsia="Times New Roman"/>
+                <w:rFonts w:ascii="Arial" w:hAnsi="Arial" w:cs="Arial" w:eastAsia="Times New Roman"/>
                 <w:b w:val="0"/>
                 <w:sz w:val="20"/>
               </w:rPr>
@@ -3340,7 +3340,7 @@
             </w:r>
             <w:r>
               <w:rPr>
-                <w:rFonts w:ascii="Times New Roman" w:hAnsi="Times New Roman" w:cs="Times New Roman" w:eastAsia="Times New Roman"/>
+                <w:rFonts w:ascii="Arial" w:hAnsi="Arial" w:cs="Arial" w:eastAsia="Times New Roman"/>
                 <w:sz w:val="20"/>
               </w:rPr>
             </w:r>
@@ -3360,7 +3360,7 @@
             </w:pPr>
             <w:r>
               <w:rPr>
-                <w:rFonts w:ascii="Times New Roman" w:hAnsi="Times New Roman" w:cs="Times New Roman" w:eastAsia="Times New Roman"/>
+                <w:rFonts w:ascii="Arial" w:hAnsi="Arial" w:cs="Arial" w:eastAsia="Times New Roman"/>
                 <w:b w:val="0"/>
                 <w:sz w:val="20"/>
               </w:rPr>
@@ -3368,7 +3368,7 @@
             </w:r>
             <w:r>
               <w:rPr>
-                <w:rFonts w:ascii="Times New Roman" w:hAnsi="Times New Roman" w:cs="Times New Roman" w:eastAsia="Times New Roman"/>
+                <w:rFonts w:ascii="Arial" w:hAnsi="Arial" w:cs="Arial" w:eastAsia="Times New Roman"/>
                 <w:sz w:val="20"/>
               </w:rPr>
             </w:r>
@@ -3388,7 +3388,7 @@
             </w:pPr>
             <w:r>
               <w:rPr>
-                <w:rFonts w:ascii="Times New Roman" w:hAnsi="Times New Roman" w:cs="Times New Roman" w:eastAsia="Times New Roman"/>
+                <w:rFonts w:ascii="Arial" w:hAnsi="Arial" w:cs="Arial" w:eastAsia="Times New Roman"/>
                 <w:b w:val="0"/>
                 <w:sz w:val="20"/>
               </w:rPr>
@@ -3396,7 +3396,7 @@
             </w:r>
             <w:r>
               <w:rPr>
-                <w:rFonts w:ascii="Times New Roman" w:hAnsi="Times New Roman" w:cs="Times New Roman" w:eastAsia="Times New Roman"/>
+                <w:rFonts w:ascii="Arial" w:hAnsi="Arial" w:cs="Arial" w:eastAsia="Times New Roman"/>
                 <w:sz w:val="20"/>
               </w:rPr>
             </w:r>
@@ -3416,7 +3416,7 @@
             </w:pPr>
             <w:r>
               <w:rPr>
-                <w:rFonts w:ascii="Times New Roman" w:hAnsi="Times New Roman" w:cs="Times New Roman" w:eastAsia="Times New Roman"/>
+                <w:rFonts w:ascii="Arial" w:hAnsi="Arial" w:cs="Arial" w:eastAsia="Times New Roman"/>
                 <w:b w:val="0"/>
                 <w:sz w:val="20"/>
               </w:rPr>
@@ -3424,7 +3424,7 @@
             </w:r>
             <w:r>
               <w:rPr>
-                <w:rFonts w:ascii="Times New Roman" w:hAnsi="Times New Roman" w:cs="Times New Roman" w:eastAsia="Times New Roman"/>
+                <w:rFonts w:ascii="Arial" w:hAnsi="Arial" w:cs="Arial" w:eastAsia="Times New Roman"/>
                 <w:sz w:val="20"/>
               </w:rPr>
             </w:r>
@@ -3444,7 +3444,7 @@
             </w:pPr>
             <w:r>
               <w:rPr>
-                <w:rFonts w:ascii="Times New Roman" w:hAnsi="Times New Roman" w:cs="Times New Roman" w:eastAsia="Times New Roman"/>
+                <w:rFonts w:ascii="Arial" w:hAnsi="Arial" w:cs="Arial" w:eastAsia="Times New Roman"/>
                 <w:b w:val="0"/>
                 <w:sz w:val="20"/>
               </w:rPr>
@@ -3452,7 +3452,7 @@
             </w:r>
             <w:r>
               <w:rPr>
-                <w:rFonts w:ascii="Times New Roman" w:hAnsi="Times New Roman" w:cs="Times New Roman" w:eastAsia="Times New Roman"/>
+                <w:rFonts w:ascii="Arial" w:hAnsi="Arial" w:cs="Arial" w:eastAsia="Times New Roman"/>
                 <w:sz w:val="20"/>
               </w:rPr>
             </w:r>
@@ -3475,7 +3475,7 @@
             </w:pPr>
             <w:r>
               <w:rPr>
-                <w:rFonts w:ascii="Times New Roman" w:hAnsi="Times New Roman" w:cs="Times New Roman" w:eastAsia="Times New Roman"/>
+                <w:rFonts w:ascii="Arial" w:hAnsi="Arial" w:cs="Arial" w:eastAsia="Times New Roman"/>
                 <w:b w:val="0"/>
                 <w:sz w:val="20"/>
               </w:rPr>
@@ -3483,7 +3483,7 @@
             </w:r>
             <w:r>
               <w:rPr>
-                <w:rFonts w:ascii="Times New Roman" w:hAnsi="Times New Roman" w:cs="Times New Roman" w:eastAsia="Times New Roman"/>
+                <w:rFonts w:ascii="Arial" w:hAnsi="Arial" w:cs="Arial" w:eastAsia="Times New Roman"/>
                 <w:sz w:val="20"/>
               </w:rPr>
             </w:r>
@@ -3503,7 +3503,7 @@
             </w:pPr>
             <w:r>
               <w:rPr>
-                <w:rFonts w:ascii="Times New Roman" w:hAnsi="Times New Roman" w:cs="Times New Roman" w:eastAsia="Times New Roman"/>
+                <w:rFonts w:ascii="Arial" w:hAnsi="Arial" w:cs="Arial" w:eastAsia="Times New Roman"/>
                 <w:b w:val="0"/>
                 <w:sz w:val="20"/>
               </w:rPr>
@@ -3511,7 +3511,7 @@
             </w:r>
             <w:r>
               <w:rPr>
-                <w:rFonts w:ascii="Times New Roman" w:hAnsi="Times New Roman" w:cs="Times New Roman" w:eastAsia="Times New Roman"/>
+                <w:rFonts w:ascii="Arial" w:hAnsi="Arial" w:cs="Arial" w:eastAsia="Times New Roman"/>
                 <w:sz w:val="20"/>
               </w:rPr>
             </w:r>
@@ -3531,7 +3531,7 @@
             </w:pPr>
             <w:r>
               <w:rPr>
-                <w:rFonts w:ascii="Times New Roman" w:hAnsi="Times New Roman" w:cs="Times New Roman" w:eastAsia="Times New Roman"/>
+                <w:rFonts w:ascii="Arial" w:hAnsi="Arial" w:cs="Arial" w:eastAsia="Times New Roman"/>
                 <w:b w:val="0"/>
                 <w:sz w:val="20"/>
               </w:rPr>
@@ -3539,7 +3539,7 @@
             </w:r>
             <w:r>
               <w:rPr>
-                <w:rFonts w:ascii="Times New Roman" w:hAnsi="Times New Roman" w:cs="Times New Roman" w:eastAsia="Times New Roman"/>
+                <w:rFonts w:ascii="Arial" w:hAnsi="Arial" w:cs="Arial" w:eastAsia="Times New Roman"/>
                 <w:sz w:val="20"/>
               </w:rPr>
             </w:r>
@@ -3559,7 +3559,7 @@
             </w:pPr>
             <w:r>
               <w:rPr>
-                <w:rFonts w:ascii="Times New Roman" w:hAnsi="Times New Roman" w:cs="Times New Roman" w:eastAsia="Times New Roman"/>
+                <w:rFonts w:ascii="Arial" w:hAnsi="Arial" w:cs="Arial" w:eastAsia="Times New Roman"/>
                 <w:b w:val="0"/>
                 <w:sz w:val="20"/>
               </w:rPr>
@@ -3567,7 +3567,7 @@
             </w:r>
             <w:r>
               <w:rPr>
-                <w:rFonts w:ascii="Times New Roman" w:hAnsi="Times New Roman" w:cs="Times New Roman" w:eastAsia="Times New Roman"/>
+                <w:rFonts w:ascii="Arial" w:hAnsi="Arial" w:cs="Arial" w:eastAsia="Times New Roman"/>
                 <w:sz w:val="20"/>
               </w:rPr>
             </w:r>
@@ -3587,7 +3587,7 @@
             </w:pPr>
             <w:r>
               <w:rPr>
-                <w:rFonts w:ascii="Times New Roman" w:hAnsi="Times New Roman" w:cs="Times New Roman" w:eastAsia="Times New Roman"/>
+                <w:rFonts w:ascii="Arial" w:hAnsi="Arial" w:cs="Arial" w:eastAsia="Times New Roman"/>
                 <w:b w:val="0"/>
                 <w:sz w:val="20"/>
               </w:rPr>
@@ -3595,7 +3595,7 @@
             </w:r>
             <w:r>
               <w:rPr>
-                <w:rFonts w:ascii="Times New Roman" w:hAnsi="Times New Roman" w:cs="Times New Roman" w:eastAsia="Times New Roman"/>
+                <w:rFonts w:ascii="Arial" w:hAnsi="Arial" w:cs="Arial" w:eastAsia="Times New Roman"/>
                 <w:sz w:val="20"/>
               </w:rPr>
             </w:r>
@@ -3618,7 +3618,7 @@
             </w:pPr>
             <w:r>
               <w:rPr>
-                <w:rFonts w:ascii="Times New Roman" w:hAnsi="Times New Roman" w:cs="Times New Roman" w:eastAsia="Times New Roman"/>
+                <w:rFonts w:ascii="Arial" w:hAnsi="Arial" w:cs="Arial" w:eastAsia="Times New Roman"/>
                 <w:b w:val="0"/>
                 <w:sz w:val="20"/>
               </w:rPr>
@@ -3626,7 +3626,7 @@
             </w:r>
             <w:r>
               <w:rPr>
-                <w:rFonts w:ascii="Times New Roman" w:hAnsi="Times New Roman" w:cs="Times New Roman" w:eastAsia="Times New Roman"/>
+                <w:rFonts w:ascii="Arial" w:hAnsi="Arial" w:cs="Arial" w:eastAsia="Times New Roman"/>
                 <w:sz w:val="20"/>
               </w:rPr>
             </w:r>
@@ -3646,7 +3646,7 @@
             </w:pPr>
             <w:r>
               <w:rPr>
-                <w:rFonts w:ascii="Times New Roman" w:hAnsi="Times New Roman" w:cs="Times New Roman" w:eastAsia="Times New Roman"/>
+                <w:rFonts w:ascii="Arial" w:hAnsi="Arial" w:cs="Arial" w:eastAsia="Times New Roman"/>
                 <w:b w:val="0"/>
                 <w:sz w:val="20"/>
               </w:rPr>
@@ -3654,7 +3654,7 @@
             </w:r>
             <w:r>
               <w:rPr>
-                <w:rFonts w:ascii="Times New Roman" w:hAnsi="Times New Roman" w:cs="Times New Roman" w:eastAsia="Times New Roman"/>
+                <w:rFonts w:ascii="Arial" w:hAnsi="Arial" w:cs="Arial" w:eastAsia="Times New Roman"/>
                 <w:sz w:val="20"/>
               </w:rPr>
             </w:r>
@@ -3674,7 +3674,7 @@
             </w:pPr>
             <w:r>
               <w:rPr>
-                <w:rFonts w:ascii="Times New Roman" w:hAnsi="Times New Roman" w:cs="Times New Roman" w:eastAsia="Times New Roman"/>
+                <w:rFonts w:ascii="Arial" w:hAnsi="Arial" w:cs="Arial" w:eastAsia="Times New Roman"/>
                 <w:b w:val="0"/>
                 <w:sz w:val="20"/>
               </w:rPr>
@@ -3682,7 +3682,7 @@
             </w:r>
             <w:r>
               <w:rPr>
-                <w:rFonts w:ascii="Times New Roman" w:hAnsi="Times New Roman" w:cs="Times New Roman" w:eastAsia="Times New Roman"/>
+                <w:rFonts w:ascii="Arial" w:hAnsi="Arial" w:cs="Arial" w:eastAsia="Times New Roman"/>
                 <w:sz w:val="20"/>
               </w:rPr>
             </w:r>
@@ -3702,7 +3702,7 @@
             </w:pPr>
             <w:r>
               <w:rPr>
-                <w:rFonts w:ascii="Times New Roman" w:hAnsi="Times New Roman" w:cs="Times New Roman" w:eastAsia="Times New Roman"/>
+                <w:rFonts w:ascii="Arial" w:hAnsi="Arial" w:cs="Arial" w:eastAsia="Times New Roman"/>
                 <w:b w:val="0"/>
                 <w:sz w:val="20"/>
               </w:rPr>
@@ -3710,7 +3710,7 @@
             </w:r>
             <w:r>
               <w:rPr>
-                <w:rFonts w:ascii="Times New Roman" w:hAnsi="Times New Roman" w:cs="Times New Roman" w:eastAsia="Times New Roman"/>
+                <w:rFonts w:ascii="Arial" w:hAnsi="Arial" w:cs="Arial" w:eastAsia="Times New Roman"/>
                 <w:sz w:val="20"/>
               </w:rPr>
             </w:r>
@@ -3730,7 +3730,7 @@
             </w:pPr>
             <w:r>
               <w:rPr>
-                <w:rFonts w:ascii="Times New Roman" w:hAnsi="Times New Roman" w:cs="Times New Roman" w:eastAsia="Times New Roman"/>
+                <w:rFonts w:ascii="Arial" w:hAnsi="Arial" w:cs="Arial" w:eastAsia="Times New Roman"/>
                 <w:b w:val="0"/>
                 <w:sz w:val="20"/>
               </w:rPr>
@@ -3738,7 +3738,7 @@
             </w:r>
             <w:r>
               <w:rPr>
-                <w:rFonts w:ascii="Times New Roman" w:hAnsi="Times New Roman" w:cs="Times New Roman" w:eastAsia="Times New Roman"/>
+                <w:rFonts w:ascii="Arial" w:hAnsi="Arial" w:cs="Arial" w:eastAsia="Times New Roman"/>
                 <w:sz w:val="20"/>
               </w:rPr>
             </w:r>
@@ -3761,7 +3761,7 @@
             </w:pPr>
             <w:r>
               <w:rPr>
-                <w:rFonts w:ascii="Times New Roman" w:hAnsi="Times New Roman" w:cs="Times New Roman" w:eastAsia="Times New Roman"/>
+                <w:rFonts w:ascii="Arial" w:hAnsi="Arial" w:cs="Arial" w:eastAsia="Times New Roman"/>
                 <w:b w:val="0"/>
                 <w:sz w:val="20"/>
               </w:rPr>
@@ -3769,7 +3769,7 @@
             </w:r>
             <w:r>
               <w:rPr>
-                <w:rFonts w:ascii="Times New Roman" w:hAnsi="Times New Roman" w:cs="Times New Roman" w:eastAsia="Times New Roman"/>
+                <w:rFonts w:ascii="Arial" w:hAnsi="Arial" w:cs="Arial" w:eastAsia="Times New Roman"/>
                 <w:sz w:val="20"/>
               </w:rPr>
             </w:r>
@@ -3789,7 +3789,7 @@
             </w:pPr>
             <w:r>
               <w:rPr>
-                <w:rFonts w:ascii="Times New Roman" w:hAnsi="Times New Roman" w:cs="Times New Roman" w:eastAsia="Times New Roman"/>
+                <w:rFonts w:ascii="Arial" w:hAnsi="Arial" w:cs="Arial" w:eastAsia="Times New Roman"/>
                 <w:b w:val="0"/>
                 <w:sz w:val="20"/>
               </w:rPr>
@@ -3797,7 +3797,7 @@
             </w:r>
             <w:r>
               <w:rPr>
-                <w:rFonts w:ascii="Times New Roman" w:hAnsi="Times New Roman" w:cs="Times New Roman" w:eastAsia="Times New Roman"/>
+                <w:rFonts w:ascii="Arial" w:hAnsi="Arial" w:cs="Arial" w:eastAsia="Times New Roman"/>
                 <w:sz w:val="20"/>
               </w:rPr>
             </w:r>
@@ -3817,7 +3817,7 @@
             </w:pPr>
             <w:r>
               <w:rPr>
-                <w:rFonts w:ascii="Times New Roman" w:hAnsi="Times New Roman" w:cs="Times New Roman" w:eastAsia="Times New Roman"/>
+                <w:rFonts w:ascii="Arial" w:hAnsi="Arial" w:cs="Arial" w:eastAsia="Times New Roman"/>
                 <w:b w:val="0"/>
                 <w:sz w:val="20"/>
               </w:rPr>
@@ -3825,7 +3825,7 @@
             </w:r>
             <w:r>
               <w:rPr>
-                <w:rFonts w:ascii="Times New Roman" w:hAnsi="Times New Roman" w:cs="Times New Roman" w:eastAsia="Times New Roman"/>
+                <w:rFonts w:ascii="Arial" w:hAnsi="Arial" w:cs="Arial" w:eastAsia="Times New Roman"/>
                 <w:sz w:val="20"/>
               </w:rPr>
             </w:r>
@@ -3845,7 +3845,7 @@
             </w:pPr>
             <w:r>
               <w:rPr>
-                <w:rFonts w:ascii="Times New Roman" w:hAnsi="Times New Roman" w:cs="Times New Roman" w:eastAsia="Times New Roman"/>
+                <w:rFonts w:ascii="Arial" w:hAnsi="Arial" w:cs="Arial" w:eastAsia="Times New Roman"/>
                 <w:b w:val="0"/>
                 <w:sz w:val="20"/>
               </w:rPr>
@@ -3853,7 +3853,7 @@
             </w:r>
             <w:r>
               <w:rPr>
-                <w:rFonts w:ascii="Times New Roman" w:hAnsi="Times New Roman" w:cs="Times New Roman" w:eastAsia="Times New Roman"/>
+                <w:rFonts w:ascii="Arial" w:hAnsi="Arial" w:cs="Arial" w:eastAsia="Times New Roman"/>
                 <w:sz w:val="20"/>
               </w:rPr>
             </w:r>
@@ -3873,7 +3873,7 @@
             </w:pPr>
             <w:r>
               <w:rPr>
-                <w:rFonts w:ascii="Times New Roman" w:hAnsi="Times New Roman" w:cs="Times New Roman" w:eastAsia="Times New Roman"/>
+                <w:rFonts w:ascii="Arial" w:hAnsi="Arial" w:cs="Arial" w:eastAsia="Times New Roman"/>
                 <w:b w:val="0"/>
                 <w:sz w:val="20"/>
               </w:rPr>
@@ -3881,7 +3881,7 @@
             </w:r>
             <w:r>
               <w:rPr>
-                <w:rFonts w:ascii="Times New Roman" w:hAnsi="Times New Roman" w:cs="Times New Roman" w:eastAsia="Times New Roman"/>
+                <w:rFonts w:ascii="Arial" w:hAnsi="Arial" w:cs="Arial" w:eastAsia="Times New Roman"/>
                 <w:sz w:val="20"/>
               </w:rPr>
             </w:r>
@@ -3904,7 +3904,7 @@
             </w:pPr>
             <w:r>
               <w:rPr>
-                <w:rFonts w:ascii="Times New Roman" w:hAnsi="Times New Roman" w:cs="Times New Roman" w:eastAsia="Times New Roman"/>
+                <w:rFonts w:ascii="Arial" w:hAnsi="Arial" w:cs="Arial" w:eastAsia="Times New Roman"/>
                 <w:b w:val="0"/>
                 <w:sz w:val="20"/>
               </w:rPr>
@@ -3912,7 +3912,7 @@
             </w:r>
             <w:r>
               <w:rPr>
-                <w:rFonts w:ascii="Times New Roman" w:hAnsi="Times New Roman" w:cs="Times New Roman" w:eastAsia="Times New Roman"/>
+                <w:rFonts w:ascii="Arial" w:hAnsi="Arial" w:cs="Arial" w:eastAsia="Times New Roman"/>
                 <w:sz w:val="20"/>
               </w:rPr>
             </w:r>
@@ -3932,7 +3932,7 @@
             </w:pPr>
             <w:r>
               <w:rPr>
-                <w:rFonts w:ascii="Times New Roman" w:hAnsi="Times New Roman" w:cs="Times New Roman" w:eastAsia="Times New Roman"/>
+                <w:rFonts w:ascii="Arial" w:hAnsi="Arial" w:cs="Arial" w:eastAsia="Times New Roman"/>
                 <w:b w:val="0"/>
                 <w:sz w:val="20"/>
               </w:rPr>
@@ -3940,7 +3940,7 @@
             </w:r>
             <w:r>
               <w:rPr>
-                <w:rFonts w:ascii="Times New Roman" w:hAnsi="Times New Roman" w:cs="Times New Roman" w:eastAsia="Times New Roman"/>
+                <w:rFonts w:ascii="Arial" w:hAnsi="Arial" w:cs="Arial" w:eastAsia="Times New Roman"/>
                 <w:sz w:val="20"/>
               </w:rPr>
             </w:r>
@@ -3960,7 +3960,7 @@
             </w:pPr>
             <w:r>
               <w:rPr>
-                <w:rFonts w:ascii="Times New Roman" w:hAnsi="Times New Roman" w:cs="Times New Roman" w:eastAsia="Times New Roman"/>
+                <w:rFonts w:ascii="Arial" w:hAnsi="Arial" w:cs="Arial" w:eastAsia="Times New Roman"/>
                 <w:b w:val="0"/>
                 <w:sz w:val="20"/>
               </w:rPr>
@@ -3968,7 +3968,7 @@
             </w:r>
             <w:r>
               <w:rPr>
-                <w:rFonts w:ascii="Times New Roman" w:hAnsi="Times New Roman" w:cs="Times New Roman" w:eastAsia="Times New Roman"/>
+                <w:rFonts w:ascii="Arial" w:hAnsi="Arial" w:cs="Arial" w:eastAsia="Times New Roman"/>
                 <w:sz w:val="20"/>
               </w:rPr>
             </w:r>
@@ -3988,7 +3988,7 @@
             </w:pPr>
             <w:r>
               <w:rPr>
-                <w:rFonts w:ascii="Times New Roman" w:hAnsi="Times New Roman" w:cs="Times New Roman" w:eastAsia="Times New Roman"/>
+                <w:rFonts w:ascii="Arial" w:hAnsi="Arial" w:cs="Arial" w:eastAsia="Times New Roman"/>
                 <w:b w:val="0"/>
                 <w:sz w:val="20"/>
               </w:rPr>
@@ -3996,7 +3996,7 @@
             </w:r>
             <w:r>
               <w:rPr>
-                <w:rFonts w:ascii="Times New Roman" w:hAnsi="Times New Roman" w:cs="Times New Roman" w:eastAsia="Times New Roman"/>
+                <w:rFonts w:ascii="Arial" w:hAnsi="Arial" w:cs="Arial" w:eastAsia="Times New Roman"/>
                 <w:sz w:val="20"/>
               </w:rPr>
             </w:r>
@@ -4016,7 +4016,7 @@
             </w:pPr>
             <w:r>
               <w:rPr>
-                <w:rFonts w:ascii="Times New Roman" w:hAnsi="Times New Roman" w:cs="Times New Roman" w:eastAsia="Times New Roman"/>
+                <w:rFonts w:ascii="Arial" w:hAnsi="Arial" w:cs="Arial" w:eastAsia="Times New Roman"/>
                 <w:b w:val="0"/>
                 <w:sz w:val="20"/>
               </w:rPr>
@@ -4024,7 +4024,7 @@
             </w:r>
             <w:r>
               <w:rPr>
-                <w:rFonts w:ascii="Times New Roman" w:hAnsi="Times New Roman" w:cs="Times New Roman" w:eastAsia="Times New Roman"/>
+                <w:rFonts w:ascii="Arial" w:hAnsi="Arial" w:cs="Arial" w:eastAsia="Times New Roman"/>
                 <w:sz w:val="20"/>
               </w:rPr>
             </w:r>
@@ -4041,13 +4041,13 @@
       </w:pPr>
       <w:r>
         <w:rPr>
-          <w:rFonts w:ascii="Times New Roman" w:hAnsi="Times New Roman" w:cs="Times New Roman" w:eastAsia="Times New Roman"/>
+          <w:rFonts w:ascii="Arial" w:hAnsi="Arial" w:cs="Arial" w:eastAsia="Times New Roman"/>
           <w:sz w:val="24"/>
         </w:rPr>
       </w:r>
       <w:r>
         <w:rPr>
-          <w:rFonts w:ascii="Times New Roman" w:hAnsi="Times New Roman" w:cs="Times New Roman" w:eastAsia="Times New Roman"/>
+          <w:rFonts w:ascii="Arial" w:hAnsi="Arial" w:cs="Arial" w:eastAsia="Times New Roman"/>
           <w:sz w:val="24"/>
         </w:rPr>
       </w:r>
@@ -4061,7 +4061,7 @@
       </w:pPr>
       <w:r>
         <w:rPr>
-          <w:rFonts w:ascii="Times New Roman" w:hAnsi="Times New Roman" w:cs="Times New Roman" w:eastAsia="Times New Roman"/>
+          <w:rFonts w:ascii="Arial" w:hAnsi="Arial" w:cs="Arial" w:eastAsia="Times New Roman"/>
           <w:b/>
           <w:color w:val="1f3b73"/>
           <w:sz w:val="24"/>
@@ -4070,7 +4070,7 @@
       </w:r>
       <w:r>
         <w:rPr>
-          <w:rFonts w:ascii="Times New Roman" w:hAnsi="Times New Roman" w:cs="Times New Roman" w:eastAsia="Times New Roman"/>
+          <w:rFonts w:ascii="Arial" w:hAnsi="Arial" w:cs="Arial" w:eastAsia="Times New Roman"/>
           <w:sz w:val="24"/>
         </w:rPr>
       </w:r>
@@ -4085,14 +4085,14 @@
       </w:pPr>
       <w:r>
         <w:rPr>
-          <w:rFonts w:ascii="Times New Roman" w:hAnsi="Times New Roman" w:cs="Times New Roman" w:eastAsia="Times New Roman"/>
+          <w:rFonts w:ascii="Arial" w:hAnsi="Arial" w:cs="Arial" w:eastAsia="Times New Roman"/>
           <w:sz w:val="24"/>
         </w:rPr>
         <w:t xml:space="preserve">Os riscos estão posicionados nas células correspondentes ao cruzamento de sua probabilidade com seu impacto. As células sombreadas em vermelho delimitam a zona crítica do projeto.</w:t>
       </w:r>
       <w:r>
         <w:rPr>
-          <w:rFonts w:ascii="Times New Roman" w:hAnsi="Times New Roman" w:cs="Times New Roman" w:eastAsia="Times New Roman"/>
+          <w:rFonts w:ascii="Arial" w:hAnsi="Arial" w:cs="Arial" w:eastAsia="Times New Roman"/>
           <w:sz w:val="24"/>
         </w:rPr>
       </w:r>
@@ -4129,14 +4129,14 @@
             </w:pPr>
             <w:r>
               <w:rPr>
-                <w:rFonts w:ascii="Times New Roman" w:hAnsi="Times New Roman" w:cs="Times New Roman" w:eastAsia="Times New Roman"/>
+                <w:rFonts w:ascii="Arial" w:hAnsi="Arial" w:cs="Arial" w:eastAsia="Times New Roman"/>
                 <w:b/>
                 <w:sz w:val="20"/>
               </w:rPr>
             </w:r>
             <w:r>
               <w:rPr>
-                <w:rFonts w:ascii="Times New Roman" w:hAnsi="Times New Roman" w:cs="Times New Roman" w:eastAsia="Times New Roman"/>
+                <w:rFonts w:ascii="Arial" w:hAnsi="Arial" w:cs="Arial" w:eastAsia="Times New Roman"/>
                 <w:sz w:val="20"/>
               </w:rPr>
             </w:r>
@@ -4158,7 +4158,7 @@
             </w:pPr>
             <w:r>
               <w:rPr>
-                <w:rFonts w:ascii="Times New Roman" w:hAnsi="Times New Roman" w:cs="Times New Roman" w:eastAsia="Times New Roman"/>
+                <w:rFonts w:ascii="Arial" w:hAnsi="Arial" w:cs="Arial" w:eastAsia="Times New Roman"/>
                 <w:b/>
                 <w:sz w:val="20"/>
               </w:rPr>
@@ -4166,7 +4166,7 @@
             </w:r>
             <w:r>
               <w:rPr>
-                <w:rFonts w:ascii="Times New Roman" w:hAnsi="Times New Roman" w:cs="Times New Roman" w:eastAsia="Times New Roman"/>
+                <w:rFonts w:ascii="Arial" w:hAnsi="Arial" w:cs="Arial" w:eastAsia="Times New Roman"/>
                 <w:sz w:val="20"/>
               </w:rPr>
             </w:r>
@@ -4188,7 +4188,7 @@
             </w:pPr>
             <w:r>
               <w:rPr>
-                <w:rFonts w:ascii="Times New Roman" w:hAnsi="Times New Roman" w:cs="Times New Roman" w:eastAsia="Times New Roman"/>
+                <w:rFonts w:ascii="Arial" w:hAnsi="Arial" w:cs="Arial" w:eastAsia="Times New Roman"/>
                 <w:b/>
                 <w:sz w:val="20"/>
               </w:rPr>
@@ -4196,7 +4196,7 @@
             </w:r>
             <w:r>
               <w:rPr>
-                <w:rFonts w:ascii="Times New Roman" w:hAnsi="Times New Roman" w:cs="Times New Roman" w:eastAsia="Times New Roman"/>
+                <w:rFonts w:ascii="Arial" w:hAnsi="Arial" w:cs="Arial" w:eastAsia="Times New Roman"/>
                 <w:sz w:val="20"/>
               </w:rPr>
             </w:r>
@@ -4218,7 +4218,7 @@
             </w:pPr>
             <w:r>
               <w:rPr>
-                <w:rFonts w:ascii="Times New Roman" w:hAnsi="Times New Roman" w:cs="Times New Roman" w:eastAsia="Times New Roman"/>
+                <w:rFonts w:ascii="Arial" w:hAnsi="Arial" w:cs="Arial" w:eastAsia="Times New Roman"/>
                 <w:b/>
                 <w:sz w:val="20"/>
               </w:rPr>
@@ -4226,7 +4226,7 @@
             </w:r>
             <w:r>
               <w:rPr>
-                <w:rFonts w:ascii="Times New Roman" w:hAnsi="Times New Roman" w:cs="Times New Roman" w:eastAsia="Times New Roman"/>
+                <w:rFonts w:ascii="Arial" w:hAnsi="Arial" w:cs="Arial" w:eastAsia="Times New Roman"/>
                 <w:sz w:val="20"/>
               </w:rPr>
             </w:r>
@@ -4251,7 +4251,7 @@
             </w:pPr>
             <w:r>
               <w:rPr>
-                <w:rFonts w:ascii="Times New Roman" w:hAnsi="Times New Roman" w:cs="Times New Roman" w:eastAsia="Times New Roman"/>
+                <w:rFonts w:ascii="Arial" w:hAnsi="Arial" w:cs="Arial" w:eastAsia="Times New Roman"/>
                 <w:b/>
                 <w:sz w:val="20"/>
               </w:rPr>
@@ -4259,7 +4259,7 @@
             </w:r>
             <w:r>
               <w:rPr>
-                <w:rFonts w:ascii="Times New Roman" w:hAnsi="Times New Roman" w:cs="Times New Roman" w:eastAsia="Times New Roman"/>
+                <w:rFonts w:ascii="Arial" w:hAnsi="Arial" w:cs="Arial" w:eastAsia="Times New Roman"/>
                 <w:sz w:val="20"/>
               </w:rPr>
             </w:r>
@@ -4281,7 +4281,7 @@
             </w:pPr>
             <w:r>
               <w:rPr>
-                <w:rFonts w:ascii="Times New Roman" w:hAnsi="Times New Roman" w:cs="Times New Roman" w:eastAsia="Times New Roman"/>
+                <w:rFonts w:ascii="Arial" w:hAnsi="Arial" w:cs="Arial" w:eastAsia="Times New Roman"/>
                 <w:b/>
                 <w:sz w:val="20"/>
               </w:rPr>
@@ -4289,7 +4289,7 @@
             </w:r>
             <w:r>
               <w:rPr>
-                <w:rFonts w:ascii="Times New Roman" w:hAnsi="Times New Roman" w:cs="Times New Roman" w:eastAsia="Times New Roman"/>
+                <w:rFonts w:ascii="Arial" w:hAnsi="Arial" w:cs="Arial" w:eastAsia="Times New Roman"/>
                 <w:sz w:val="20"/>
               </w:rPr>
             </w:r>
@@ -4304,14 +4304,14 @@
             </w:pPr>
             <w:r>
               <w:rPr>
-                <w:rFonts w:ascii="Times New Roman" w:hAnsi="Times New Roman" w:cs="Times New Roman" w:eastAsia="Times New Roman"/>
+                <w:rFonts w:ascii="Arial" w:hAnsi="Arial" w:cs="Arial" w:eastAsia="Times New Roman"/>
                 <w:sz w:val="20"/>
               </w:rPr>
               <w:t xml:space="preserve">Moderado</w:t>
             </w:r>
             <w:r>
               <w:rPr>
-                <w:rFonts w:ascii="Times New Roman" w:hAnsi="Times New Roman" w:cs="Times New Roman" w:eastAsia="Times New Roman"/>
+                <w:rFonts w:ascii="Arial" w:hAnsi="Arial" w:cs="Arial" w:eastAsia="Times New Roman"/>
                 <w:sz w:val="20"/>
               </w:rPr>
             </w:r>
@@ -4333,7 +4333,7 @@
             </w:pPr>
             <w:r>
               <w:rPr>
-                <w:rFonts w:ascii="Times New Roman" w:hAnsi="Times New Roman" w:cs="Times New Roman" w:eastAsia="Times New Roman"/>
+                <w:rFonts w:ascii="Arial" w:hAnsi="Arial" w:cs="Arial" w:eastAsia="Times New Roman"/>
                 <w:b/>
                 <w:sz w:val="20"/>
               </w:rPr>
@@ -4341,7 +4341,7 @@
             </w:r>
             <w:r>
               <w:rPr>
-                <w:rFonts w:ascii="Times New Roman" w:hAnsi="Times New Roman" w:cs="Times New Roman" w:eastAsia="Times New Roman"/>
+                <w:rFonts w:ascii="Arial" w:hAnsi="Arial" w:cs="Arial" w:eastAsia="Times New Roman"/>
                 <w:sz w:val="20"/>
               </w:rPr>
             </w:r>
@@ -4356,14 +4356,14 @@
             </w:pPr>
             <w:r>
               <w:rPr>
-                <w:rFonts w:ascii="Times New Roman" w:hAnsi="Times New Roman" w:cs="Times New Roman" w:eastAsia="Times New Roman"/>
+                <w:rFonts w:ascii="Arial" w:hAnsi="Arial" w:cs="Arial" w:eastAsia="Times New Roman"/>
                 <w:sz w:val="20"/>
               </w:rPr>
               <w:t xml:space="preserve">Alto</w:t>
             </w:r>
             <w:r>
               <w:rPr>
-                <w:rFonts w:ascii="Times New Roman" w:hAnsi="Times New Roman" w:cs="Times New Roman" w:eastAsia="Times New Roman"/>
+                <w:rFonts w:ascii="Arial" w:hAnsi="Arial" w:cs="Arial" w:eastAsia="Times New Roman"/>
                 <w:sz w:val="20"/>
               </w:rPr>
             </w:r>
@@ -4385,7 +4385,7 @@
             </w:pPr>
             <w:r>
               <w:rPr>
-                <w:rFonts w:ascii="Times New Roman" w:hAnsi="Times New Roman" w:cs="Times New Roman" w:eastAsia="Times New Roman"/>
+                <w:rFonts w:ascii="Arial" w:hAnsi="Arial" w:cs="Arial" w:eastAsia="Times New Roman"/>
                 <w:b/>
                 <w:sz w:val="20"/>
               </w:rPr>
@@ -4393,7 +4393,7 @@
             </w:r>
             <w:r>
               <w:rPr>
-                <w:rFonts w:ascii="Times New Roman" w:hAnsi="Times New Roman" w:cs="Times New Roman" w:eastAsia="Times New Roman"/>
+                <w:rFonts w:ascii="Arial" w:hAnsi="Arial" w:cs="Arial" w:eastAsia="Times New Roman"/>
                 <w:sz w:val="20"/>
               </w:rPr>
             </w:r>
@@ -4408,14 +4408,14 @@
             </w:pPr>
             <w:r>
               <w:rPr>
-                <w:rFonts w:ascii="Times New Roman" w:hAnsi="Times New Roman" w:cs="Times New Roman" w:eastAsia="Times New Roman"/>
+                <w:rFonts w:ascii="Arial" w:hAnsi="Arial" w:cs="Arial" w:eastAsia="Times New Roman"/>
                 <w:sz w:val="20"/>
               </w:rPr>
               <w:t xml:space="preserve">Crítico</w:t>
             </w:r>
             <w:r>
               <w:rPr>
-                <w:rFonts w:ascii="Times New Roman" w:hAnsi="Times New Roman" w:cs="Times New Roman" w:eastAsia="Times New Roman"/>
+                <w:rFonts w:ascii="Arial" w:hAnsi="Arial" w:cs="Arial" w:eastAsia="Times New Roman"/>
                 <w:sz w:val="20"/>
               </w:rPr>
             </w:r>
@@ -4440,7 +4440,7 @@
             </w:pPr>
             <w:r>
               <w:rPr>
-                <w:rFonts w:ascii="Times New Roman" w:hAnsi="Times New Roman" w:cs="Times New Roman" w:eastAsia="Times New Roman"/>
+                <w:rFonts w:ascii="Arial" w:hAnsi="Arial" w:cs="Arial" w:eastAsia="Times New Roman"/>
                 <w:b/>
                 <w:sz w:val="20"/>
               </w:rPr>
@@ -4448,7 +4448,7 @@
             </w:r>
             <w:r>
               <w:rPr>
-                <w:rFonts w:ascii="Times New Roman" w:hAnsi="Times New Roman" w:cs="Times New Roman" w:eastAsia="Times New Roman"/>
+                <w:rFonts w:ascii="Arial" w:hAnsi="Arial" w:cs="Arial" w:eastAsia="Times New Roman"/>
                 <w:sz w:val="20"/>
               </w:rPr>
             </w:r>
@@ -4470,7 +4470,7 @@
             </w:pPr>
             <w:r>
               <w:rPr>
-                <w:rFonts w:ascii="Times New Roman" w:hAnsi="Times New Roman" w:cs="Times New Roman" w:eastAsia="Times New Roman"/>
+                <w:rFonts w:ascii="Arial" w:hAnsi="Arial" w:cs="Arial" w:eastAsia="Times New Roman"/>
                 <w:b/>
                 <w:sz w:val="20"/>
               </w:rPr>
@@ -4478,7 +4478,7 @@
             </w:r>
             <w:r>
               <w:rPr>
-                <w:rFonts w:ascii="Times New Roman" w:hAnsi="Times New Roman" w:cs="Times New Roman" w:eastAsia="Times New Roman"/>
+                <w:rFonts w:ascii="Arial" w:hAnsi="Arial" w:cs="Arial" w:eastAsia="Times New Roman"/>
                 <w:sz w:val="20"/>
               </w:rPr>
             </w:r>
@@ -4493,14 +4493,14 @@
             </w:pPr>
             <w:r>
               <w:rPr>
-                <w:rFonts w:ascii="Times New Roman" w:hAnsi="Times New Roman" w:cs="Times New Roman" w:eastAsia="Times New Roman"/>
+                <w:rFonts w:ascii="Arial" w:hAnsi="Arial" w:cs="Arial" w:eastAsia="Times New Roman"/>
                 <w:sz w:val="20"/>
               </w:rPr>
               <w:t xml:space="preserve">Baixo</w:t>
             </w:r>
             <w:r>
               <w:rPr>
-                <w:rFonts w:ascii="Times New Roman" w:hAnsi="Times New Roman" w:cs="Times New Roman" w:eastAsia="Times New Roman"/>
+                <w:rFonts w:ascii="Arial" w:hAnsi="Arial" w:cs="Arial" w:eastAsia="Times New Roman"/>
                 <w:sz w:val="20"/>
               </w:rPr>
             </w:r>
@@ -4522,7 +4522,7 @@
             </w:pPr>
             <w:r>
               <w:rPr>
-                <w:rFonts w:ascii="Times New Roman" w:hAnsi="Times New Roman" w:cs="Times New Roman" w:eastAsia="Times New Roman"/>
+                <w:rFonts w:ascii="Arial" w:hAnsi="Arial" w:cs="Arial" w:eastAsia="Times New Roman"/>
                 <w:b/>
                 <w:sz w:val="20"/>
               </w:rPr>
@@ -4530,7 +4530,7 @@
             </w:r>
             <w:r>
               <w:rPr>
-                <w:rFonts w:ascii="Times New Roman" w:hAnsi="Times New Roman" w:cs="Times New Roman" w:eastAsia="Times New Roman"/>
+                <w:rFonts w:ascii="Arial" w:hAnsi="Arial" w:cs="Arial" w:eastAsia="Times New Roman"/>
                 <w:sz w:val="20"/>
               </w:rPr>
             </w:r>
@@ -4545,14 +4545,14 @@
             </w:pPr>
             <w:r>
               <w:rPr>
-                <w:rFonts w:ascii="Times New Roman" w:hAnsi="Times New Roman" w:cs="Times New Roman" w:eastAsia="Times New Roman"/>
+                <w:rFonts w:ascii="Arial" w:hAnsi="Arial" w:cs="Arial" w:eastAsia="Times New Roman"/>
                 <w:sz w:val="20"/>
               </w:rPr>
               <w:t xml:space="preserve">Moderado</w:t>
             </w:r>
             <w:r>
               <w:rPr>
-                <w:rFonts w:ascii="Times New Roman" w:hAnsi="Times New Roman" w:cs="Times New Roman" w:eastAsia="Times New Roman"/>
+                <w:rFonts w:ascii="Arial" w:hAnsi="Arial" w:cs="Arial" w:eastAsia="Times New Roman"/>
                 <w:sz w:val="20"/>
               </w:rPr>
             </w:r>
@@ -4574,7 +4574,7 @@
             </w:pPr>
             <w:r>
               <w:rPr>
-                <w:rFonts w:ascii="Times New Roman" w:hAnsi="Times New Roman" w:cs="Times New Roman" w:eastAsia="Times New Roman"/>
+                <w:rFonts w:ascii="Arial" w:hAnsi="Arial" w:cs="Arial" w:eastAsia="Times New Roman"/>
                 <w:b/>
                 <w:sz w:val="20"/>
               </w:rPr>
@@ -4582,7 +4582,7 @@
             </w:r>
             <w:r>
               <w:rPr>
-                <w:rFonts w:ascii="Times New Roman" w:hAnsi="Times New Roman" w:cs="Times New Roman" w:eastAsia="Times New Roman"/>
+                <w:rFonts w:ascii="Arial" w:hAnsi="Arial" w:cs="Arial" w:eastAsia="Times New Roman"/>
                 <w:sz w:val="20"/>
               </w:rPr>
             </w:r>
@@ -4597,14 +4597,14 @@
             </w:pPr>
             <w:r>
               <w:rPr>
-                <w:rFonts w:ascii="Times New Roman" w:hAnsi="Times New Roman" w:cs="Times New Roman" w:eastAsia="Times New Roman"/>
+                <w:rFonts w:ascii="Arial" w:hAnsi="Arial" w:cs="Arial" w:eastAsia="Times New Roman"/>
                 <w:sz w:val="20"/>
               </w:rPr>
               <w:t xml:space="preserve">Crítico</w:t>
             </w:r>
             <w:r>
               <w:rPr>
-                <w:rFonts w:ascii="Times New Roman" w:hAnsi="Times New Roman" w:cs="Times New Roman" w:eastAsia="Times New Roman"/>
+                <w:rFonts w:ascii="Arial" w:hAnsi="Arial" w:cs="Arial" w:eastAsia="Times New Roman"/>
                 <w:sz w:val="20"/>
               </w:rPr>
             </w:r>
@@ -4629,7 +4629,7 @@
             </w:pPr>
             <w:r>
               <w:rPr>
-                <w:rFonts w:ascii="Times New Roman" w:hAnsi="Times New Roman" w:cs="Times New Roman" w:eastAsia="Times New Roman"/>
+                <w:rFonts w:ascii="Arial" w:hAnsi="Arial" w:cs="Arial" w:eastAsia="Times New Roman"/>
                 <w:b/>
                 <w:sz w:val="20"/>
               </w:rPr>
@@ -4637,7 +4637,7 @@
             </w:r>
             <w:r>
               <w:rPr>
-                <w:rFonts w:ascii="Times New Roman" w:hAnsi="Times New Roman" w:cs="Times New Roman" w:eastAsia="Times New Roman"/>
+                <w:rFonts w:ascii="Arial" w:hAnsi="Arial" w:cs="Arial" w:eastAsia="Times New Roman"/>
                 <w:sz w:val="20"/>
               </w:rPr>
             </w:r>
@@ -4659,7 +4659,7 @@
             </w:pPr>
             <w:r>
               <w:rPr>
-                <w:rFonts w:ascii="Times New Roman" w:hAnsi="Times New Roman" w:cs="Times New Roman" w:eastAsia="Times New Roman"/>
+                <w:rFonts w:ascii="Arial" w:hAnsi="Arial" w:cs="Arial" w:eastAsia="Times New Roman"/>
                 <w:b/>
                 <w:sz w:val="20"/>
               </w:rPr>
@@ -4667,7 +4667,7 @@
             </w:r>
             <w:r>
               <w:rPr>
-                <w:rFonts w:ascii="Times New Roman" w:hAnsi="Times New Roman" w:cs="Times New Roman" w:eastAsia="Times New Roman"/>
+                <w:rFonts w:ascii="Arial" w:hAnsi="Arial" w:cs="Arial" w:eastAsia="Times New Roman"/>
                 <w:sz w:val="20"/>
               </w:rPr>
             </w:r>
@@ -4682,14 +4682,14 @@
             </w:pPr>
             <w:r>
               <w:rPr>
-                <w:rFonts w:ascii="Times New Roman" w:hAnsi="Times New Roman" w:cs="Times New Roman" w:eastAsia="Times New Roman"/>
+                <w:rFonts w:ascii="Arial" w:hAnsi="Arial" w:cs="Arial" w:eastAsia="Times New Roman"/>
                 <w:sz w:val="20"/>
               </w:rPr>
               <w:t xml:space="preserve">Baixo</w:t>
             </w:r>
             <w:r>
               <w:rPr>
-                <w:rFonts w:ascii="Times New Roman" w:hAnsi="Times New Roman" w:cs="Times New Roman" w:eastAsia="Times New Roman"/>
+                <w:rFonts w:ascii="Arial" w:hAnsi="Arial" w:cs="Arial" w:eastAsia="Times New Roman"/>
                 <w:sz w:val="20"/>
               </w:rPr>
             </w:r>
@@ -4711,7 +4711,7 @@
             </w:pPr>
             <w:r>
               <w:rPr>
-                <w:rFonts w:ascii="Times New Roman" w:hAnsi="Times New Roman" w:cs="Times New Roman" w:eastAsia="Times New Roman"/>
+                <w:rFonts w:ascii="Arial" w:hAnsi="Arial" w:cs="Arial" w:eastAsia="Times New Roman"/>
                 <w:b/>
                 <w:sz w:val="20"/>
               </w:rPr>
@@ -4719,7 +4719,7 @@
             </w:r>
             <w:r>
               <w:rPr>
-                <w:rFonts w:ascii="Times New Roman" w:hAnsi="Times New Roman" w:cs="Times New Roman" w:eastAsia="Times New Roman"/>
+                <w:rFonts w:ascii="Arial" w:hAnsi="Arial" w:cs="Arial" w:eastAsia="Times New Roman"/>
                 <w:sz w:val="20"/>
               </w:rPr>
             </w:r>
@@ -4734,14 +4734,14 @@
             </w:pPr>
             <w:r>
               <w:rPr>
-                <w:rFonts w:ascii="Times New Roman" w:hAnsi="Times New Roman" w:cs="Times New Roman" w:eastAsia="Times New Roman"/>
+                <w:rFonts w:ascii="Arial" w:hAnsi="Arial" w:cs="Arial" w:eastAsia="Times New Roman"/>
                 <w:sz w:val="20"/>
               </w:rPr>
               <w:t xml:space="preserve">Baixo</w:t>
             </w:r>
             <w:r>
               <w:rPr>
-                <w:rFonts w:ascii="Times New Roman" w:hAnsi="Times New Roman" w:cs="Times New Roman" w:eastAsia="Times New Roman"/>
+                <w:rFonts w:ascii="Arial" w:hAnsi="Arial" w:cs="Arial" w:eastAsia="Times New Roman"/>
                 <w:sz w:val="20"/>
               </w:rPr>
             </w:r>
@@ -4763,7 +4763,7 @@
             </w:pPr>
             <w:r>
               <w:rPr>
-                <w:rFonts w:ascii="Times New Roman" w:hAnsi="Times New Roman" w:cs="Times New Roman" w:eastAsia="Times New Roman"/>
+                <w:rFonts w:ascii="Arial" w:hAnsi="Arial" w:cs="Arial" w:eastAsia="Times New Roman"/>
                 <w:b/>
                 <w:sz w:val="20"/>
               </w:rPr>
@@ -4771,7 +4771,7 @@
             </w:r>
             <w:r>
               <w:rPr>
-                <w:rFonts w:ascii="Times New Roman" w:hAnsi="Times New Roman" w:cs="Times New Roman" w:eastAsia="Times New Roman"/>
+                <w:rFonts w:ascii="Arial" w:hAnsi="Arial" w:cs="Arial" w:eastAsia="Times New Roman"/>
                 <w:sz w:val="20"/>
               </w:rPr>
             </w:r>
@@ -4786,14 +4786,14 @@
             </w:pPr>
             <w:r>
               <w:rPr>
-                <w:rFonts w:ascii="Times New Roman" w:hAnsi="Times New Roman" w:cs="Times New Roman" w:eastAsia="Times New Roman"/>
+                <w:rFonts w:ascii="Arial" w:hAnsi="Arial" w:cs="Arial" w:eastAsia="Times New Roman"/>
                 <w:sz w:val="20"/>
               </w:rPr>
               <w:t xml:space="preserve">Moderado</w:t>
             </w:r>
             <w:r>
               <w:rPr>
-                <w:rFonts w:ascii="Times New Roman" w:hAnsi="Times New Roman" w:cs="Times New Roman" w:eastAsia="Times New Roman"/>
+                <w:rFonts w:ascii="Arial" w:hAnsi="Arial" w:cs="Arial" w:eastAsia="Times New Roman"/>
                 <w:sz w:val="20"/>
               </w:rPr>
             </w:r>
@@ -4810,13 +4810,13 @@
       </w:pPr>
       <w:r>
         <w:rPr>
-          <w:rFonts w:ascii="Times New Roman" w:hAnsi="Times New Roman" w:cs="Times New Roman" w:eastAsia="Times New Roman"/>
+          <w:rFonts w:ascii="Arial" w:hAnsi="Arial" w:cs="Arial" w:eastAsia="Times New Roman"/>
           <w:sz w:val="24"/>
         </w:rPr>
       </w:r>
       <w:r>
         <w:rPr>
-          <w:rFonts w:ascii="Times New Roman" w:hAnsi="Times New Roman" w:cs="Times New Roman" w:eastAsia="Times New Roman"/>
+          <w:rFonts w:ascii="Arial" w:hAnsi="Arial" w:cs="Arial" w:eastAsia="Times New Roman"/>
           <w:sz w:val="24"/>
         </w:rPr>
       </w:r>
@@ -4830,7 +4830,7 @@
       </w:pPr>
       <w:r>
         <w:rPr>
-          <w:rFonts w:ascii="Times New Roman" w:hAnsi="Times New Roman" w:cs="Times New Roman" w:eastAsia="Times New Roman"/>
+          <w:rFonts w:ascii="Arial" w:hAnsi="Arial" w:cs="Arial" w:eastAsia="Times New Roman"/>
           <w:b/>
           <w:sz w:val="24"/>
         </w:rPr>
@@ -4838,7 +4838,7 @@
       </w:r>
       <w:r>
         <w:rPr>
-          <w:rFonts w:ascii="Times New Roman" w:hAnsi="Times New Roman" w:cs="Times New Roman" w:eastAsia="Times New Roman"/>
+          <w:rFonts w:ascii="Arial" w:hAnsi="Arial" w:cs="Arial" w:eastAsia="Times New Roman"/>
           <w:b/>
           <w:sz w:val="24"/>
           <w:shd w:val="clear" w:color="auto" w:fill="ff9999"/>
@@ -4847,14 +4847,14 @@
       </w:r>
       <w:r>
         <w:rPr>
-          <w:rFonts w:ascii="Times New Roman" w:hAnsi="Times New Roman" w:cs="Times New Roman" w:eastAsia="Times New Roman"/>
+          <w:rFonts w:ascii="Arial" w:hAnsi="Arial" w:cs="Arial" w:eastAsia="Times New Roman"/>
           <w:sz w:val="24"/>
         </w:rPr>
         <w:t xml:space="preserve">   </w:t>
       </w:r>
       <w:r>
         <w:rPr>
-          <w:rFonts w:ascii="Times New Roman" w:hAnsi="Times New Roman" w:cs="Times New Roman" w:eastAsia="Times New Roman"/>
+          <w:rFonts w:ascii="Arial" w:hAnsi="Arial" w:cs="Arial" w:eastAsia="Times New Roman"/>
           <w:b/>
           <w:sz w:val="24"/>
           <w:shd w:val="clear" w:color="auto" w:fill="f8cbad"/>
@@ -4863,14 +4863,14 @@
       </w:r>
       <w:r>
         <w:rPr>
-          <w:rFonts w:ascii="Times New Roman" w:hAnsi="Times New Roman" w:cs="Times New Roman" w:eastAsia="Times New Roman"/>
+          <w:rFonts w:ascii="Arial" w:hAnsi="Arial" w:cs="Arial" w:eastAsia="Times New Roman"/>
           <w:sz w:val="24"/>
         </w:rPr>
         <w:t xml:space="preserve">   </w:t>
       </w:r>
       <w:r>
         <w:rPr>
-          <w:rFonts w:ascii="Times New Roman" w:hAnsi="Times New Roman" w:cs="Times New Roman" w:eastAsia="Times New Roman"/>
+          <w:rFonts w:ascii="Arial" w:hAnsi="Arial" w:cs="Arial" w:eastAsia="Times New Roman"/>
           <w:b/>
           <w:sz w:val="24"/>
           <w:shd w:val="clear" w:color="auto" w:fill="ffe699"/>
@@ -4879,14 +4879,14 @@
       </w:r>
       <w:r>
         <w:rPr>
-          <w:rFonts w:ascii="Times New Roman" w:hAnsi="Times New Roman" w:cs="Times New Roman" w:eastAsia="Times New Roman"/>
+          <w:rFonts w:ascii="Arial" w:hAnsi="Arial" w:cs="Arial" w:eastAsia="Times New Roman"/>
           <w:sz w:val="24"/>
         </w:rPr>
         <w:t xml:space="preserve">   </w:t>
       </w:r>
       <w:r>
         <w:rPr>
-          <w:rFonts w:ascii="Times New Roman" w:hAnsi="Times New Roman" w:cs="Times New Roman" w:eastAsia="Times New Roman"/>
+          <w:rFonts w:ascii="Arial" w:hAnsi="Arial" w:cs="Arial" w:eastAsia="Times New Roman"/>
           <w:b/>
           <w:sz w:val="24"/>
           <w:shd w:val="clear" w:color="auto" w:fill="c6e0b4"/>
@@ -4895,14 +4895,14 @@
       </w:r>
       <w:r>
         <w:rPr>
-          <w:rFonts w:ascii="Times New Roman" w:hAnsi="Times New Roman" w:cs="Times New Roman" w:eastAsia="Times New Roman"/>
+          <w:rFonts w:ascii="Arial" w:hAnsi="Arial" w:cs="Arial" w:eastAsia="Times New Roman"/>
           <w:sz w:val="24"/>
         </w:rPr>
         <w:t xml:space="preserve">   </w:t>
       </w:r>
       <w:r>
         <w:rPr>
-          <w:rFonts w:ascii="Times New Roman" w:hAnsi="Times New Roman" w:cs="Times New Roman" w:eastAsia="Times New Roman"/>
+          <w:rFonts w:ascii="Arial" w:hAnsi="Arial" w:cs="Arial" w:eastAsia="Times New Roman"/>
           <w:sz w:val="24"/>
         </w:rPr>
       </w:r>
@@ -4916,7 +4916,7 @@
       </w:pPr>
       <w:r>
         <w:rPr>
-          <w:rFonts w:ascii="Times New Roman" w:hAnsi="Times New Roman" w:cs="Times New Roman" w:eastAsia="Times New Roman"/>
+          <w:rFonts w:ascii="Arial" w:hAnsi="Arial" w:cs="Arial" w:eastAsia="Times New Roman"/>
           <w:b/>
           <w:color w:val="1f3b73"/>
           <w:sz w:val="24"/>
@@ -4925,7 +4925,7 @@
       </w:r>
       <w:r>
         <w:rPr>
-          <w:rFonts w:ascii="Times New Roman" w:hAnsi="Times New Roman" w:cs="Times New Roman" w:eastAsia="Times New Roman"/>
+          <w:rFonts w:ascii="Arial" w:hAnsi="Arial" w:cs="Arial" w:eastAsia="Times New Roman"/>
           <w:sz w:val="24"/>
         </w:rPr>
       </w:r>
@@ -4940,14 +4940,14 @@
       </w:pPr>
       <w:r>
         <w:rPr>
-          <w:rFonts w:ascii="Times New Roman" w:hAnsi="Times New Roman" w:cs="Times New Roman" w:eastAsia="Times New Roman"/>
+          <w:rFonts w:ascii="Arial" w:hAnsi="Arial" w:cs="Arial" w:eastAsia="Times New Roman"/>
           <w:sz w:val="24"/>
         </w:rPr>
         <w:t xml:space="preserve">Quatro riscos ocupam a zona crítica da matriz e concentram a atenção gerencial da equipe até o encerramento do projeto:</w:t>
       </w:r>
       <w:r>
         <w:rPr>
-          <w:rFonts w:ascii="Times New Roman" w:hAnsi="Times New Roman" w:cs="Times New Roman" w:eastAsia="Times New Roman"/>
+          <w:rFonts w:ascii="Arial" w:hAnsi="Arial" w:cs="Arial" w:eastAsia="Times New Roman"/>
           <w:sz w:val="24"/>
         </w:rPr>
       </w:r>
@@ -4963,21 +4963,21 @@
       </w:pPr>
       <w:r>
         <w:rPr>
-          <w:rFonts w:ascii="Times New Roman" w:hAnsi="Times New Roman" w:cs="Times New Roman" w:eastAsia="Times New Roman"/>
+          <w:rFonts w:ascii="Arial" w:hAnsi="Arial" w:cs="Arial" w:eastAsia="Times New Roman"/>
           <w:sz w:val="24"/>
         </w:rPr>
         <w:t xml:space="preserve">R1 — Indisponibilidade ou limitação de requisições dos serviços </w:t>
       </w:r>
       <w:r>
         <w:rPr>
-          <w:rFonts w:ascii="Times New Roman" w:hAnsi="Times New Roman" w:cs="Times New Roman" w:eastAsia="Times New Roman"/>
+          <w:rFonts w:ascii="Arial" w:hAnsi="Arial" w:cs="Arial" w:eastAsia="Times New Roman"/>
           <w:sz w:val="24"/>
         </w:rPr>
         <w:t xml:space="preserve">externos gratuitos (Alta × Alto). É o único risco que combina probabilidade alta com impacto direto sobre a demonstração: o Nominatim admite apenas uma requisição por segundo e o registro de ocorrência depende dele para converter o endereço em coordenadas.</w:t>
       </w:r>
       <w:r>
         <w:rPr>
-          <w:rFonts w:ascii="Times New Roman" w:hAnsi="Times New Roman" w:cs="Times New Roman" w:eastAsia="Times New Roman"/>
+          <w:rFonts w:ascii="Arial" w:hAnsi="Arial" w:cs="Arial" w:eastAsia="Times New Roman"/>
           <w:sz w:val="24"/>
         </w:rPr>
       </w:r>
@@ -4993,21 +4993,21 @@
       </w:pPr>
       <w:r>
         <w:rPr>
-          <w:rFonts w:ascii="Times New Roman" w:hAnsi="Times New Roman" w:cs="Times New Roman" w:eastAsia="Times New Roman"/>
+          <w:rFonts w:ascii="Arial" w:hAnsi="Arial" w:cs="Arial" w:eastAsia="Times New Roman"/>
           <w:sz w:val="24"/>
         </w:rPr>
         <w:t xml:space="preserve">R2 — Sobreposiç</w:t>
       </w:r>
       <w:r>
         <w:rPr>
-          <w:rFonts w:ascii="Times New Roman" w:hAnsi="Times New Roman" w:cs="Times New Roman" w:eastAsia="Times New Roman"/>
+          <w:rFonts w:ascii="Arial" w:hAnsi="Arial" w:cs="Arial" w:eastAsia="Times New Roman"/>
           <w:sz w:val="24"/>
         </w:rPr>
         <w:t xml:space="preserve">ão do cronograma do PFC com as demais disciplinas do 8º período (Alta × Alto). As três últimas semanas do projeto coincidem com o período de avaliações finais, reduzindo a capacidade de resposta da equipe justamente nos marcos de publicação e apresentação.</w:t>
       </w:r>
       <w:r>
         <w:rPr>
-          <w:rFonts w:ascii="Times New Roman" w:hAnsi="Times New Roman" w:cs="Times New Roman" w:eastAsia="Times New Roman"/>
+          <w:rFonts w:ascii="Arial" w:hAnsi="Arial" w:cs="Arial" w:eastAsia="Times New Roman"/>
           <w:sz w:val="24"/>
         </w:rPr>
       </w:r>
@@ -5023,14 +5023,14 @@
       </w:pPr>
       <w:r>
         <w:rPr>
-          <w:rFonts w:ascii="Times New Roman" w:hAnsi="Times New Roman" w:cs="Times New Roman" w:eastAsia="Times New Roman"/>
+          <w:rFonts w:ascii="Arial" w:hAnsi="Arial" w:cs="Arial" w:eastAsia="Times New Roman"/>
           <w:sz w:val="24"/>
         </w:rPr>
         <w:t xml:space="preserve">R4 — Exposição de credenciais de terceiros e do segredo JWT (Média × Alto). O repositório é público; um único commit indevido do arquivo de configuração exporia acesso ao banco, ao Cloudinary e ao SMTP.</w:t>
       </w:r>
       <w:r>
         <w:rPr>
-          <w:rFonts w:ascii="Times New Roman" w:hAnsi="Times New Roman" w:cs="Times New Roman" w:eastAsia="Times New Roman"/>
+          <w:rFonts w:ascii="Arial" w:hAnsi="Arial" w:cs="Arial" w:eastAsia="Times New Roman"/>
           <w:sz w:val="24"/>
         </w:rPr>
       </w:r>
@@ -5046,21 +5046,21 @@
       </w:pPr>
       <w:r>
         <w:rPr>
-          <w:rFonts w:ascii="Times New Roman" w:hAnsi="Times New Roman" w:cs="Times New Roman" w:eastAsia="Times New Roman"/>
+          <w:rFonts w:ascii="Arial" w:hAnsi="Arial" w:cs="Arial" w:eastAsia="Times New Roman"/>
           <w:sz w:val="24"/>
         </w:rPr>
         <w:t xml:space="preserve">R5 — Concent</w:t>
       </w:r>
       <w:r>
         <w:rPr>
-          <w:rFonts w:ascii="Times New Roman" w:hAnsi="Times New Roman" w:cs="Times New Roman" w:eastAsia="Times New Roman"/>
+          <w:rFonts w:ascii="Arial" w:hAnsi="Arial" w:cs="Arial" w:eastAsia="Times New Roman"/>
           <w:sz w:val="24"/>
         </w:rPr>
         <w:t xml:space="preserve">ração do conhecimento da camada de persistência em um único integrante (Média × Alto). A decisão arquitetural de usar JDBC sem ORM transferiu à equipe a escrita integral das consultas; a indisponibilidade desse integrante paralisaria correções no back-end.</w:t>
       </w:r>
       <w:r>
         <w:rPr>
-          <w:rFonts w:ascii="Times New Roman" w:hAnsi="Times New Roman" w:cs="Times New Roman" w:eastAsia="Times New Roman"/>
+          <w:rFonts w:ascii="Arial" w:hAnsi="Arial" w:cs="Arial" w:eastAsia="Times New Roman"/>
           <w:sz w:val="24"/>
         </w:rPr>
       </w:r>
@@ -5074,14 +5074,14 @@
       </w:pPr>
       <w:r>
         <w:rPr>
-          <w:rFonts w:ascii="Times New Roman" w:hAnsi="Times New Roman" w:cs="Times New Roman" w:eastAsia="Times New Roman"/>
+          <w:rFonts w:ascii="Arial" w:hAnsi="Arial" w:cs="Arial" w:eastAsia="Times New Roman"/>
           <w:sz w:val="24"/>
         </w:rPr>
         <w:br w:type="page" w:clear="all"/>
       </w:r>
       <w:r>
         <w:rPr>
-          <w:rFonts w:ascii="Times New Roman" w:hAnsi="Times New Roman" w:cs="Times New Roman" w:eastAsia="Times New Roman"/>
+          <w:rFonts w:ascii="Arial" w:hAnsi="Arial" w:cs="Arial" w:eastAsia="Times New Roman"/>
           <w:sz w:val="24"/>
         </w:rPr>
       </w:r>
@@ -5096,7 +5096,7 @@
       </w:pPr>
       <w:r>
         <w:rPr>
-          <w:rFonts w:ascii="Times New Roman" w:hAnsi="Times New Roman" w:cs="Times New Roman" w:eastAsia="Times New Roman"/>
+          <w:rFonts w:ascii="Arial" w:hAnsi="Arial" w:cs="Arial" w:eastAsia="Times New Roman"/>
           <w:b/>
           <w:color w:val="1f3b73"/>
           <w:sz w:val="28"/>
@@ -5105,7 +5105,7 @@
       </w:r>
       <w:r>
         <w:rPr>
-          <w:rFonts w:ascii="Times New Roman" w:hAnsi="Times New Roman" w:cs="Times New Roman" w:eastAsia="Times New Roman"/>
+          <w:rFonts w:ascii="Arial" w:hAnsi="Arial" w:cs="Arial" w:eastAsia="Times New Roman"/>
           <w:sz w:val="24"/>
         </w:rPr>
       </w:r>
@@ -5120,14 +5120,14 @@
       </w:pPr>
       <w:r>
         <w:rPr>
-          <w:rFonts w:ascii="Times New Roman" w:hAnsi="Times New Roman" w:cs="Times New Roman" w:eastAsia="Times New Roman"/>
+          <w:rFonts w:ascii="Arial" w:hAnsi="Arial" w:cs="Arial" w:eastAsia="Times New Roman"/>
           <w:sz w:val="24"/>
         </w:rPr>
         <w:t xml:space="preserve">Para cada risco foram definidas a estratégia de resposta, as ações específicas, o responsável pela execução e o indicador de acompanhamento verificado ao término de cada sprint.</w:t>
       </w:r>
       <w:r>
         <w:rPr>
-          <w:rFonts w:ascii="Times New Roman" w:hAnsi="Times New Roman" w:cs="Times New Roman" w:eastAsia="Times New Roman"/>
+          <w:rFonts w:ascii="Arial" w:hAnsi="Arial" w:cs="Arial" w:eastAsia="Times New Roman"/>
           <w:sz w:val="24"/>
         </w:rPr>
       </w:r>
@@ -5165,7 +5165,7 @@
             </w:pPr>
             <w:r>
               <w:rPr>
-                <w:rFonts w:ascii="Times New Roman" w:hAnsi="Times New Roman" w:cs="Times New Roman" w:eastAsia="Times New Roman"/>
+                <w:rFonts w:ascii="Arial" w:hAnsi="Arial" w:cs="Arial" w:eastAsia="Times New Roman"/>
                 <w:b/>
                 <w:sz w:val="20"/>
               </w:rPr>
@@ -5173,7 +5173,7 @@
             </w:r>
             <w:r>
               <w:rPr>
-                <w:rFonts w:ascii="Times New Roman" w:hAnsi="Times New Roman" w:cs="Times New Roman" w:eastAsia="Times New Roman"/>
+                <w:rFonts w:ascii="Arial" w:hAnsi="Arial" w:cs="Arial" w:eastAsia="Times New Roman"/>
                 <w:sz w:val="20"/>
               </w:rPr>
             </w:r>
@@ -5195,7 +5195,7 @@
             </w:pPr>
             <w:r>
               <w:rPr>
-                <w:rFonts w:ascii="Times New Roman" w:hAnsi="Times New Roman" w:cs="Times New Roman" w:eastAsia="Times New Roman"/>
+                <w:rFonts w:ascii="Arial" w:hAnsi="Arial" w:cs="Arial" w:eastAsia="Times New Roman"/>
                 <w:b/>
                 <w:sz w:val="20"/>
               </w:rPr>
@@ -5203,7 +5203,7 @@
             </w:r>
             <w:r>
               <w:rPr>
-                <w:rFonts w:ascii="Times New Roman" w:hAnsi="Times New Roman" w:cs="Times New Roman" w:eastAsia="Times New Roman"/>
+                <w:rFonts w:ascii="Arial" w:hAnsi="Arial" w:cs="Arial" w:eastAsia="Times New Roman"/>
                 <w:sz w:val="20"/>
               </w:rPr>
             </w:r>
@@ -5225,7 +5225,7 @@
             </w:pPr>
             <w:r>
               <w:rPr>
-                <w:rFonts w:ascii="Times New Roman" w:hAnsi="Times New Roman" w:cs="Times New Roman" w:eastAsia="Times New Roman"/>
+                <w:rFonts w:ascii="Arial" w:hAnsi="Arial" w:cs="Arial" w:eastAsia="Times New Roman"/>
                 <w:b/>
                 <w:sz w:val="20"/>
               </w:rPr>
@@ -5233,7 +5233,7 @@
             </w:r>
             <w:r>
               <w:rPr>
-                <w:rFonts w:ascii="Times New Roman" w:hAnsi="Times New Roman" w:cs="Times New Roman" w:eastAsia="Times New Roman"/>
+                <w:rFonts w:ascii="Arial" w:hAnsi="Arial" w:cs="Arial" w:eastAsia="Times New Roman"/>
                 <w:sz w:val="20"/>
               </w:rPr>
             </w:r>
@@ -5255,7 +5255,7 @@
             </w:pPr>
             <w:r>
               <w:rPr>
-                <w:rFonts w:ascii="Times New Roman" w:hAnsi="Times New Roman" w:cs="Times New Roman" w:eastAsia="Times New Roman"/>
+                <w:rFonts w:ascii="Arial" w:hAnsi="Arial" w:cs="Arial" w:eastAsia="Times New Roman"/>
                 <w:b/>
                 <w:sz w:val="20"/>
               </w:rPr>
@@ -5263,7 +5263,7 @@
             </w:r>
             <w:r>
               <w:rPr>
-                <w:rFonts w:ascii="Times New Roman" w:hAnsi="Times New Roman" w:cs="Times New Roman" w:eastAsia="Times New Roman"/>
+                <w:rFonts w:ascii="Arial" w:hAnsi="Arial" w:cs="Arial" w:eastAsia="Times New Roman"/>
                 <w:sz w:val="20"/>
               </w:rPr>
             </w:r>
@@ -5285,7 +5285,7 @@
             </w:pPr>
             <w:r>
               <w:rPr>
-                <w:rFonts w:ascii="Times New Roman" w:hAnsi="Times New Roman" w:cs="Times New Roman" w:eastAsia="Times New Roman"/>
+                <w:rFonts w:ascii="Arial" w:hAnsi="Arial" w:cs="Arial" w:eastAsia="Times New Roman"/>
                 <w:b/>
                 <w:sz w:val="20"/>
               </w:rPr>
@@ -5293,7 +5293,7 @@
             </w:r>
             <w:r>
               <w:rPr>
-                <w:rFonts w:ascii="Times New Roman" w:hAnsi="Times New Roman" w:cs="Times New Roman" w:eastAsia="Times New Roman"/>
+                <w:rFonts w:ascii="Arial" w:hAnsi="Arial" w:cs="Arial" w:eastAsia="Times New Roman"/>
                 <w:sz w:val="20"/>
               </w:rPr>
             </w:r>
@@ -5316,7 +5316,7 @@
             </w:pPr>
             <w:r>
               <w:rPr>
-                <w:rFonts w:ascii="Times New Roman" w:hAnsi="Times New Roman" w:cs="Times New Roman" w:eastAsia="Times New Roman"/>
+                <w:rFonts w:ascii="Arial" w:hAnsi="Arial" w:cs="Arial" w:eastAsia="Times New Roman"/>
                 <w:b w:val="0"/>
                 <w:sz w:val="20"/>
               </w:rPr>
@@ -5324,7 +5324,7 @@
             </w:r>
             <w:r>
               <w:rPr>
-                <w:rFonts w:ascii="Times New Roman" w:hAnsi="Times New Roman" w:cs="Times New Roman" w:eastAsia="Times New Roman"/>
+                <w:rFonts w:ascii="Arial" w:hAnsi="Arial" w:cs="Arial" w:eastAsia="Times New Roman"/>
                 <w:sz w:val="20"/>
               </w:rPr>
             </w:r>
@@ -5344,7 +5344,7 @@
             </w:pPr>
             <w:r>
               <w:rPr>
-                <w:rFonts w:ascii="Times New Roman" w:hAnsi="Times New Roman" w:cs="Times New Roman" w:eastAsia="Times New Roman"/>
+                <w:rFonts w:ascii="Arial" w:hAnsi="Arial" w:cs="Arial" w:eastAsia="Times New Roman"/>
                 <w:b w:val="0"/>
                 <w:sz w:val="20"/>
               </w:rPr>
@@ -5352,7 +5352,7 @@
             </w:r>
             <w:r>
               <w:rPr>
-                <w:rFonts w:ascii="Times New Roman" w:hAnsi="Times New Roman" w:cs="Times New Roman" w:eastAsia="Times New Roman"/>
+                <w:rFonts w:ascii="Arial" w:hAnsi="Arial" w:cs="Arial" w:eastAsia="Times New Roman"/>
                 <w:sz w:val="20"/>
               </w:rPr>
             </w:r>
@@ -5372,7 +5372,7 @@
             </w:pPr>
             <w:r>
               <w:rPr>
-                <w:rFonts w:ascii="Times New Roman" w:hAnsi="Times New Roman" w:cs="Times New Roman" w:eastAsia="Times New Roman"/>
+                <w:rFonts w:ascii="Arial" w:hAnsi="Arial" w:cs="Arial" w:eastAsia="Times New Roman"/>
                 <w:b w:val="0"/>
                 <w:sz w:val="20"/>
               </w:rPr>
@@ -5380,7 +5380,7 @@
             </w:r>
             <w:r>
               <w:rPr>
-                <w:rFonts w:ascii="Times New Roman" w:hAnsi="Times New Roman" w:cs="Times New Roman" w:eastAsia="Times New Roman"/>
+                <w:rFonts w:ascii="Arial" w:hAnsi="Arial" w:cs="Arial" w:eastAsia="Times New Roman"/>
                 <w:sz w:val="20"/>
               </w:rPr>
             </w:r>
@@ -5400,7 +5400,7 @@
             </w:pPr>
             <w:r>
               <w:rPr>
-                <w:rFonts w:ascii="Times New Roman" w:hAnsi="Times New Roman" w:cs="Times New Roman" w:eastAsia="Times New Roman"/>
+                <w:rFonts w:ascii="Arial" w:hAnsi="Arial" w:cs="Arial" w:eastAsia="Times New Roman"/>
                 <w:b w:val="0"/>
                 <w:sz w:val="20"/>
               </w:rPr>
@@ -5408,7 +5408,7 @@
             </w:r>
             <w:r>
               <w:rPr>
-                <w:rFonts w:ascii="Times New Roman" w:hAnsi="Times New Roman" w:cs="Times New Roman" w:eastAsia="Times New Roman"/>
+                <w:rFonts w:ascii="Arial" w:hAnsi="Arial" w:cs="Arial" w:eastAsia="Times New Roman"/>
                 <w:sz w:val="20"/>
               </w:rPr>
             </w:r>
@@ -5428,7 +5428,7 @@
             </w:pPr>
             <w:r>
               <w:rPr>
-                <w:rFonts w:ascii="Times New Roman" w:hAnsi="Times New Roman" w:cs="Times New Roman" w:eastAsia="Times New Roman"/>
+                <w:rFonts w:ascii="Arial" w:hAnsi="Arial" w:cs="Arial" w:eastAsia="Times New Roman"/>
                 <w:b w:val="0"/>
                 <w:sz w:val="20"/>
               </w:rPr>
@@ -5436,7 +5436,7 @@
             </w:r>
             <w:r>
               <w:rPr>
-                <w:rFonts w:ascii="Times New Roman" w:hAnsi="Times New Roman" w:cs="Times New Roman" w:eastAsia="Times New Roman"/>
+                <w:rFonts w:ascii="Arial" w:hAnsi="Arial" w:cs="Arial" w:eastAsia="Times New Roman"/>
                 <w:sz w:val="20"/>
               </w:rPr>
             </w:r>
@@ -5459,7 +5459,7 @@
             </w:pPr>
             <w:r>
               <w:rPr>
-                <w:rFonts w:ascii="Times New Roman" w:hAnsi="Times New Roman" w:cs="Times New Roman" w:eastAsia="Times New Roman"/>
+                <w:rFonts w:ascii="Arial" w:hAnsi="Arial" w:cs="Arial" w:eastAsia="Times New Roman"/>
                 <w:b w:val="0"/>
                 <w:sz w:val="20"/>
               </w:rPr>
@@ -5467,7 +5467,7 @@
             </w:r>
             <w:r>
               <w:rPr>
-                <w:rFonts w:ascii="Times New Roman" w:hAnsi="Times New Roman" w:cs="Times New Roman" w:eastAsia="Times New Roman"/>
+                <w:rFonts w:ascii="Arial" w:hAnsi="Arial" w:cs="Arial" w:eastAsia="Times New Roman"/>
                 <w:sz w:val="20"/>
               </w:rPr>
             </w:r>
@@ -5487,7 +5487,7 @@
             </w:pPr>
             <w:r>
               <w:rPr>
-                <w:rFonts w:ascii="Times New Roman" w:hAnsi="Times New Roman" w:cs="Times New Roman" w:eastAsia="Times New Roman"/>
+                <w:rFonts w:ascii="Arial" w:hAnsi="Arial" w:cs="Arial" w:eastAsia="Times New Roman"/>
                 <w:b w:val="0"/>
                 <w:sz w:val="20"/>
               </w:rPr>
@@ -5495,7 +5495,7 @@
             </w:r>
             <w:r>
               <w:rPr>
-                <w:rFonts w:ascii="Times New Roman" w:hAnsi="Times New Roman" w:cs="Times New Roman" w:eastAsia="Times New Roman"/>
+                <w:rFonts w:ascii="Arial" w:hAnsi="Arial" w:cs="Arial" w:eastAsia="Times New Roman"/>
                 <w:sz w:val="20"/>
               </w:rPr>
             </w:r>
@@ -5515,7 +5515,7 @@
             </w:pPr>
             <w:r>
               <w:rPr>
-                <w:rFonts w:ascii="Times New Roman" w:hAnsi="Times New Roman" w:cs="Times New Roman" w:eastAsia="Times New Roman"/>
+                <w:rFonts w:ascii="Arial" w:hAnsi="Arial" w:cs="Arial" w:eastAsia="Times New Roman"/>
                 <w:b w:val="0"/>
                 <w:sz w:val="20"/>
               </w:rPr>
@@ -5523,7 +5523,7 @@
             </w:r>
             <w:r>
               <w:rPr>
-                <w:rFonts w:ascii="Times New Roman" w:hAnsi="Times New Roman" w:cs="Times New Roman" w:eastAsia="Times New Roman"/>
+                <w:rFonts w:ascii="Arial" w:hAnsi="Arial" w:cs="Arial" w:eastAsia="Times New Roman"/>
                 <w:sz w:val="20"/>
               </w:rPr>
             </w:r>
@@ -5543,7 +5543,7 @@
             </w:pPr>
             <w:r>
               <w:rPr>
-                <w:rFonts w:ascii="Times New Roman" w:hAnsi="Times New Roman" w:cs="Times New Roman" w:eastAsia="Times New Roman"/>
+                <w:rFonts w:ascii="Arial" w:hAnsi="Arial" w:cs="Arial" w:eastAsia="Times New Roman"/>
                 <w:b w:val="0"/>
                 <w:sz w:val="20"/>
               </w:rPr>
@@ -5551,7 +5551,7 @@
             </w:r>
             <w:r>
               <w:rPr>
-                <w:rFonts w:ascii="Times New Roman" w:hAnsi="Times New Roman" w:cs="Times New Roman" w:eastAsia="Times New Roman"/>
+                <w:rFonts w:ascii="Arial" w:hAnsi="Arial" w:cs="Arial" w:eastAsia="Times New Roman"/>
                 <w:sz w:val="20"/>
               </w:rPr>
             </w:r>
@@ -5571,7 +5571,7 @@
             </w:pPr>
             <w:r>
               <w:rPr>
-                <w:rFonts w:ascii="Times New Roman" w:hAnsi="Times New Roman" w:cs="Times New Roman" w:eastAsia="Times New Roman"/>
+                <w:rFonts w:ascii="Arial" w:hAnsi="Arial" w:cs="Arial" w:eastAsia="Times New Roman"/>
                 <w:b w:val="0"/>
                 <w:sz w:val="20"/>
               </w:rPr>
@@ -5579,7 +5579,7 @@
             </w:r>
             <w:r>
               <w:rPr>
-                <w:rFonts w:ascii="Times New Roman" w:hAnsi="Times New Roman" w:cs="Times New Roman" w:eastAsia="Times New Roman"/>
+                <w:rFonts w:ascii="Arial" w:hAnsi="Arial" w:cs="Arial" w:eastAsia="Times New Roman"/>
                 <w:sz w:val="20"/>
               </w:rPr>
             </w:r>
@@ -5602,7 +5602,7 @@
             </w:pPr>
             <w:r>
               <w:rPr>
-                <w:rFonts w:ascii="Times New Roman" w:hAnsi="Times New Roman" w:cs="Times New Roman" w:eastAsia="Times New Roman"/>
+                <w:rFonts w:ascii="Arial" w:hAnsi="Arial" w:cs="Arial" w:eastAsia="Times New Roman"/>
                 <w:b w:val="0"/>
                 <w:sz w:val="20"/>
               </w:rPr>
@@ -5610,7 +5610,7 @@
             </w:r>
             <w:r>
               <w:rPr>
-                <w:rFonts w:ascii="Times New Roman" w:hAnsi="Times New Roman" w:cs="Times New Roman" w:eastAsia="Times New Roman"/>
+                <w:rFonts w:ascii="Arial" w:hAnsi="Arial" w:cs="Arial" w:eastAsia="Times New Roman"/>
                 <w:sz w:val="20"/>
               </w:rPr>
             </w:r>
@@ -5630,7 +5630,7 @@
             </w:pPr>
             <w:r>
               <w:rPr>
-                <w:rFonts w:ascii="Times New Roman" w:hAnsi="Times New Roman" w:cs="Times New Roman" w:eastAsia="Times New Roman"/>
+                <w:rFonts w:ascii="Arial" w:hAnsi="Arial" w:cs="Arial" w:eastAsia="Times New Roman"/>
                 <w:b w:val="0"/>
                 <w:sz w:val="20"/>
               </w:rPr>
@@ -5638,7 +5638,7 @@
             </w:r>
             <w:r>
               <w:rPr>
-                <w:rFonts w:ascii="Times New Roman" w:hAnsi="Times New Roman" w:cs="Times New Roman" w:eastAsia="Times New Roman"/>
+                <w:rFonts w:ascii="Arial" w:hAnsi="Arial" w:cs="Arial" w:eastAsia="Times New Roman"/>
                 <w:sz w:val="20"/>
               </w:rPr>
             </w:r>
@@ -5658,7 +5658,7 @@
             </w:pPr>
             <w:r>
               <w:rPr>
-                <w:rFonts w:ascii="Times New Roman" w:hAnsi="Times New Roman" w:cs="Times New Roman" w:eastAsia="Times New Roman"/>
+                <w:rFonts w:ascii="Arial" w:hAnsi="Arial" w:cs="Arial" w:eastAsia="Times New Roman"/>
                 <w:b w:val="0"/>
                 <w:sz w:val="20"/>
               </w:rPr>
@@ -5666,7 +5666,7 @@
             </w:r>
             <w:r>
               <w:rPr>
-                <w:rFonts w:ascii="Times New Roman" w:hAnsi="Times New Roman" w:cs="Times New Roman" w:eastAsia="Times New Roman"/>
+                <w:rFonts w:ascii="Arial" w:hAnsi="Arial" w:cs="Arial" w:eastAsia="Times New Roman"/>
                 <w:sz w:val="20"/>
               </w:rPr>
             </w:r>
@@ -5686,7 +5686,7 @@
             </w:pPr>
             <w:r>
               <w:rPr>
-                <w:rFonts w:ascii="Times New Roman" w:hAnsi="Times New Roman" w:cs="Times New Roman" w:eastAsia="Times New Roman"/>
+                <w:rFonts w:ascii="Arial" w:hAnsi="Arial" w:cs="Arial" w:eastAsia="Times New Roman"/>
                 <w:b w:val="0"/>
                 <w:sz w:val="20"/>
               </w:rPr>
@@ -5694,7 +5694,7 @@
             </w:r>
             <w:r>
               <w:rPr>
-                <w:rFonts w:ascii="Times New Roman" w:hAnsi="Times New Roman" w:cs="Times New Roman" w:eastAsia="Times New Roman"/>
+                <w:rFonts w:ascii="Arial" w:hAnsi="Arial" w:cs="Arial" w:eastAsia="Times New Roman"/>
                 <w:sz w:val="20"/>
               </w:rPr>
             </w:r>
@@ -5714,7 +5714,7 @@
             </w:pPr>
             <w:r>
               <w:rPr>
-                <w:rFonts w:ascii="Times New Roman" w:hAnsi="Times New Roman" w:cs="Times New Roman" w:eastAsia="Times New Roman"/>
+                <w:rFonts w:ascii="Arial" w:hAnsi="Arial" w:cs="Arial" w:eastAsia="Times New Roman"/>
                 <w:b w:val="0"/>
                 <w:sz w:val="20"/>
               </w:rPr>
@@ -5722,7 +5722,7 @@
             </w:r>
             <w:r>
               <w:rPr>
-                <w:rFonts w:ascii="Times New Roman" w:hAnsi="Times New Roman" w:cs="Times New Roman" w:eastAsia="Times New Roman"/>
+                <w:rFonts w:ascii="Arial" w:hAnsi="Arial" w:cs="Arial" w:eastAsia="Times New Roman"/>
                 <w:sz w:val="20"/>
               </w:rPr>
             </w:r>
@@ -5745,7 +5745,7 @@
             </w:pPr>
             <w:r>
               <w:rPr>
-                <w:rFonts w:ascii="Times New Roman" w:hAnsi="Times New Roman" w:cs="Times New Roman" w:eastAsia="Times New Roman"/>
+                <w:rFonts w:ascii="Arial" w:hAnsi="Arial" w:cs="Arial" w:eastAsia="Times New Roman"/>
                 <w:b w:val="0"/>
                 <w:sz w:val="20"/>
               </w:rPr>
@@ -5753,7 +5753,7 @@
             </w:r>
             <w:r>
               <w:rPr>
-                <w:rFonts w:ascii="Times New Roman" w:hAnsi="Times New Roman" w:cs="Times New Roman" w:eastAsia="Times New Roman"/>
+                <w:rFonts w:ascii="Arial" w:hAnsi="Arial" w:cs="Arial" w:eastAsia="Times New Roman"/>
                 <w:sz w:val="20"/>
               </w:rPr>
             </w:r>
@@ -5773,7 +5773,7 @@
             </w:pPr>
             <w:r>
               <w:rPr>
-                <w:rFonts w:ascii="Times New Roman" w:hAnsi="Times New Roman" w:cs="Times New Roman" w:eastAsia="Times New Roman"/>
+                <w:rFonts w:ascii="Arial" w:hAnsi="Arial" w:cs="Arial" w:eastAsia="Times New Roman"/>
                 <w:b w:val="0"/>
                 <w:sz w:val="20"/>
               </w:rPr>
@@ -5781,7 +5781,7 @@
             </w:r>
             <w:r>
               <w:rPr>
-                <w:rFonts w:ascii="Times New Roman" w:hAnsi="Times New Roman" w:cs="Times New Roman" w:eastAsia="Times New Roman"/>
+                <w:rFonts w:ascii="Arial" w:hAnsi="Arial" w:cs="Arial" w:eastAsia="Times New Roman"/>
                 <w:sz w:val="20"/>
               </w:rPr>
             </w:r>
@@ -5801,7 +5801,7 @@
             </w:pPr>
             <w:r>
               <w:rPr>
-                <w:rFonts w:ascii="Times New Roman" w:hAnsi="Times New Roman" w:cs="Times New Roman" w:eastAsia="Times New Roman"/>
+                <w:rFonts w:ascii="Arial" w:hAnsi="Arial" w:cs="Arial" w:eastAsia="Times New Roman"/>
                 <w:b w:val="0"/>
                 <w:sz w:val="20"/>
               </w:rPr>
@@ -5809,7 +5809,7 @@
             </w:r>
             <w:r>
               <w:rPr>
-                <w:rFonts w:ascii="Times New Roman" w:hAnsi="Times New Roman" w:cs="Times New Roman" w:eastAsia="Times New Roman"/>
+                <w:rFonts w:ascii="Arial" w:hAnsi="Arial" w:cs="Arial" w:eastAsia="Times New Roman"/>
                 <w:b w:val="0"/>
                 <w:sz w:val="20"/>
               </w:rPr>
@@ -5817,7 +5817,7 @@
             </w:r>
             <w:r>
               <w:rPr>
-                <w:rFonts w:ascii="Times New Roman" w:hAnsi="Times New Roman" w:cs="Times New Roman" w:eastAsia="Times New Roman"/>
+                <w:rFonts w:ascii="Arial" w:hAnsi="Arial" w:cs="Arial" w:eastAsia="Times New Roman"/>
                 <w:sz w:val="20"/>
               </w:rPr>
             </w:r>
@@ -5837,7 +5837,7 @@
             </w:pPr>
             <w:r>
               <w:rPr>
-                <w:rFonts w:ascii="Times New Roman" w:hAnsi="Times New Roman" w:cs="Times New Roman" w:eastAsia="Times New Roman"/>
+                <w:rFonts w:ascii="Arial" w:hAnsi="Arial" w:cs="Arial" w:eastAsia="Times New Roman"/>
                 <w:b w:val="0"/>
                 <w:sz w:val="20"/>
               </w:rPr>
@@ -5845,7 +5845,7 @@
             </w:r>
             <w:r>
               <w:rPr>
-                <w:rFonts w:ascii="Times New Roman" w:hAnsi="Times New Roman" w:cs="Times New Roman" w:eastAsia="Times New Roman"/>
+                <w:rFonts w:ascii="Arial" w:hAnsi="Arial" w:cs="Arial" w:eastAsia="Times New Roman"/>
                 <w:sz w:val="20"/>
               </w:rPr>
             </w:r>
@@ -5865,7 +5865,7 @@
             </w:pPr>
             <w:r>
               <w:rPr>
-                <w:rFonts w:ascii="Times New Roman" w:hAnsi="Times New Roman" w:cs="Times New Roman" w:eastAsia="Times New Roman"/>
+                <w:rFonts w:ascii="Arial" w:hAnsi="Arial" w:cs="Arial" w:eastAsia="Times New Roman"/>
                 <w:b w:val="0"/>
                 <w:sz w:val="20"/>
               </w:rPr>
@@ -5873,7 +5873,7 @@
             </w:r>
             <w:r>
               <w:rPr>
-                <w:rFonts w:ascii="Times New Roman" w:hAnsi="Times New Roman" w:cs="Times New Roman" w:eastAsia="Times New Roman"/>
+                <w:rFonts w:ascii="Arial" w:hAnsi="Arial" w:cs="Arial" w:eastAsia="Times New Roman"/>
                 <w:sz w:val="20"/>
               </w:rPr>
             </w:r>
@@ -5896,7 +5896,7 @@
             </w:pPr>
             <w:r>
               <w:rPr>
-                <w:rFonts w:ascii="Times New Roman" w:hAnsi="Times New Roman" w:cs="Times New Roman" w:eastAsia="Times New Roman"/>
+                <w:rFonts w:ascii="Arial" w:hAnsi="Arial" w:cs="Arial" w:eastAsia="Times New Roman"/>
                 <w:b w:val="0"/>
                 <w:sz w:val="20"/>
               </w:rPr>
@@ -5904,7 +5904,7 @@
             </w:r>
             <w:r>
               <w:rPr>
-                <w:rFonts w:ascii="Times New Roman" w:hAnsi="Times New Roman" w:cs="Times New Roman" w:eastAsia="Times New Roman"/>
+                <w:rFonts w:ascii="Arial" w:hAnsi="Arial" w:cs="Arial" w:eastAsia="Times New Roman"/>
                 <w:sz w:val="20"/>
               </w:rPr>
             </w:r>
@@ -5924,7 +5924,7 @@
             </w:pPr>
             <w:r>
               <w:rPr>
-                <w:rFonts w:ascii="Times New Roman" w:hAnsi="Times New Roman" w:cs="Times New Roman" w:eastAsia="Times New Roman"/>
+                <w:rFonts w:ascii="Arial" w:hAnsi="Arial" w:cs="Arial" w:eastAsia="Times New Roman"/>
                 <w:b w:val="0"/>
                 <w:sz w:val="20"/>
               </w:rPr>
@@ -5932,7 +5932,7 @@
             </w:r>
             <w:r>
               <w:rPr>
-                <w:rFonts w:ascii="Times New Roman" w:hAnsi="Times New Roman" w:cs="Times New Roman" w:eastAsia="Times New Roman"/>
+                <w:rFonts w:ascii="Arial" w:hAnsi="Arial" w:cs="Arial" w:eastAsia="Times New Roman"/>
                 <w:sz w:val="20"/>
               </w:rPr>
             </w:r>
@@ -5952,7 +5952,7 @@
             </w:pPr>
             <w:r>
               <w:rPr>
-                <w:rFonts w:ascii="Times New Roman" w:hAnsi="Times New Roman" w:cs="Times New Roman" w:eastAsia="Times New Roman"/>
+                <w:rFonts w:ascii="Arial" w:hAnsi="Arial" w:cs="Arial" w:eastAsia="Times New Roman"/>
                 <w:b w:val="0"/>
                 <w:sz w:val="20"/>
               </w:rPr>
@@ -5960,7 +5960,7 @@
             </w:r>
             <w:r>
               <w:rPr>
-                <w:rFonts w:ascii="Times New Roman" w:hAnsi="Times New Roman" w:cs="Times New Roman" w:eastAsia="Times New Roman"/>
+                <w:rFonts w:ascii="Arial" w:hAnsi="Arial" w:cs="Arial" w:eastAsia="Times New Roman"/>
                 <w:sz w:val="20"/>
               </w:rPr>
             </w:r>
@@ -5980,7 +5980,7 @@
             </w:pPr>
             <w:r>
               <w:rPr>
-                <w:rFonts w:ascii="Times New Roman" w:hAnsi="Times New Roman" w:cs="Times New Roman" w:eastAsia="Times New Roman"/>
+                <w:rFonts w:ascii="Arial" w:hAnsi="Arial" w:cs="Arial" w:eastAsia="Times New Roman"/>
                 <w:b w:val="0"/>
                 <w:sz w:val="20"/>
               </w:rPr>
@@ -5988,7 +5988,7 @@
             </w:r>
             <w:r>
               <w:rPr>
-                <w:rFonts w:ascii="Times New Roman" w:hAnsi="Times New Roman" w:cs="Times New Roman" w:eastAsia="Times New Roman"/>
+                <w:rFonts w:ascii="Arial" w:hAnsi="Arial" w:cs="Arial" w:eastAsia="Times New Roman"/>
                 <w:sz w:val="20"/>
               </w:rPr>
             </w:r>
@@ -6008,7 +6008,7 @@
             </w:pPr>
             <w:r>
               <w:rPr>
-                <w:rFonts w:ascii="Times New Roman" w:hAnsi="Times New Roman" w:cs="Times New Roman" w:eastAsia="Times New Roman"/>
+                <w:rFonts w:ascii="Arial" w:hAnsi="Arial" w:cs="Arial" w:eastAsia="Times New Roman"/>
                 <w:b w:val="0"/>
                 <w:sz w:val="20"/>
               </w:rPr>
@@ -6016,7 +6016,7 @@
             </w:r>
             <w:r>
               <w:rPr>
-                <w:rFonts w:ascii="Times New Roman" w:hAnsi="Times New Roman" w:cs="Times New Roman" w:eastAsia="Times New Roman"/>
+                <w:rFonts w:ascii="Arial" w:hAnsi="Arial" w:cs="Arial" w:eastAsia="Times New Roman"/>
                 <w:sz w:val="20"/>
               </w:rPr>
             </w:r>
@@ -6039,7 +6039,7 @@
             </w:pPr>
             <w:r>
               <w:rPr>
-                <w:rFonts w:ascii="Times New Roman" w:hAnsi="Times New Roman" w:cs="Times New Roman" w:eastAsia="Times New Roman"/>
+                <w:rFonts w:ascii="Arial" w:hAnsi="Arial" w:cs="Arial" w:eastAsia="Times New Roman"/>
                 <w:b w:val="0"/>
                 <w:sz w:val="20"/>
               </w:rPr>
@@ -6047,7 +6047,7 @@
             </w:r>
             <w:r>
               <w:rPr>
-                <w:rFonts w:ascii="Times New Roman" w:hAnsi="Times New Roman" w:cs="Times New Roman" w:eastAsia="Times New Roman"/>
+                <w:rFonts w:ascii="Arial" w:hAnsi="Arial" w:cs="Arial" w:eastAsia="Times New Roman"/>
                 <w:sz w:val="20"/>
               </w:rPr>
             </w:r>
@@ -6067,7 +6067,7 @@
             </w:pPr>
             <w:r>
               <w:rPr>
-                <w:rFonts w:ascii="Times New Roman" w:hAnsi="Times New Roman" w:cs="Times New Roman" w:eastAsia="Times New Roman"/>
+                <w:rFonts w:ascii="Arial" w:hAnsi="Arial" w:cs="Arial" w:eastAsia="Times New Roman"/>
                 <w:b w:val="0"/>
                 <w:sz w:val="20"/>
               </w:rPr>
@@ -6075,7 +6075,7 @@
             </w:r>
             <w:r>
               <w:rPr>
-                <w:rFonts w:ascii="Times New Roman" w:hAnsi="Times New Roman" w:cs="Times New Roman" w:eastAsia="Times New Roman"/>
+                <w:rFonts w:ascii="Arial" w:hAnsi="Arial" w:cs="Arial" w:eastAsia="Times New Roman"/>
                 <w:sz w:val="20"/>
               </w:rPr>
             </w:r>
@@ -6095,7 +6095,7 @@
             </w:pPr>
             <w:r>
               <w:rPr>
-                <w:rFonts w:ascii="Times New Roman" w:hAnsi="Times New Roman" w:cs="Times New Roman" w:eastAsia="Times New Roman"/>
+                <w:rFonts w:ascii="Arial" w:hAnsi="Arial" w:cs="Arial" w:eastAsia="Times New Roman"/>
                 <w:b w:val="0"/>
                 <w:sz w:val="20"/>
               </w:rPr>
@@ -6103,7 +6103,7 @@
             </w:r>
             <w:r>
               <w:rPr>
-                <w:rFonts w:ascii="Times New Roman" w:hAnsi="Times New Roman" w:cs="Times New Roman" w:eastAsia="Times New Roman"/>
+                <w:rFonts w:ascii="Arial" w:hAnsi="Arial" w:cs="Arial" w:eastAsia="Times New Roman"/>
                 <w:sz w:val="20"/>
               </w:rPr>
             </w:r>
@@ -6123,7 +6123,7 @@
             </w:pPr>
             <w:r>
               <w:rPr>
-                <w:rFonts w:ascii="Times New Roman" w:hAnsi="Times New Roman" w:cs="Times New Roman" w:eastAsia="Times New Roman"/>
+                <w:rFonts w:ascii="Arial" w:hAnsi="Arial" w:cs="Arial" w:eastAsia="Times New Roman"/>
                 <w:b w:val="0"/>
                 <w:sz w:val="20"/>
               </w:rPr>
@@ -6131,7 +6131,7 @@
             </w:r>
             <w:r>
               <w:rPr>
-                <w:rFonts w:ascii="Times New Roman" w:hAnsi="Times New Roman" w:cs="Times New Roman" w:eastAsia="Times New Roman"/>
+                <w:rFonts w:ascii="Arial" w:hAnsi="Arial" w:cs="Arial" w:eastAsia="Times New Roman"/>
                 <w:sz w:val="20"/>
               </w:rPr>
             </w:r>
@@ -6151,7 +6151,7 @@
             </w:pPr>
             <w:r>
               <w:rPr>
-                <w:rFonts w:ascii="Times New Roman" w:hAnsi="Times New Roman" w:cs="Times New Roman" w:eastAsia="Times New Roman"/>
+                <w:rFonts w:ascii="Arial" w:hAnsi="Arial" w:cs="Arial" w:eastAsia="Times New Roman"/>
                 <w:b w:val="0"/>
                 <w:sz w:val="20"/>
               </w:rPr>
@@ -6159,7 +6159,7 @@
             </w:r>
             <w:r>
               <w:rPr>
-                <w:rFonts w:ascii="Times New Roman" w:hAnsi="Times New Roman" w:cs="Times New Roman" w:eastAsia="Times New Roman"/>
+                <w:rFonts w:ascii="Arial" w:hAnsi="Arial" w:cs="Arial" w:eastAsia="Times New Roman"/>
                 <w:sz w:val="20"/>
               </w:rPr>
             </w:r>
@@ -6182,7 +6182,7 @@
             </w:pPr>
             <w:r>
               <w:rPr>
-                <w:rFonts w:ascii="Times New Roman" w:hAnsi="Times New Roman" w:cs="Times New Roman" w:eastAsia="Times New Roman"/>
+                <w:rFonts w:ascii="Arial" w:hAnsi="Arial" w:cs="Arial" w:eastAsia="Times New Roman"/>
                 <w:b w:val="0"/>
                 <w:sz w:val="20"/>
               </w:rPr>
@@ -6190,7 +6190,7 @@
             </w:r>
             <w:r>
               <w:rPr>
-                <w:rFonts w:ascii="Times New Roman" w:hAnsi="Times New Roman" w:cs="Times New Roman" w:eastAsia="Times New Roman"/>
+                <w:rFonts w:ascii="Arial" w:hAnsi="Arial" w:cs="Arial" w:eastAsia="Times New Roman"/>
                 <w:sz w:val="20"/>
               </w:rPr>
             </w:r>
@@ -6210,7 +6210,7 @@
             </w:pPr>
             <w:r>
               <w:rPr>
-                <w:rFonts w:ascii="Times New Roman" w:hAnsi="Times New Roman" w:cs="Times New Roman" w:eastAsia="Times New Roman"/>
+                <w:rFonts w:ascii="Arial" w:hAnsi="Arial" w:cs="Arial" w:eastAsia="Times New Roman"/>
                 <w:b w:val="0"/>
                 <w:sz w:val="20"/>
               </w:rPr>
@@ -6218,7 +6218,7 @@
             </w:r>
             <w:r>
               <w:rPr>
-                <w:rFonts w:ascii="Times New Roman" w:hAnsi="Times New Roman" w:cs="Times New Roman" w:eastAsia="Times New Roman"/>
+                <w:rFonts w:ascii="Arial" w:hAnsi="Arial" w:cs="Arial" w:eastAsia="Times New Roman"/>
                 <w:sz w:val="20"/>
               </w:rPr>
             </w:r>
@@ -6238,7 +6238,7 @@
             </w:pPr>
             <w:r>
               <w:rPr>
-                <w:rFonts w:ascii="Times New Roman" w:hAnsi="Times New Roman" w:cs="Times New Roman" w:eastAsia="Times New Roman"/>
+                <w:rFonts w:ascii="Arial" w:hAnsi="Arial" w:cs="Arial" w:eastAsia="Times New Roman"/>
                 <w:b w:val="0"/>
                 <w:sz w:val="20"/>
               </w:rPr>
@@ -6246,7 +6246,7 @@
             </w:r>
             <w:r>
               <w:rPr>
-                <w:rFonts w:ascii="Times New Roman" w:hAnsi="Times New Roman" w:cs="Times New Roman" w:eastAsia="Times New Roman"/>
+                <w:rFonts w:ascii="Arial" w:hAnsi="Arial" w:cs="Arial" w:eastAsia="Times New Roman"/>
                 <w:sz w:val="20"/>
               </w:rPr>
             </w:r>
@@ -6266,7 +6266,7 @@
             </w:pPr>
             <w:r>
               <w:rPr>
-                <w:rFonts w:ascii="Times New Roman" w:hAnsi="Times New Roman" w:cs="Times New Roman" w:eastAsia="Times New Roman"/>
+                <w:rFonts w:ascii="Arial" w:hAnsi="Arial" w:cs="Arial" w:eastAsia="Times New Roman"/>
                 <w:b w:val="0"/>
                 <w:sz w:val="20"/>
               </w:rPr>
@@ -6274,7 +6274,7 @@
             </w:r>
             <w:r>
               <w:rPr>
-                <w:rFonts w:ascii="Times New Roman" w:hAnsi="Times New Roman" w:cs="Times New Roman" w:eastAsia="Times New Roman"/>
+                <w:rFonts w:ascii="Arial" w:hAnsi="Arial" w:cs="Arial" w:eastAsia="Times New Roman"/>
                 <w:sz w:val="20"/>
               </w:rPr>
             </w:r>
@@ -6294,7 +6294,7 @@
             </w:pPr>
             <w:r>
               <w:rPr>
-                <w:rFonts w:ascii="Times New Roman" w:hAnsi="Times New Roman" w:cs="Times New Roman" w:eastAsia="Times New Roman"/>
+                <w:rFonts w:ascii="Arial" w:hAnsi="Arial" w:cs="Arial" w:eastAsia="Times New Roman"/>
                 <w:b w:val="0"/>
                 <w:sz w:val="20"/>
               </w:rPr>
@@ -6302,7 +6302,7 @@
             </w:r>
             <w:r>
               <w:rPr>
-                <w:rFonts w:ascii="Times New Roman" w:hAnsi="Times New Roman" w:cs="Times New Roman" w:eastAsia="Times New Roman"/>
+                <w:rFonts w:ascii="Arial" w:hAnsi="Arial" w:cs="Arial" w:eastAsia="Times New Roman"/>
                 <w:sz w:val="20"/>
               </w:rPr>
             </w:r>
@@ -6325,7 +6325,7 @@
             </w:pPr>
             <w:r>
               <w:rPr>
-                <w:rFonts w:ascii="Times New Roman" w:hAnsi="Times New Roman" w:cs="Times New Roman" w:eastAsia="Times New Roman"/>
+                <w:rFonts w:ascii="Arial" w:hAnsi="Arial" w:cs="Arial" w:eastAsia="Times New Roman"/>
                 <w:b w:val="0"/>
                 <w:sz w:val="20"/>
               </w:rPr>
@@ -6333,7 +6333,7 @@
             </w:r>
             <w:r>
               <w:rPr>
-                <w:rFonts w:ascii="Times New Roman" w:hAnsi="Times New Roman" w:cs="Times New Roman" w:eastAsia="Times New Roman"/>
+                <w:rFonts w:ascii="Arial" w:hAnsi="Arial" w:cs="Arial" w:eastAsia="Times New Roman"/>
                 <w:sz w:val="20"/>
               </w:rPr>
             </w:r>
@@ -6353,7 +6353,7 @@
             </w:pPr>
             <w:r>
               <w:rPr>
-                <w:rFonts w:ascii="Times New Roman" w:hAnsi="Times New Roman" w:cs="Times New Roman" w:eastAsia="Times New Roman"/>
+                <w:rFonts w:ascii="Arial" w:hAnsi="Arial" w:cs="Arial" w:eastAsia="Times New Roman"/>
                 <w:b w:val="0"/>
                 <w:sz w:val="20"/>
               </w:rPr>
@@ -6361,7 +6361,7 @@
             </w:r>
             <w:r>
               <w:rPr>
-                <w:rFonts w:ascii="Times New Roman" w:hAnsi="Times New Roman" w:cs="Times New Roman" w:eastAsia="Times New Roman"/>
+                <w:rFonts w:ascii="Arial" w:hAnsi="Arial" w:cs="Arial" w:eastAsia="Times New Roman"/>
                 <w:sz w:val="20"/>
               </w:rPr>
             </w:r>
@@ -6381,7 +6381,7 @@
             </w:pPr>
             <w:r>
               <w:rPr>
-                <w:rFonts w:ascii="Times New Roman" w:hAnsi="Times New Roman" w:cs="Times New Roman" w:eastAsia="Times New Roman"/>
+                <w:rFonts w:ascii="Arial" w:hAnsi="Arial" w:cs="Arial" w:eastAsia="Times New Roman"/>
                 <w:b w:val="0"/>
                 <w:sz w:val="20"/>
               </w:rPr>
@@ -6389,7 +6389,7 @@
             </w:r>
             <w:r>
               <w:rPr>
-                <w:rFonts w:ascii="Times New Roman" w:hAnsi="Times New Roman" w:cs="Times New Roman" w:eastAsia="Times New Roman"/>
+                <w:rFonts w:ascii="Arial" w:hAnsi="Arial" w:cs="Arial" w:eastAsia="Times New Roman"/>
                 <w:sz w:val="20"/>
               </w:rPr>
             </w:r>
@@ -6409,7 +6409,7 @@
             </w:pPr>
             <w:r>
               <w:rPr>
-                <w:rFonts w:ascii="Times New Roman" w:hAnsi="Times New Roman" w:cs="Times New Roman" w:eastAsia="Times New Roman"/>
+                <w:rFonts w:ascii="Arial" w:hAnsi="Arial" w:cs="Arial" w:eastAsia="Times New Roman"/>
                 <w:b w:val="0"/>
                 <w:sz w:val="20"/>
               </w:rPr>
@@ -6417,7 +6417,7 @@
             </w:r>
             <w:r>
               <w:rPr>
-                <w:rFonts w:ascii="Times New Roman" w:hAnsi="Times New Roman" w:cs="Times New Roman" w:eastAsia="Times New Roman"/>
+                <w:rFonts w:ascii="Arial" w:hAnsi="Arial" w:cs="Arial" w:eastAsia="Times New Roman"/>
                 <w:sz w:val="20"/>
               </w:rPr>
             </w:r>
@@ -6437,7 +6437,7 @@
             </w:pPr>
             <w:r>
               <w:rPr>
-                <w:rFonts w:ascii="Times New Roman" w:hAnsi="Times New Roman" w:cs="Times New Roman" w:eastAsia="Times New Roman"/>
+                <w:rFonts w:ascii="Arial" w:hAnsi="Arial" w:cs="Arial" w:eastAsia="Times New Roman"/>
                 <w:b w:val="0"/>
                 <w:sz w:val="20"/>
               </w:rPr>
@@ -6445,7 +6445,7 @@
             </w:r>
             <w:r>
               <w:rPr>
-                <w:rFonts w:ascii="Times New Roman" w:hAnsi="Times New Roman" w:cs="Times New Roman" w:eastAsia="Times New Roman"/>
+                <w:rFonts w:ascii="Arial" w:hAnsi="Arial" w:cs="Arial" w:eastAsia="Times New Roman"/>
                 <w:sz w:val="20"/>
               </w:rPr>
             </w:r>
@@ -6468,7 +6468,7 @@
             </w:pPr>
             <w:r>
               <w:rPr>
-                <w:rFonts w:ascii="Times New Roman" w:hAnsi="Times New Roman" w:cs="Times New Roman" w:eastAsia="Times New Roman"/>
+                <w:rFonts w:ascii="Arial" w:hAnsi="Arial" w:cs="Arial" w:eastAsia="Times New Roman"/>
                 <w:b w:val="0"/>
                 <w:sz w:val="20"/>
               </w:rPr>
@@ -6476,7 +6476,7 @@
             </w:r>
             <w:r>
               <w:rPr>
-                <w:rFonts w:ascii="Times New Roman" w:hAnsi="Times New Roman" w:cs="Times New Roman" w:eastAsia="Times New Roman"/>
+                <w:rFonts w:ascii="Arial" w:hAnsi="Arial" w:cs="Arial" w:eastAsia="Times New Roman"/>
                 <w:sz w:val="20"/>
               </w:rPr>
             </w:r>
@@ -6496,7 +6496,7 @@
             </w:pPr>
             <w:r>
               <w:rPr>
-                <w:rFonts w:ascii="Times New Roman" w:hAnsi="Times New Roman" w:cs="Times New Roman" w:eastAsia="Times New Roman"/>
+                <w:rFonts w:ascii="Arial" w:hAnsi="Arial" w:cs="Arial" w:eastAsia="Times New Roman"/>
                 <w:b w:val="0"/>
                 <w:sz w:val="20"/>
               </w:rPr>
@@ -6504,7 +6504,7 @@
             </w:r>
             <w:r>
               <w:rPr>
-                <w:rFonts w:ascii="Times New Roman" w:hAnsi="Times New Roman" w:cs="Times New Roman" w:eastAsia="Times New Roman"/>
+                <w:rFonts w:ascii="Arial" w:hAnsi="Arial" w:cs="Arial" w:eastAsia="Times New Roman"/>
                 <w:sz w:val="20"/>
               </w:rPr>
             </w:r>
@@ -6524,7 +6524,7 @@
             </w:pPr>
             <w:r>
               <w:rPr>
-                <w:rFonts w:ascii="Times New Roman" w:hAnsi="Times New Roman" w:cs="Times New Roman" w:eastAsia="Times New Roman"/>
+                <w:rFonts w:ascii="Arial" w:hAnsi="Arial" w:cs="Arial" w:eastAsia="Times New Roman"/>
                 <w:b w:val="0"/>
                 <w:sz w:val="20"/>
               </w:rPr>
@@ -6532,7 +6532,7 @@
             </w:r>
             <w:r>
               <w:rPr>
-                <w:rFonts w:ascii="Times New Roman" w:hAnsi="Times New Roman" w:cs="Times New Roman" w:eastAsia="Times New Roman"/>
+                <w:rFonts w:ascii="Arial" w:hAnsi="Arial" w:cs="Arial" w:eastAsia="Times New Roman"/>
                 <w:sz w:val="20"/>
               </w:rPr>
             </w:r>
@@ -6552,7 +6552,7 @@
             </w:pPr>
             <w:r>
               <w:rPr>
-                <w:rFonts w:ascii="Times New Roman" w:hAnsi="Times New Roman" w:cs="Times New Roman" w:eastAsia="Times New Roman"/>
+                <w:rFonts w:ascii="Arial" w:hAnsi="Arial" w:cs="Arial" w:eastAsia="Times New Roman"/>
                 <w:b w:val="0"/>
                 <w:sz w:val="20"/>
               </w:rPr>
@@ -6560,7 +6560,7 @@
             </w:r>
             <w:r>
               <w:rPr>
-                <w:rFonts w:ascii="Times New Roman" w:hAnsi="Times New Roman" w:cs="Times New Roman" w:eastAsia="Times New Roman"/>
+                <w:rFonts w:ascii="Arial" w:hAnsi="Arial" w:cs="Arial" w:eastAsia="Times New Roman"/>
                 <w:sz w:val="20"/>
               </w:rPr>
             </w:r>
@@ -6580,7 +6580,7 @@
             </w:pPr>
             <w:r>
               <w:rPr>
-                <w:rFonts w:ascii="Times New Roman" w:hAnsi="Times New Roman" w:cs="Times New Roman" w:eastAsia="Times New Roman"/>
+                <w:rFonts w:ascii="Arial" w:hAnsi="Arial" w:cs="Arial" w:eastAsia="Times New Roman"/>
                 <w:b w:val="0"/>
                 <w:sz w:val="20"/>
               </w:rPr>
@@ -6588,7 +6588,7 @@
             </w:r>
             <w:r>
               <w:rPr>
-                <w:rFonts w:ascii="Times New Roman" w:hAnsi="Times New Roman" w:cs="Times New Roman" w:eastAsia="Times New Roman"/>
+                <w:rFonts w:ascii="Arial" w:hAnsi="Arial" w:cs="Arial" w:eastAsia="Times New Roman"/>
                 <w:sz w:val="20"/>
               </w:rPr>
             </w:r>
@@ -6605,13 +6605,13 @@
       </w:pPr>
       <w:r>
         <w:rPr>
-          <w:rFonts w:ascii="Times New Roman" w:hAnsi="Times New Roman" w:cs="Times New Roman" w:eastAsia="Times New Roman"/>
+          <w:rFonts w:ascii="Arial" w:hAnsi="Arial" w:cs="Arial" w:eastAsia="Times New Roman"/>
           <w:sz w:val="24"/>
         </w:rPr>
       </w:r>
       <w:r>
         <w:rPr>
-          <w:rFonts w:ascii="Times New Roman" w:hAnsi="Times New Roman" w:cs="Times New Roman" w:eastAsia="Times New Roman"/>
+          <w:rFonts w:ascii="Arial" w:hAnsi="Arial" w:cs="Arial" w:eastAsia="Times New Roman"/>
           <w:sz w:val="24"/>
         </w:rPr>
       </w:r>
@@ -6625,7 +6625,7 @@
       </w:pPr>
       <w:r>
         <w:rPr>
-          <w:rFonts w:ascii="Times New Roman" w:hAnsi="Times New Roman" w:cs="Times New Roman" w:eastAsia="Times New Roman"/>
+          <w:rFonts w:ascii="Arial" w:hAnsi="Arial" w:cs="Arial" w:eastAsia="Times New Roman"/>
           <w:b/>
           <w:color w:val="1f3b73"/>
           <w:sz w:val="24"/>
@@ -6634,7 +6634,7 @@
       </w:r>
       <w:r>
         <w:rPr>
-          <w:rFonts w:ascii="Times New Roman" w:hAnsi="Times New Roman" w:cs="Times New Roman" w:eastAsia="Times New Roman"/>
+          <w:rFonts w:ascii="Arial" w:hAnsi="Arial" w:cs="Arial" w:eastAsia="Times New Roman"/>
           <w:sz w:val="24"/>
         </w:rPr>
       </w:r>
@@ -6650,14 +6650,14 @@
       </w:pPr>
       <w:r>
         <w:rPr>
-          <w:rFonts w:ascii="Times New Roman" w:hAnsi="Times New Roman" w:cs="Times New Roman" w:eastAsia="Times New Roman"/>
+          <w:rFonts w:ascii="Arial" w:hAnsi="Arial" w:cs="Arial" w:eastAsia="Times New Roman"/>
           <w:sz w:val="24"/>
         </w:rPr>
         <w:t xml:space="preserve">Revisão da matriz de riscos ao término de cada sprint, durante a Sprint Retrospective, com registro na planilha de controle de riscos do Apêndice A.</w:t>
       </w:r>
       <w:r>
         <w:rPr>
-          <w:rFonts w:ascii="Times New Roman" w:hAnsi="Times New Roman" w:cs="Times New Roman" w:eastAsia="Times New Roman"/>
+          <w:rFonts w:ascii="Arial" w:hAnsi="Arial" w:cs="Arial" w:eastAsia="Times New Roman"/>
           <w:sz w:val="24"/>
         </w:rPr>
       </w:r>
@@ -6673,14 +6673,14 @@
       </w:pPr>
       <w:r>
         <w:rPr>
-          <w:rFonts w:ascii="Times New Roman" w:hAnsi="Times New Roman" w:cs="Times New Roman" w:eastAsia="Times New Roman"/>
+          <w:rFonts w:ascii="Arial" w:hAnsi="Arial" w:cs="Arial" w:eastAsia="Times New Roman"/>
           <w:sz w:val="24"/>
         </w:rPr>
         <w:t xml:space="preserve">Reunião semanal de acompanhamento dos quatro riscos críticos (R1, R2, R4 e R5) até a apresentação na FAITEC 2026.</w:t>
       </w:r>
       <w:r>
         <w:rPr>
-          <w:rFonts w:ascii="Times New Roman" w:hAnsi="Times New Roman" w:cs="Times New Roman" w:eastAsia="Times New Roman"/>
+          <w:rFonts w:ascii="Arial" w:hAnsi="Arial" w:cs="Arial" w:eastAsia="Times New Roman"/>
           <w:sz w:val="24"/>
         </w:rPr>
       </w:r>
@@ -6696,14 +6696,14 @@
       </w:pPr>
       <w:r>
         <w:rPr>
-          <w:rFonts w:ascii="Times New Roman" w:hAnsi="Times New Roman" w:cs="Times New Roman" w:eastAsia="Times New Roman"/>
+          <w:rFonts w:ascii="Arial" w:hAnsi="Arial" w:cs="Arial" w:eastAsia="Times New Roman"/>
           <w:sz w:val="24"/>
         </w:rPr>
         <w:t xml:space="preserve">Inclusão de novos riscos identificados ao longo da Fase 4, com reavaliação de probabilidade e impacto dos riscos já registrados.</w:t>
       </w:r>
       <w:r>
         <w:rPr>
-          <w:rFonts w:ascii="Times New Roman" w:hAnsi="Times New Roman" w:cs="Times New Roman" w:eastAsia="Times New Roman"/>
+          <w:rFonts w:ascii="Arial" w:hAnsi="Arial" w:cs="Arial" w:eastAsia="Times New Roman"/>
           <w:sz w:val="24"/>
         </w:rPr>
       </w:r>
@@ -6719,14 +6719,14 @@
       </w:pPr>
       <w:r>
         <w:rPr>
-          <w:rFonts w:ascii="Times New Roman" w:hAnsi="Times New Roman" w:cs="Times New Roman" w:eastAsia="Times New Roman"/>
+          <w:rFonts w:ascii="Arial" w:hAnsi="Arial" w:cs="Arial" w:eastAsia="Times New Roman"/>
           <w:sz w:val="24"/>
         </w:rPr>
         <w:t xml:space="preserve">Reavaliação imediata da estratégia de resposta sempre que um risco se concretizar, com registro da lição aprendida no relatório de desempenho do Apêndice B.</w:t>
       </w:r>
       <w:r>
         <w:rPr>
-          <w:rFonts w:ascii="Times New Roman" w:hAnsi="Times New Roman" w:cs="Times New Roman" w:eastAsia="Times New Roman"/>
+          <w:rFonts w:ascii="Arial" w:hAnsi="Arial" w:cs="Arial" w:eastAsia="Times New Roman"/>
           <w:sz w:val="24"/>
         </w:rPr>
       </w:r>
@@ -6742,14 +6742,14 @@
       </w:pPr>
       <w:r>
         <w:rPr>
-          <w:rFonts w:ascii="Times New Roman" w:hAnsi="Times New Roman" w:cs="Times New Roman" w:eastAsia="Times New Roman"/>
+          <w:rFonts w:ascii="Arial" w:hAnsi="Arial" w:cs="Arial" w:eastAsia="Times New Roman"/>
           <w:sz w:val="24"/>
         </w:rPr>
         <w:t xml:space="preserve">Comunicação dos riscos críticos à orientadora do projeto nas reuniões de acompanhamento.</w:t>
       </w:r>
       <w:r>
         <w:rPr>
-          <w:rFonts w:ascii="Times New Roman" w:hAnsi="Times New Roman" w:cs="Times New Roman" w:eastAsia="Times New Roman"/>
+          <w:rFonts w:ascii="Arial" w:hAnsi="Arial" w:cs="Arial" w:eastAsia="Times New Roman"/>
           <w:sz w:val="24"/>
         </w:rPr>
       </w:r>
@@ -37752,7 +37752,7 @@
       <w:ind/>
     </w:pPr>
     <w:rPr>
-      <w:rFonts w:ascii="Times New Roman" w:hAnsi="Times New Roman" w:eastAsia="Times New Roman" w:cs="Times New Roman"/>
+      <w:rFonts w:ascii="Arial" w:hAnsi="Arial" w:eastAsia="Times New Roman" w:cs="Arial"/>
       <w:sz w:val="24"/>
     </w:rPr>
   </w:style>
